--- a/Git Hub/Git Bash Respository.docx
+++ b/Git Hub/Git Bash Respository.docx
@@ -202,7 +202,15 @@
         </w:numPr>
       </w:pPr>
       <w:r>
-        <w:t xml:space="preserve">Now Git quietly creates that hidden .git folder. </w:t>
+        <w:t xml:space="preserve">Now Git quietly creates that </w:t>
+      </w:r>
+      <w:proofErr w:type="gramStart"/>
+      <w:r>
+        <w:t>hidden .git</w:t>
+      </w:r>
+      <w:proofErr w:type="gramEnd"/>
+      <w:r>
+        <w:t xml:space="preserve"> folder. </w:t>
       </w:r>
     </w:p>
     <w:p>
@@ -238,7 +246,15 @@
         </w:numPr>
       </w:pPr>
       <w:r>
-        <w:t xml:space="preserve">Initialized empty Git repository in E:/Skills/Cyber Projects/.git/ </w:t>
+        <w:t>Initialized empty Git repository in E:/Skills/Cyber Projects</w:t>
+      </w:r>
+      <w:proofErr w:type="gramStart"/>
+      <w:r>
+        <w:t>/.git</w:t>
+      </w:r>
+      <w:proofErr w:type="gramEnd"/>
+      <w:r>
+        <w:t xml:space="preserve">/ </w:t>
       </w:r>
     </w:p>
     <w:p>
@@ -274,7 +290,15 @@
         </w:numPr>
       </w:pPr>
       <w:r>
-        <w:t xml:space="preserve">Behind the scenes, Git created a hidden folder named .git where it will track every change you make from now on. </w:t>
+        <w:t xml:space="preserve">Behind the scenes, Git created a hidden folder </w:t>
+      </w:r>
+      <w:proofErr w:type="gramStart"/>
+      <w:r>
+        <w:t>named .git</w:t>
+      </w:r>
+      <w:proofErr w:type="gramEnd"/>
+      <w:r>
+        <w:t xml:space="preserve"> where it will track every change you make from now on. </w:t>
       </w:r>
     </w:p>
     <w:p>
@@ -298,7 +322,23 @@
         </w:numPr>
       </w:pPr>
       <w:r>
-        <w:t xml:space="preserve">Instead, it “resets” the metadata inside the hidden .git folder. </w:t>
+        <w:t xml:space="preserve">Instead, </w:t>
+      </w:r>
+      <w:proofErr w:type="gramStart"/>
+      <w:r>
+        <w:t>it</w:t>
+      </w:r>
+      <w:proofErr w:type="gramEnd"/>
+      <w:r>
+        <w:t xml:space="preserve"> “resets” the metadata inside the </w:t>
+      </w:r>
+      <w:proofErr w:type="gramStart"/>
+      <w:r>
+        <w:t>hidden .git</w:t>
+      </w:r>
+      <w:proofErr w:type="gramEnd"/>
+      <w:r>
+        <w:t xml:space="preserve"> folder. </w:t>
       </w:r>
     </w:p>
     <w:p>
@@ -409,7 +449,15 @@
         </w:numPr>
       </w:pPr>
       <w:r>
-        <w:t>git config --global --add safe.directory 'E:/Skills/Cyber Projects'</w:t>
+        <w:t xml:space="preserve">git config --global --add </w:t>
+      </w:r>
+      <w:proofErr w:type="gramStart"/>
+      <w:r>
+        <w:t>safe.directory</w:t>
+      </w:r>
+      <w:proofErr w:type="gramEnd"/>
+      <w:r>
+        <w:t xml:space="preserve"> 'E:/Skills/Cyber Projects'</w:t>
       </w:r>
     </w:p>
     <w:p>
@@ -433,7 +481,15 @@
         </w:numPr>
       </w:pPr>
       <w:r>
-        <w:t>Type, git config --global --add safe.directory ‘E:/Skills/Cyber Project’</w:t>
+        <w:t xml:space="preserve">Type, git config --global --add </w:t>
+      </w:r>
+      <w:proofErr w:type="gramStart"/>
+      <w:r>
+        <w:t>safe.directory</w:t>
+      </w:r>
+      <w:proofErr w:type="gramEnd"/>
+      <w:r>
+        <w:t xml:space="preserve"> ‘E:/Skills/Cyber Project’</w:t>
       </w:r>
     </w:p>
     <w:p>
@@ -457,7 +513,15 @@
         </w:numPr>
       </w:pPr>
       <w:r>
-        <w:t xml:space="preserve">Warning: safe.directory ‘e’ not absolute. </w:t>
+        <w:t xml:space="preserve">Warning: </w:t>
+      </w:r>
+      <w:proofErr w:type="gramStart"/>
+      <w:r>
+        <w:t>safe.directory</w:t>
+      </w:r>
+      <w:proofErr w:type="gramEnd"/>
+      <w:r>
+        <w:t xml:space="preserve"> ‘e’ not absolute. </w:t>
       </w:r>
     </w:p>
     <w:p>
@@ -493,7 +557,15 @@
         </w:numPr>
       </w:pPr>
       <w:r>
-        <w:t>To fix the error message/ warning: safe.directory ‘e’ not absolute</w:t>
+        <w:t xml:space="preserve">To fix the error message/ warning: </w:t>
+      </w:r>
+      <w:proofErr w:type="gramStart"/>
+      <w:r>
+        <w:t>safe.directory</w:t>
+      </w:r>
+      <w:proofErr w:type="gramEnd"/>
+      <w:r>
+        <w:t xml:space="preserve"> ‘e’ not absolute</w:t>
       </w:r>
       <w:r>
         <w:t>:</w:t>
@@ -520,7 +592,15 @@
         </w:numPr>
       </w:pPr>
       <w:r>
-        <w:t>Even if its working, that “not absolute” warning is annoying:</w:t>
+        <w:t xml:space="preserve">Even if </w:t>
+      </w:r>
+      <w:proofErr w:type="spellStart"/>
+      <w:r>
+        <w:t>its</w:t>
+      </w:r>
+      <w:proofErr w:type="spellEnd"/>
+      <w:r>
+        <w:t xml:space="preserve"> working, that “not absolute” warning is annoying:</w:t>
       </w:r>
     </w:p>
     <w:p>
@@ -556,7 +636,15 @@
         </w:numPr>
       </w:pPr>
       <w:r>
-        <w:t xml:space="preserve">Type, git config --global --list show-origin | grep safe.directory </w:t>
+        <w:t xml:space="preserve">Type, git config --global --list show-origin | grep </w:t>
+      </w:r>
+      <w:proofErr w:type="gramStart"/>
+      <w:r>
+        <w:t>safe.directory</w:t>
+      </w:r>
+      <w:proofErr w:type="gramEnd"/>
+      <w:r>
+        <w:t xml:space="preserve"> </w:t>
       </w:r>
     </w:p>
     <w:p>
@@ -598,7 +686,33 @@
           <w:szCs w:val="18"/>
           <w:highlight w:val="yellow"/>
         </w:rPr>
-        <w:t>warning: safe.directory 'e' not absolute</w:t>
+        <w:t xml:space="preserve">warning: </w:t>
+      </w:r>
+      <w:proofErr w:type="gramStart"/>
+      <w:r>
+        <w:rPr>
+          <w:rFonts w:ascii="Lucida Console" w:hAnsi="Lucida Console" w:cs="Lucida Console"/>
+          <w:b/>
+          <w:bCs/>
+          <w:kern w:val="0"/>
+          <w:sz w:val="18"/>
+          <w:szCs w:val="18"/>
+          <w:highlight w:val="yellow"/>
+        </w:rPr>
+        <w:t>safe.directory</w:t>
+      </w:r>
+      <w:proofErr w:type="gramEnd"/>
+      <w:r>
+        <w:rPr>
+          <w:rFonts w:ascii="Lucida Console" w:hAnsi="Lucida Console" w:cs="Lucida Console"/>
+          <w:b/>
+          <w:bCs/>
+          <w:kern w:val="0"/>
+          <w:sz w:val="18"/>
+          <w:szCs w:val="18"/>
+          <w:highlight w:val="yellow"/>
+        </w:rPr>
+        <w:t xml:space="preserve"> 'e' not absolute</w:t>
       </w:r>
     </w:p>
     <w:p>
@@ -618,17 +732,83 @@
           <w:highlight w:val="yellow"/>
         </w:rPr>
       </w:pPr>
-      <w:r>
-        <w:rPr>
-          <w:rFonts w:ascii="Lucida Console" w:hAnsi="Lucida Console" w:cs="Lucida Console"/>
-          <w:b/>
-          <w:bCs/>
-          <w:kern w:val="0"/>
-          <w:sz w:val="18"/>
-          <w:szCs w:val="18"/>
-          <w:highlight w:val="yellow"/>
-        </w:rPr>
-        <w:t>file:C:/Users/Pshh!tEZ/.gitconfig       safe.directory=e</w:t>
+      <w:proofErr w:type="gramStart"/>
+      <w:r>
+        <w:rPr>
+          <w:rFonts w:ascii="Lucida Console" w:hAnsi="Lucida Console" w:cs="Lucida Console"/>
+          <w:b/>
+          <w:bCs/>
+          <w:kern w:val="0"/>
+          <w:sz w:val="18"/>
+          <w:szCs w:val="18"/>
+          <w:highlight w:val="yellow"/>
+        </w:rPr>
+        <w:t>file:C:/Users/Pshh</w:t>
+      </w:r>
+      <w:proofErr w:type="gramEnd"/>
+      <w:r>
+        <w:rPr>
+          <w:rFonts w:ascii="Lucida Console" w:hAnsi="Lucida Console" w:cs="Lucida Console"/>
+          <w:b/>
+          <w:bCs/>
+          <w:kern w:val="0"/>
+          <w:sz w:val="18"/>
+          <w:szCs w:val="18"/>
+          <w:highlight w:val="yellow"/>
+        </w:rPr>
+        <w:t>!tEZ</w:t>
+      </w:r>
+      <w:proofErr w:type="gramStart"/>
+      <w:r>
+        <w:rPr>
+          <w:rFonts w:ascii="Lucida Console" w:hAnsi="Lucida Console" w:cs="Lucida Console"/>
+          <w:b/>
+          <w:bCs/>
+          <w:kern w:val="0"/>
+          <w:sz w:val="18"/>
+          <w:szCs w:val="18"/>
+          <w:highlight w:val="yellow"/>
+        </w:rPr>
+        <w:t>/.gitconfig</w:t>
+      </w:r>
+      <w:proofErr w:type="gramEnd"/>
+      <w:r>
+        <w:rPr>
+          <w:rFonts w:ascii="Lucida Console" w:hAnsi="Lucida Console" w:cs="Lucida Console"/>
+          <w:b/>
+          <w:bCs/>
+          <w:kern w:val="0"/>
+          <w:sz w:val="18"/>
+          <w:szCs w:val="18"/>
+          <w:highlight w:val="yellow"/>
+        </w:rPr>
+        <w:t xml:space="preserve">       </w:t>
+      </w:r>
+      <w:proofErr w:type="gramStart"/>
+      <w:r>
+        <w:rPr>
+          <w:rFonts w:ascii="Lucida Console" w:hAnsi="Lucida Console" w:cs="Lucida Console"/>
+          <w:b/>
+          <w:bCs/>
+          <w:kern w:val="0"/>
+          <w:sz w:val="18"/>
+          <w:szCs w:val="18"/>
+          <w:highlight w:val="yellow"/>
+        </w:rPr>
+        <w:t>safe.directory</w:t>
+      </w:r>
+      <w:proofErr w:type="gramEnd"/>
+      <w:r>
+        <w:rPr>
+          <w:rFonts w:ascii="Lucida Console" w:hAnsi="Lucida Console" w:cs="Lucida Console"/>
+          <w:b/>
+          <w:bCs/>
+          <w:kern w:val="0"/>
+          <w:sz w:val="18"/>
+          <w:szCs w:val="18"/>
+          <w:highlight w:val="yellow"/>
+        </w:rPr>
+        <w:t>=e</w:t>
       </w:r>
     </w:p>
     <w:p>
@@ -648,17 +828,83 @@
           <w:highlight w:val="yellow"/>
         </w:rPr>
       </w:pPr>
-      <w:r>
-        <w:rPr>
-          <w:rFonts w:ascii="Lucida Console" w:hAnsi="Lucida Console" w:cs="Lucida Console"/>
-          <w:b/>
-          <w:bCs/>
-          <w:kern w:val="0"/>
-          <w:sz w:val="18"/>
-          <w:szCs w:val="18"/>
-          <w:highlight w:val="yellow"/>
-        </w:rPr>
-        <w:t>file:C:/Users/Pshh!tEZ/.gitconfig       safe.directory=E:/Skills/Cyber Projects</w:t>
+      <w:proofErr w:type="gramStart"/>
+      <w:r>
+        <w:rPr>
+          <w:rFonts w:ascii="Lucida Console" w:hAnsi="Lucida Console" w:cs="Lucida Console"/>
+          <w:b/>
+          <w:bCs/>
+          <w:kern w:val="0"/>
+          <w:sz w:val="18"/>
+          <w:szCs w:val="18"/>
+          <w:highlight w:val="yellow"/>
+        </w:rPr>
+        <w:t>file:C:/Users/Pshh</w:t>
+      </w:r>
+      <w:proofErr w:type="gramEnd"/>
+      <w:r>
+        <w:rPr>
+          <w:rFonts w:ascii="Lucida Console" w:hAnsi="Lucida Console" w:cs="Lucida Console"/>
+          <w:b/>
+          <w:bCs/>
+          <w:kern w:val="0"/>
+          <w:sz w:val="18"/>
+          <w:szCs w:val="18"/>
+          <w:highlight w:val="yellow"/>
+        </w:rPr>
+        <w:t>!tEZ</w:t>
+      </w:r>
+      <w:proofErr w:type="gramStart"/>
+      <w:r>
+        <w:rPr>
+          <w:rFonts w:ascii="Lucida Console" w:hAnsi="Lucida Console" w:cs="Lucida Console"/>
+          <w:b/>
+          <w:bCs/>
+          <w:kern w:val="0"/>
+          <w:sz w:val="18"/>
+          <w:szCs w:val="18"/>
+          <w:highlight w:val="yellow"/>
+        </w:rPr>
+        <w:t>/.gitconfig</w:t>
+      </w:r>
+      <w:proofErr w:type="gramEnd"/>
+      <w:r>
+        <w:rPr>
+          <w:rFonts w:ascii="Lucida Console" w:hAnsi="Lucida Console" w:cs="Lucida Console"/>
+          <w:b/>
+          <w:bCs/>
+          <w:kern w:val="0"/>
+          <w:sz w:val="18"/>
+          <w:szCs w:val="18"/>
+          <w:highlight w:val="yellow"/>
+        </w:rPr>
+        <w:t xml:space="preserve">       </w:t>
+      </w:r>
+      <w:proofErr w:type="gramStart"/>
+      <w:r>
+        <w:rPr>
+          <w:rFonts w:ascii="Lucida Console" w:hAnsi="Lucida Console" w:cs="Lucida Console"/>
+          <w:b/>
+          <w:bCs/>
+          <w:kern w:val="0"/>
+          <w:sz w:val="18"/>
+          <w:szCs w:val="18"/>
+          <w:highlight w:val="yellow"/>
+        </w:rPr>
+        <w:t>safe.directory</w:t>
+      </w:r>
+      <w:proofErr w:type="gramEnd"/>
+      <w:r>
+        <w:rPr>
+          <w:rFonts w:ascii="Lucida Console" w:hAnsi="Lucida Console" w:cs="Lucida Console"/>
+          <w:b/>
+          <w:bCs/>
+          <w:kern w:val="0"/>
+          <w:sz w:val="18"/>
+          <w:szCs w:val="18"/>
+          <w:highlight w:val="yellow"/>
+        </w:rPr>
+        <w:t>=E:/Skills/Cyber Projects</w:t>
       </w:r>
     </w:p>
     <w:p>
@@ -678,17 +924,83 @@
           <w:highlight w:val="yellow"/>
         </w:rPr>
       </w:pPr>
-      <w:r>
-        <w:rPr>
-          <w:rFonts w:ascii="Lucida Console" w:hAnsi="Lucida Console" w:cs="Lucida Console"/>
-          <w:b/>
-          <w:bCs/>
-          <w:kern w:val="0"/>
-          <w:sz w:val="18"/>
-          <w:szCs w:val="18"/>
-          <w:highlight w:val="yellow"/>
-        </w:rPr>
-        <w:t>file:C:/Users/Pshh!tEZ/.gitconfig       safe.directory=E:/Skills/Cyber Projects</w:t>
+      <w:proofErr w:type="gramStart"/>
+      <w:r>
+        <w:rPr>
+          <w:rFonts w:ascii="Lucida Console" w:hAnsi="Lucida Console" w:cs="Lucida Console"/>
+          <w:b/>
+          <w:bCs/>
+          <w:kern w:val="0"/>
+          <w:sz w:val="18"/>
+          <w:szCs w:val="18"/>
+          <w:highlight w:val="yellow"/>
+        </w:rPr>
+        <w:t>file:C:/Users/Pshh</w:t>
+      </w:r>
+      <w:proofErr w:type="gramEnd"/>
+      <w:r>
+        <w:rPr>
+          <w:rFonts w:ascii="Lucida Console" w:hAnsi="Lucida Console" w:cs="Lucida Console"/>
+          <w:b/>
+          <w:bCs/>
+          <w:kern w:val="0"/>
+          <w:sz w:val="18"/>
+          <w:szCs w:val="18"/>
+          <w:highlight w:val="yellow"/>
+        </w:rPr>
+        <w:t>!tEZ</w:t>
+      </w:r>
+      <w:proofErr w:type="gramStart"/>
+      <w:r>
+        <w:rPr>
+          <w:rFonts w:ascii="Lucida Console" w:hAnsi="Lucida Console" w:cs="Lucida Console"/>
+          <w:b/>
+          <w:bCs/>
+          <w:kern w:val="0"/>
+          <w:sz w:val="18"/>
+          <w:szCs w:val="18"/>
+          <w:highlight w:val="yellow"/>
+        </w:rPr>
+        <w:t>/.gitconfig</w:t>
+      </w:r>
+      <w:proofErr w:type="gramEnd"/>
+      <w:r>
+        <w:rPr>
+          <w:rFonts w:ascii="Lucida Console" w:hAnsi="Lucida Console" w:cs="Lucida Console"/>
+          <w:b/>
+          <w:bCs/>
+          <w:kern w:val="0"/>
+          <w:sz w:val="18"/>
+          <w:szCs w:val="18"/>
+          <w:highlight w:val="yellow"/>
+        </w:rPr>
+        <w:t xml:space="preserve">       </w:t>
+      </w:r>
+      <w:proofErr w:type="gramStart"/>
+      <w:r>
+        <w:rPr>
+          <w:rFonts w:ascii="Lucida Console" w:hAnsi="Lucida Console" w:cs="Lucida Console"/>
+          <w:b/>
+          <w:bCs/>
+          <w:kern w:val="0"/>
+          <w:sz w:val="18"/>
+          <w:szCs w:val="18"/>
+          <w:highlight w:val="yellow"/>
+        </w:rPr>
+        <w:t>safe.directory</w:t>
+      </w:r>
+      <w:proofErr w:type="gramEnd"/>
+      <w:r>
+        <w:rPr>
+          <w:rFonts w:ascii="Lucida Console" w:hAnsi="Lucida Console" w:cs="Lucida Console"/>
+          <w:b/>
+          <w:bCs/>
+          <w:kern w:val="0"/>
+          <w:sz w:val="18"/>
+          <w:szCs w:val="18"/>
+          <w:highlight w:val="yellow"/>
+        </w:rPr>
+        <w:t>=E:/Skills/Cyber Projects</w:t>
       </w:r>
     </w:p>
     <w:p>
@@ -708,17 +1020,83 @@
           <w:highlight w:val="yellow"/>
         </w:rPr>
       </w:pPr>
-      <w:r>
-        <w:rPr>
-          <w:rFonts w:ascii="Lucida Console" w:hAnsi="Lucida Console" w:cs="Lucida Console"/>
-          <w:b/>
-          <w:bCs/>
-          <w:kern w:val="0"/>
-          <w:sz w:val="18"/>
-          <w:szCs w:val="18"/>
-          <w:highlight w:val="yellow"/>
-        </w:rPr>
-        <w:t>file:C:/Users/Pshh!tEZ/.gitconfig       safe.directory=e:/Skills/Cyber Projects</w:t>
+      <w:proofErr w:type="gramStart"/>
+      <w:r>
+        <w:rPr>
+          <w:rFonts w:ascii="Lucida Console" w:hAnsi="Lucida Console" w:cs="Lucida Console"/>
+          <w:b/>
+          <w:bCs/>
+          <w:kern w:val="0"/>
+          <w:sz w:val="18"/>
+          <w:szCs w:val="18"/>
+          <w:highlight w:val="yellow"/>
+        </w:rPr>
+        <w:t>file:C:/Users/Pshh</w:t>
+      </w:r>
+      <w:proofErr w:type="gramEnd"/>
+      <w:r>
+        <w:rPr>
+          <w:rFonts w:ascii="Lucida Console" w:hAnsi="Lucida Console" w:cs="Lucida Console"/>
+          <w:b/>
+          <w:bCs/>
+          <w:kern w:val="0"/>
+          <w:sz w:val="18"/>
+          <w:szCs w:val="18"/>
+          <w:highlight w:val="yellow"/>
+        </w:rPr>
+        <w:t>!tEZ</w:t>
+      </w:r>
+      <w:proofErr w:type="gramStart"/>
+      <w:r>
+        <w:rPr>
+          <w:rFonts w:ascii="Lucida Console" w:hAnsi="Lucida Console" w:cs="Lucida Console"/>
+          <w:b/>
+          <w:bCs/>
+          <w:kern w:val="0"/>
+          <w:sz w:val="18"/>
+          <w:szCs w:val="18"/>
+          <w:highlight w:val="yellow"/>
+        </w:rPr>
+        <w:t>/.gitconfig</w:t>
+      </w:r>
+      <w:proofErr w:type="gramEnd"/>
+      <w:r>
+        <w:rPr>
+          <w:rFonts w:ascii="Lucida Console" w:hAnsi="Lucida Console" w:cs="Lucida Console"/>
+          <w:b/>
+          <w:bCs/>
+          <w:kern w:val="0"/>
+          <w:sz w:val="18"/>
+          <w:szCs w:val="18"/>
+          <w:highlight w:val="yellow"/>
+        </w:rPr>
+        <w:t xml:space="preserve">       </w:t>
+      </w:r>
+      <w:proofErr w:type="gramStart"/>
+      <w:r>
+        <w:rPr>
+          <w:rFonts w:ascii="Lucida Console" w:hAnsi="Lucida Console" w:cs="Lucida Console"/>
+          <w:b/>
+          <w:bCs/>
+          <w:kern w:val="0"/>
+          <w:sz w:val="18"/>
+          <w:szCs w:val="18"/>
+          <w:highlight w:val="yellow"/>
+        </w:rPr>
+        <w:t>safe.directory</w:t>
+      </w:r>
+      <w:proofErr w:type="gramEnd"/>
+      <w:r>
+        <w:rPr>
+          <w:rFonts w:ascii="Lucida Console" w:hAnsi="Lucida Console" w:cs="Lucida Console"/>
+          <w:b/>
+          <w:bCs/>
+          <w:kern w:val="0"/>
+          <w:sz w:val="18"/>
+          <w:szCs w:val="18"/>
+          <w:highlight w:val="yellow"/>
+        </w:rPr>
+        <w:t>=e:/Skills/Cyber Projects</w:t>
       </w:r>
     </w:p>
     <w:p>
@@ -738,17 +1116,83 @@
           <w:highlight w:val="yellow"/>
         </w:rPr>
       </w:pPr>
-      <w:r>
-        <w:rPr>
-          <w:rFonts w:ascii="Lucida Console" w:hAnsi="Lucida Console" w:cs="Lucida Console"/>
-          <w:b/>
-          <w:bCs/>
-          <w:kern w:val="0"/>
-          <w:sz w:val="18"/>
-          <w:szCs w:val="18"/>
-          <w:highlight w:val="yellow"/>
-        </w:rPr>
-        <w:t>file:C:/Users/Pshh!tEZ/.gitconfig       safe.directory=e:/Skills/Cyber Projects</w:t>
+      <w:proofErr w:type="gramStart"/>
+      <w:r>
+        <w:rPr>
+          <w:rFonts w:ascii="Lucida Console" w:hAnsi="Lucida Console" w:cs="Lucida Console"/>
+          <w:b/>
+          <w:bCs/>
+          <w:kern w:val="0"/>
+          <w:sz w:val="18"/>
+          <w:szCs w:val="18"/>
+          <w:highlight w:val="yellow"/>
+        </w:rPr>
+        <w:t>file:C:/Users/Pshh</w:t>
+      </w:r>
+      <w:proofErr w:type="gramEnd"/>
+      <w:r>
+        <w:rPr>
+          <w:rFonts w:ascii="Lucida Console" w:hAnsi="Lucida Console" w:cs="Lucida Console"/>
+          <w:b/>
+          <w:bCs/>
+          <w:kern w:val="0"/>
+          <w:sz w:val="18"/>
+          <w:szCs w:val="18"/>
+          <w:highlight w:val="yellow"/>
+        </w:rPr>
+        <w:t>!tEZ</w:t>
+      </w:r>
+      <w:proofErr w:type="gramStart"/>
+      <w:r>
+        <w:rPr>
+          <w:rFonts w:ascii="Lucida Console" w:hAnsi="Lucida Console" w:cs="Lucida Console"/>
+          <w:b/>
+          <w:bCs/>
+          <w:kern w:val="0"/>
+          <w:sz w:val="18"/>
+          <w:szCs w:val="18"/>
+          <w:highlight w:val="yellow"/>
+        </w:rPr>
+        <w:t>/.gitconfig</w:t>
+      </w:r>
+      <w:proofErr w:type="gramEnd"/>
+      <w:r>
+        <w:rPr>
+          <w:rFonts w:ascii="Lucida Console" w:hAnsi="Lucida Console" w:cs="Lucida Console"/>
+          <w:b/>
+          <w:bCs/>
+          <w:kern w:val="0"/>
+          <w:sz w:val="18"/>
+          <w:szCs w:val="18"/>
+          <w:highlight w:val="yellow"/>
+        </w:rPr>
+        <w:t xml:space="preserve">       </w:t>
+      </w:r>
+      <w:proofErr w:type="gramStart"/>
+      <w:r>
+        <w:rPr>
+          <w:rFonts w:ascii="Lucida Console" w:hAnsi="Lucida Console" w:cs="Lucida Console"/>
+          <w:b/>
+          <w:bCs/>
+          <w:kern w:val="0"/>
+          <w:sz w:val="18"/>
+          <w:szCs w:val="18"/>
+          <w:highlight w:val="yellow"/>
+        </w:rPr>
+        <w:t>safe.directory</w:t>
+      </w:r>
+      <w:proofErr w:type="gramEnd"/>
+      <w:r>
+        <w:rPr>
+          <w:rFonts w:ascii="Lucida Console" w:hAnsi="Lucida Console" w:cs="Lucida Console"/>
+          <w:b/>
+          <w:bCs/>
+          <w:kern w:val="0"/>
+          <w:sz w:val="18"/>
+          <w:szCs w:val="18"/>
+          <w:highlight w:val="yellow"/>
+        </w:rPr>
+        <w:t>=e:/Skills/Cyber Projects</w:t>
       </w:r>
     </w:p>
     <w:p>
@@ -777,7 +1221,33 @@
           <w:szCs w:val="18"/>
           <w:highlight w:val="yellow"/>
         </w:rPr>
-        <w:t>warning: safe.directory 'e' not absolute</w:t>
+        <w:t xml:space="preserve">warning: </w:t>
+      </w:r>
+      <w:proofErr w:type="gramStart"/>
+      <w:r>
+        <w:rPr>
+          <w:rFonts w:ascii="Lucida Console" w:hAnsi="Lucida Console" w:cs="Lucida Console"/>
+          <w:b/>
+          <w:bCs/>
+          <w:kern w:val="0"/>
+          <w:sz w:val="18"/>
+          <w:szCs w:val="18"/>
+          <w:highlight w:val="yellow"/>
+        </w:rPr>
+        <w:t>safe.directory</w:t>
+      </w:r>
+      <w:proofErr w:type="gramEnd"/>
+      <w:r>
+        <w:rPr>
+          <w:rFonts w:ascii="Lucida Console" w:hAnsi="Lucida Console" w:cs="Lucida Console"/>
+          <w:b/>
+          <w:bCs/>
+          <w:kern w:val="0"/>
+          <w:sz w:val="18"/>
+          <w:szCs w:val="18"/>
+          <w:highlight w:val="yellow"/>
+        </w:rPr>
+        <w:t xml:space="preserve"> 'e' not absolute</w:t>
       </w:r>
     </w:p>
     <w:p>
@@ -789,7 +1259,20 @@
         </w:numPr>
       </w:pPr>
       <w:r>
-        <w:t xml:space="preserve">The mystery is solved! My .gitconfig file is “cluttered” with multiple conflicting entries. </w:t>
+        <w:t xml:space="preserve">The mystery is solved! </w:t>
+      </w:r>
+      <w:proofErr w:type="gramStart"/>
+      <w:r>
+        <w:t>My .</w:t>
+      </w:r>
+      <w:proofErr w:type="spellStart"/>
+      <w:r>
+        <w:t>gitconfig</w:t>
+      </w:r>
+      <w:proofErr w:type="spellEnd"/>
+      <w:proofErr w:type="gramEnd"/>
+      <w:r>
+        <w:t xml:space="preserve"> file is “cluttered” with multiple conflicting entries. </w:t>
       </w:r>
     </w:p>
     <w:p>
@@ -801,7 +1284,15 @@
         </w:numPr>
       </w:pPr>
       <w:r>
-        <w:t xml:space="preserve">Git is reading that very first line (safe.directory=e), failing on it, and </w:t>
+        <w:t>Git is reading that very first line (</w:t>
+      </w:r>
+      <w:proofErr w:type="gramStart"/>
+      <w:r>
+        <w:t>safe.directory</w:t>
+      </w:r>
+      <w:proofErr w:type="gramEnd"/>
+      <w:r>
+        <w:t xml:space="preserve">=e), failing on it, and </w:t>
       </w:r>
       <w:r>
         <w:lastRenderedPageBreak/>
@@ -877,7 +1368,15 @@
         </w:numPr>
       </w:pPr>
       <w:r>
-        <w:t xml:space="preserve">This removes every single version of safe.directory from your config file, including the broken e. </w:t>
+        <w:t xml:space="preserve">This removes every single version of </w:t>
+      </w:r>
+      <w:proofErr w:type="gramStart"/>
+      <w:r>
+        <w:t>safe.directory</w:t>
+      </w:r>
+      <w:proofErr w:type="gramEnd"/>
+      <w:r>
+        <w:t xml:space="preserve"> from your config file, including the broken e. </w:t>
       </w:r>
     </w:p>
     <w:p>
@@ -889,8 +1388,13 @@
         </w:numPr>
       </w:pPr>
       <w:r>
-        <w:t>Type, git config --global --unset-all safe.directory</w:t>
-      </w:r>
+        <w:t xml:space="preserve">Type, git config --global --unset-all </w:t>
+      </w:r>
+      <w:proofErr w:type="gramStart"/>
+      <w:r>
+        <w:t>safe.directory</w:t>
+      </w:r>
+      <w:proofErr w:type="gramEnd"/>
     </w:p>
     <w:p>
       <w:pPr>
@@ -940,7 +1444,15 @@
         <w:t xml:space="preserve">Type, </w:t>
       </w:r>
       <w:r>
-        <w:t>git config --global --add safe.directory '*'</w:t>
+        <w:t xml:space="preserve">git config --global --add </w:t>
+      </w:r>
+      <w:proofErr w:type="gramStart"/>
+      <w:r>
+        <w:t>safe.directory</w:t>
+      </w:r>
+      <w:proofErr w:type="gramEnd"/>
+      <w:r>
+        <w:t xml:space="preserve"> '*'</w:t>
       </w:r>
     </w:p>
     <w:p>
@@ -979,8 +1491,13 @@
         <w:t xml:space="preserve">Type, </w:t>
       </w:r>
       <w:r>
-        <w:t>git config --global --list --show-origin | grep safe.directory</w:t>
-      </w:r>
+        <w:t xml:space="preserve">git config --global --list --show-origin | grep </w:t>
+      </w:r>
+      <w:proofErr w:type="gramStart"/>
+      <w:r>
+        <w:t>safe.directory</w:t>
+      </w:r>
+      <w:proofErr w:type="gramEnd"/>
     </w:p>
     <w:p>
       <w:pPr>
@@ -1010,17 +1527,83 @@
           <w:szCs w:val="18"/>
         </w:rPr>
       </w:pPr>
-      <w:r>
-        <w:rPr>
-          <w:rFonts w:ascii="Lucida Console" w:hAnsi="Lucida Console" w:cs="Lucida Console"/>
-          <w:b/>
-          <w:bCs/>
-          <w:kern w:val="0"/>
-          <w:sz w:val="18"/>
-          <w:szCs w:val="18"/>
-          <w:highlight w:val="yellow"/>
-        </w:rPr>
-        <w:t>file:C:/Users/Pshh!tEZ/.gitconfig       safe.directory=*</w:t>
+      <w:proofErr w:type="gramStart"/>
+      <w:r>
+        <w:rPr>
+          <w:rFonts w:ascii="Lucida Console" w:hAnsi="Lucida Console" w:cs="Lucida Console"/>
+          <w:b/>
+          <w:bCs/>
+          <w:kern w:val="0"/>
+          <w:sz w:val="18"/>
+          <w:szCs w:val="18"/>
+          <w:highlight w:val="yellow"/>
+        </w:rPr>
+        <w:t>file:C:/Users/Pshh</w:t>
+      </w:r>
+      <w:proofErr w:type="gramEnd"/>
+      <w:r>
+        <w:rPr>
+          <w:rFonts w:ascii="Lucida Console" w:hAnsi="Lucida Console" w:cs="Lucida Console"/>
+          <w:b/>
+          <w:bCs/>
+          <w:kern w:val="0"/>
+          <w:sz w:val="18"/>
+          <w:szCs w:val="18"/>
+          <w:highlight w:val="yellow"/>
+        </w:rPr>
+        <w:t>!tEZ</w:t>
+      </w:r>
+      <w:proofErr w:type="gramStart"/>
+      <w:r>
+        <w:rPr>
+          <w:rFonts w:ascii="Lucida Console" w:hAnsi="Lucida Console" w:cs="Lucida Console"/>
+          <w:b/>
+          <w:bCs/>
+          <w:kern w:val="0"/>
+          <w:sz w:val="18"/>
+          <w:szCs w:val="18"/>
+          <w:highlight w:val="yellow"/>
+        </w:rPr>
+        <w:t>/.gitconfig</w:t>
+      </w:r>
+      <w:proofErr w:type="gramEnd"/>
+      <w:r>
+        <w:rPr>
+          <w:rFonts w:ascii="Lucida Console" w:hAnsi="Lucida Console" w:cs="Lucida Console"/>
+          <w:b/>
+          <w:bCs/>
+          <w:kern w:val="0"/>
+          <w:sz w:val="18"/>
+          <w:szCs w:val="18"/>
+          <w:highlight w:val="yellow"/>
+        </w:rPr>
+        <w:t xml:space="preserve">       </w:t>
+      </w:r>
+      <w:proofErr w:type="gramStart"/>
+      <w:r>
+        <w:rPr>
+          <w:rFonts w:ascii="Lucida Console" w:hAnsi="Lucida Console" w:cs="Lucida Console"/>
+          <w:b/>
+          <w:bCs/>
+          <w:kern w:val="0"/>
+          <w:sz w:val="18"/>
+          <w:szCs w:val="18"/>
+          <w:highlight w:val="yellow"/>
+        </w:rPr>
+        <w:t>safe.directory</w:t>
+      </w:r>
+      <w:proofErr w:type="gramEnd"/>
+      <w:r>
+        <w:rPr>
+          <w:rFonts w:ascii="Lucida Console" w:hAnsi="Lucida Console" w:cs="Lucida Console"/>
+          <w:b/>
+          <w:bCs/>
+          <w:kern w:val="0"/>
+          <w:sz w:val="18"/>
+          <w:szCs w:val="18"/>
+          <w:highlight w:val="yellow"/>
+        </w:rPr>
+        <w:t>=*</w:t>
       </w:r>
     </w:p>
     <w:p>
@@ -1294,8 +1877,32 @@
           <w:sz w:val="18"/>
           <w:szCs w:val="18"/>
         </w:rPr>
-        <w:t>Create container with micro services..docx</w:t>
-      </w:r>
+        <w:t xml:space="preserve">Create container with micro </w:t>
+      </w:r>
+      <w:proofErr w:type="spellStart"/>
+      <w:proofErr w:type="gramStart"/>
+      <w:r>
+        <w:rPr>
+          <w:rFonts w:ascii="Lucida Console" w:hAnsi="Lucida Console" w:cs="Lucida Console"/>
+          <w:color w:val="D42C3A"/>
+          <w:kern w:val="0"/>
+          <w:sz w:val="18"/>
+          <w:szCs w:val="18"/>
+        </w:rPr>
+        <w:t>services..</w:t>
+      </w:r>
+      <w:proofErr w:type="gramEnd"/>
+      <w:r>
+        <w:rPr>
+          <w:rFonts w:ascii="Lucida Console" w:hAnsi="Lucida Console" w:cs="Lucida Console"/>
+          <w:color w:val="D42C3A"/>
+          <w:kern w:val="0"/>
+          <w:sz w:val="18"/>
+          <w:szCs w:val="18"/>
+        </w:rPr>
+        <w:t>docx</w:t>
+      </w:r>
+      <w:proofErr w:type="spellEnd"/>
     </w:p>
     <w:p>
       <w:pPr>
@@ -1788,7 +2395,15 @@
         </w:numPr>
       </w:pPr>
       <w:r>
-        <w:t xml:space="preserve">Type, git add . </w:t>
+        <w:t xml:space="preserve">Type, git </w:t>
+      </w:r>
+      <w:proofErr w:type="gramStart"/>
+      <w:r>
+        <w:t>add .</w:t>
+      </w:r>
+      <w:proofErr w:type="gramEnd"/>
+      <w:r>
+        <w:t xml:space="preserve"> </w:t>
       </w:r>
     </w:p>
     <w:p>
@@ -1891,8 +2506,22 @@
           <w:ilvl w:val="2"/>
           <w:numId w:val="1"/>
         </w:numPr>
-      </w:pPr>
-      <w:r>
+        <w:rPr>
+          <w:b/>
+          <w:bCs/>
+          <w:sz w:val="32"/>
+          <w:szCs w:val="32"/>
+          <w:highlight w:val="cyan"/>
+        </w:rPr>
+      </w:pPr>
+      <w:r>
+        <w:rPr>
+          <w:b/>
+          <w:bCs/>
+          <w:sz w:val="32"/>
+          <w:szCs w:val="32"/>
+          <w:highlight w:val="cyan"/>
+        </w:rPr>
         <w:lastRenderedPageBreak/>
         <w:t>Commit the file:</w:t>
       </w:r>
@@ -1904,9 +2533,24 @@
           <w:ilvl w:val="3"/>
           <w:numId w:val="1"/>
         </w:numPr>
-      </w:pPr>
-      <w:r>
-        <w:t>Type, git commit -m “Create README.md”</w:t>
+        <w:rPr>
+          <w:b/>
+          <w:bCs/>
+          <w:i/>
+          <w:iCs/>
+        </w:rPr>
+      </w:pPr>
+      <w:r>
+        <w:t xml:space="preserve">Type, </w:t>
+      </w:r>
+      <w:r>
+        <w:rPr>
+          <w:b/>
+          <w:bCs/>
+          <w:i/>
+          <w:iCs/>
+        </w:rPr>
+        <w:t>git commit -m “Create README.md”</w:t>
       </w:r>
     </w:p>
     <w:p>
@@ -1916,8 +2560,22 @@
           <w:ilvl w:val="1"/>
           <w:numId w:val="1"/>
         </w:numPr>
-      </w:pPr>
-      <w:r>
+        <w:rPr>
+          <w:b/>
+          <w:bCs/>
+          <w:sz w:val="32"/>
+          <w:szCs w:val="32"/>
+          <w:highlight w:val="cyan"/>
+        </w:rPr>
+      </w:pPr>
+      <w:r>
+        <w:rPr>
+          <w:b/>
+          <w:bCs/>
+          <w:sz w:val="32"/>
+          <w:szCs w:val="32"/>
+          <w:highlight w:val="cyan"/>
+        </w:rPr>
         <w:t xml:space="preserve">Before you commit/save a file: </w:t>
       </w:r>
     </w:p>
@@ -1964,8 +2622,24 @@
           <w:ilvl w:val="3"/>
           <w:numId w:val="1"/>
         </w:numPr>
-      </w:pPr>
-      <w:r>
+        <w:rPr>
+          <w:b/>
+          <w:bCs/>
+          <w:sz w:val="28"/>
+          <w:szCs w:val="28"/>
+          <w:highlight w:val="yellow"/>
+          <w:u w:val="single"/>
+        </w:rPr>
+      </w:pPr>
+      <w:r>
+        <w:rPr>
+          <w:b/>
+          <w:bCs/>
+          <w:sz w:val="28"/>
+          <w:szCs w:val="28"/>
+          <w:highlight w:val="yellow"/>
+          <w:u w:val="single"/>
+        </w:rPr>
         <w:t xml:space="preserve">Set your email: </w:t>
       </w:r>
     </w:p>
@@ -1978,12 +2652,47 @@
         </w:numPr>
       </w:pPr>
       <w:r>
-        <w:t xml:space="preserve">Type, git config --global user.email </w:t>
+        <w:t xml:space="preserve">Type, </w:t>
+      </w:r>
+      <w:r>
+        <w:rPr>
+          <w:b/>
+          <w:bCs/>
+          <w:i/>
+          <w:iCs/>
+        </w:rPr>
+        <w:t xml:space="preserve">git config --global </w:t>
+      </w:r>
+      <w:proofErr w:type="spellStart"/>
+      <w:proofErr w:type="gramStart"/>
+      <w:r>
+        <w:rPr>
+          <w:b/>
+          <w:bCs/>
+          <w:i/>
+          <w:iCs/>
+        </w:rPr>
+        <w:t>user.email</w:t>
+      </w:r>
+      <w:proofErr w:type="spellEnd"/>
+      <w:proofErr w:type="gramEnd"/>
+      <w:r>
+        <w:rPr>
+          <w:b/>
+          <w:bCs/>
+          <w:i/>
+          <w:iCs/>
+        </w:rPr>
+        <w:t xml:space="preserve"> </w:t>
       </w:r>
       <w:hyperlink r:id="rId5" w:history="1">
         <w:r>
           <w:rPr>
             <w:rStyle w:val="Hyperlink"/>
+            <w:b/>
+            <w:bCs/>
+            <w:i/>
+            <w:iCs/>
           </w:rPr>
           <w:t>your_email@example.com</w:t>
         </w:r>
@@ -1996,8 +2705,24 @@
           <w:ilvl w:val="3"/>
           <w:numId w:val="1"/>
         </w:numPr>
-      </w:pPr>
-      <w:r>
+        <w:rPr>
+          <w:b/>
+          <w:bCs/>
+          <w:sz w:val="28"/>
+          <w:szCs w:val="28"/>
+          <w:highlight w:val="yellow"/>
+          <w:u w:val="single"/>
+        </w:rPr>
+      </w:pPr>
+      <w:r>
+        <w:rPr>
+          <w:b/>
+          <w:bCs/>
+          <w:sz w:val="28"/>
+          <w:szCs w:val="28"/>
+          <w:highlight w:val="yellow"/>
+          <w:u w:val="single"/>
+        </w:rPr>
         <w:t>To set your name:</w:t>
       </w:r>
     </w:p>
@@ -2010,7 +2735,19 @@
         </w:numPr>
       </w:pPr>
       <w:r>
-        <w:t xml:space="preserve">Type, git config --global user.name “Your Name” </w:t>
+        <w:t xml:space="preserve">Type, </w:t>
+      </w:r>
+      <w:r>
+        <w:rPr>
+          <w:b/>
+          <w:bCs/>
+          <w:i/>
+          <w:iCs/>
+        </w:rPr>
+        <w:t>git config --global user.name “Your Name”</w:t>
+      </w:r>
+      <w:r>
+        <w:t xml:space="preserve"> </w:t>
       </w:r>
     </w:p>
     <w:p>
@@ -2020,8 +2757,22 @@
           <w:ilvl w:val="1"/>
           <w:numId w:val="1"/>
         </w:numPr>
-      </w:pPr>
-      <w:r>
+        <w:rPr>
+          <w:b/>
+          <w:bCs/>
+          <w:sz w:val="32"/>
+          <w:szCs w:val="32"/>
+          <w:highlight w:val="cyan"/>
+        </w:rPr>
+      </w:pPr>
+      <w:r>
+        <w:rPr>
+          <w:b/>
+          <w:bCs/>
+          <w:sz w:val="32"/>
+          <w:szCs w:val="32"/>
+          <w:highlight w:val="cyan"/>
+        </w:rPr>
         <w:t>One final check:</w:t>
       </w:r>
     </w:p>
@@ -2046,7 +2797,19 @@
         </w:numPr>
       </w:pPr>
       <w:r>
-        <w:t xml:space="preserve">Type, git commit -m “Add README.md” </w:t>
+        <w:t xml:space="preserve">Type, </w:t>
+      </w:r>
+      <w:r>
+        <w:rPr>
+          <w:b/>
+          <w:bCs/>
+          <w:i/>
+          <w:iCs/>
+        </w:rPr>
+        <w:t>git commit -m “Add README.md”</w:t>
+      </w:r>
+      <w:r>
+        <w:t xml:space="preserve"> </w:t>
       </w:r>
     </w:p>
     <w:p>
@@ -2056,8 +2819,22 @@
           <w:ilvl w:val="1"/>
           <w:numId w:val="1"/>
         </w:numPr>
-      </w:pPr>
-      <w:r>
+        <w:rPr>
+          <w:b/>
+          <w:bCs/>
+          <w:sz w:val="32"/>
+          <w:szCs w:val="32"/>
+          <w:highlight w:val="cyan"/>
+        </w:rPr>
+      </w:pPr>
+      <w:r>
+        <w:rPr>
+          <w:b/>
+          <w:bCs/>
+          <w:sz w:val="32"/>
+          <w:szCs w:val="32"/>
+          <w:highlight w:val="cyan"/>
+        </w:rPr>
         <w:t>The output:</w:t>
       </w:r>
     </w:p>
@@ -2094,7 +2871,15 @@
         </w:numPr>
       </w:pPr>
       <w:r>
-        <w:t xml:space="preserve">Earlier in our conversation, you might have run git add . or a similar command that “staged” all the files in your folder. </w:t>
+        <w:t xml:space="preserve">Earlier in our conversation, you might have run git </w:t>
+      </w:r>
+      <w:proofErr w:type="gramStart"/>
+      <w:r>
+        <w:t>add .</w:t>
+      </w:r>
+      <w:proofErr w:type="gramEnd"/>
+      <w:r>
+        <w:t xml:space="preserve"> or a similar command that “staged” all the files in your folder. </w:t>
       </w:r>
     </w:p>
     <w:p>
@@ -2196,7 +2981,33 @@
           <w:szCs w:val="18"/>
           <w:highlight w:val="yellow"/>
         </w:rPr>
-        <w:t xml:space="preserve"> 12 files changed, 1 insertion(+)</w:t>
+        <w:t xml:space="preserve"> 12 files changed, 1 </w:t>
+      </w:r>
+      <w:proofErr w:type="gramStart"/>
+      <w:r>
+        <w:rPr>
+          <w:rFonts w:ascii="Lucida Console" w:hAnsi="Lucida Console" w:cs="Lucida Console"/>
+          <w:b/>
+          <w:bCs/>
+          <w:kern w:val="0"/>
+          <w:sz w:val="18"/>
+          <w:szCs w:val="18"/>
+          <w:highlight w:val="yellow"/>
+        </w:rPr>
+        <w:t>insertion(</w:t>
+      </w:r>
+      <w:proofErr w:type="gramEnd"/>
+      <w:r>
+        <w:rPr>
+          <w:rFonts w:ascii="Lucida Console" w:hAnsi="Lucida Console" w:cs="Lucida Console"/>
+          <w:b/>
+          <w:bCs/>
+          <w:kern w:val="0"/>
+          <w:sz w:val="18"/>
+          <w:szCs w:val="18"/>
+          <w:highlight w:val="yellow"/>
+        </w:rPr>
+        <w:t>+)</w:t>
       </w:r>
     </w:p>
     <w:p>
@@ -2226,8 +3037,36 @@
           <w:szCs w:val="18"/>
           <w:highlight w:val="yellow"/>
         </w:rPr>
-        <w:t xml:space="preserve"> create mode 100644 Create container with micro services..docx</w:t>
-      </w:r>
+        <w:t xml:space="preserve"> create mode 100644 Create container with micro </w:t>
+      </w:r>
+      <w:proofErr w:type="spellStart"/>
+      <w:proofErr w:type="gramStart"/>
+      <w:r>
+        <w:rPr>
+          <w:rFonts w:ascii="Lucida Console" w:hAnsi="Lucida Console" w:cs="Lucida Console"/>
+          <w:b/>
+          <w:bCs/>
+          <w:kern w:val="0"/>
+          <w:sz w:val="18"/>
+          <w:szCs w:val="18"/>
+          <w:highlight w:val="yellow"/>
+        </w:rPr>
+        <w:t>services..</w:t>
+      </w:r>
+      <w:proofErr w:type="gramEnd"/>
+      <w:r>
+        <w:rPr>
+          <w:rFonts w:ascii="Lucida Console" w:hAnsi="Lucida Console" w:cs="Lucida Console"/>
+          <w:b/>
+          <w:bCs/>
+          <w:kern w:val="0"/>
+          <w:sz w:val="18"/>
+          <w:szCs w:val="18"/>
+          <w:highlight w:val="yellow"/>
+        </w:rPr>
+        <w:t>docx</w:t>
+      </w:r>
+      <w:proofErr w:type="spellEnd"/>
     </w:p>
     <w:p>
       <w:pPr>
@@ -2436,8 +3275,22 @@
           <w:szCs w:val="18"/>
           <w:highlight w:val="yellow"/>
         </w:rPr>
-        <w:t xml:space="preserve"> create mode 100644 Penetration devices/Evil Twin  Attack.docx</w:t>
-      </w:r>
+        <w:t xml:space="preserve"> create mode 100644 Penetration devices/Evil </w:t>
+      </w:r>
+      <w:proofErr w:type="gramStart"/>
+      <w:r>
+        <w:rPr>
+          <w:rFonts w:ascii="Lucida Console" w:hAnsi="Lucida Console" w:cs="Lucida Console"/>
+          <w:b/>
+          <w:bCs/>
+          <w:kern w:val="0"/>
+          <w:sz w:val="18"/>
+          <w:szCs w:val="18"/>
+          <w:highlight w:val="yellow"/>
+        </w:rPr>
+        <w:t>Twin  Attack.docx</w:t>
+      </w:r>
+      <w:proofErr w:type="gramEnd"/>
     </w:p>
     <w:p>
       <w:pPr>
@@ -2616,7 +3469,23 @@
           <w:rFonts w:cstheme="minorHAnsi"/>
           <w:kern w:val="0"/>
         </w:rPr>
-        <w:t xml:space="preserve">If your want to undo the commit so you can add files one by one (and </w:t>
+        <w:t xml:space="preserve">If </w:t>
+      </w:r>
+      <w:proofErr w:type="spellStart"/>
+      <w:r>
+        <w:rPr>
+          <w:rFonts w:cstheme="minorHAnsi"/>
+          <w:kern w:val="0"/>
+        </w:rPr>
+        <w:t>your</w:t>
+      </w:r>
+      <w:proofErr w:type="spellEnd"/>
+      <w:r>
+        <w:rPr>
+          <w:rFonts w:cstheme="minorHAnsi"/>
+          <w:kern w:val="0"/>
+        </w:rPr>
+        <w:t xml:space="preserve"> want to undo the commit so you can add files one by one (and </w:t>
       </w:r>
       <w:r>
         <w:rPr>
@@ -2719,6 +3588,7 @@
           <w:rFonts w:cstheme="minorHAnsi"/>
           <w:kern w:val="0"/>
         </w:rPr>
+        <w:lastRenderedPageBreak/>
         <w:t xml:space="preserve">The files will go back to being “staged”, allowing you to unstage the ones you don’t want. </w:t>
       </w:r>
     </w:p>
@@ -2746,7 +3616,6 @@
           <w:color w:val="EE0000"/>
           <w:kern w:val="0"/>
         </w:rPr>
-        <w:lastRenderedPageBreak/>
         <w:t>Error</w:t>
       </w:r>
       <w:r>
@@ -2900,8 +3769,17 @@
           <w:rFonts w:cstheme="minorHAnsi"/>
           <w:kern w:val="0"/>
         </w:rPr>
-        <w:t>rm -r --cached .</w:t>
-      </w:r>
+        <w:t>rm -r --</w:t>
+      </w:r>
+      <w:proofErr w:type="gramStart"/>
+      <w:r>
+        <w:rPr>
+          <w:rFonts w:cstheme="minorHAnsi"/>
+          <w:kern w:val="0"/>
+        </w:rPr>
+        <w:t>cached .</w:t>
+      </w:r>
+      <w:proofErr w:type="gramEnd"/>
     </w:p>
     <w:p>
       <w:pPr>
@@ -2916,27 +3794,47 @@
         <w:spacing w:after="0" w:line="240" w:lineRule="auto"/>
         <w:rPr>
           <w:rFonts w:cstheme="minorHAnsi"/>
-          <w:kern w:val="0"/>
-        </w:rPr>
-      </w:pPr>
-      <w:r>
-        <w:rPr>
-          <w:rFonts w:cstheme="minorHAnsi"/>
-          <w:kern w:val="0"/>
+          <w:b/>
+          <w:bCs/>
+          <w:kern w:val="0"/>
+          <w:sz w:val="32"/>
+          <w:szCs w:val="32"/>
+          <w:highlight w:val="cyan"/>
+        </w:rPr>
+      </w:pPr>
+      <w:r>
+        <w:rPr>
+          <w:rFonts w:cstheme="minorHAnsi"/>
+          <w:b/>
+          <w:bCs/>
+          <w:kern w:val="0"/>
+          <w:sz w:val="32"/>
+          <w:szCs w:val="32"/>
+          <w:highlight w:val="cyan"/>
         </w:rPr>
         <w:t>Stage</w:t>
       </w:r>
       <w:r>
         <w:rPr>
           <w:rFonts w:cstheme="minorHAnsi"/>
-          <w:kern w:val="0"/>
+          <w:b/>
+          <w:bCs/>
+          <w:kern w:val="0"/>
+          <w:sz w:val="32"/>
+          <w:szCs w:val="32"/>
+          <w:highlight w:val="cyan"/>
         </w:rPr>
         <w:t>/Add</w:t>
       </w:r>
       <w:r>
         <w:rPr>
           <w:rFonts w:cstheme="minorHAnsi"/>
-          <w:kern w:val="0"/>
+          <w:b/>
+          <w:bCs/>
+          <w:kern w:val="0"/>
+          <w:sz w:val="32"/>
+          <w:szCs w:val="32"/>
+          <w:highlight w:val="cyan"/>
         </w:rPr>
         <w:t xml:space="preserve"> ONLY the README:</w:t>
       </w:r>
@@ -2962,7 +3860,49 @@
           <w:rFonts w:cstheme="minorHAnsi"/>
           <w:kern w:val="0"/>
         </w:rPr>
-        <w:t xml:space="preserve">Type git add README.md </w:t>
+        <w:t xml:space="preserve">Type </w:t>
+      </w:r>
+      <w:r>
+        <w:rPr>
+          <w:rFonts w:cstheme="minorHAnsi"/>
+          <w:b/>
+          <w:bCs/>
+          <w:i/>
+          <w:iCs/>
+          <w:kern w:val="0"/>
+        </w:rPr>
+        <w:t xml:space="preserve">git </w:t>
+      </w:r>
+      <w:proofErr w:type="gramStart"/>
+      <w:r>
+        <w:rPr>
+          <w:rFonts w:cstheme="minorHAnsi"/>
+          <w:b/>
+          <w:bCs/>
+          <w:i/>
+          <w:iCs/>
+          <w:kern w:val="0"/>
+        </w:rPr>
+        <w:t>add</w:t>
+      </w:r>
+      <w:proofErr w:type="gramEnd"/>
+      <w:r>
+        <w:rPr>
+          <w:rFonts w:cstheme="minorHAnsi"/>
+          <w:b/>
+          <w:bCs/>
+          <w:i/>
+          <w:iCs/>
+          <w:kern w:val="0"/>
+        </w:rPr>
+        <w:t xml:space="preserve"> README.md</w:t>
+      </w:r>
+      <w:r>
+        <w:rPr>
+          <w:rFonts w:cstheme="minorHAnsi"/>
+          <w:kern w:val="0"/>
+        </w:rPr>
+        <w:t xml:space="preserve"> </w:t>
       </w:r>
     </w:p>
     <w:p>
@@ -2984,9 +3924,22 @@
       <w:r>
         <w:rPr>
           <w:rFonts w:cstheme="minorHAnsi"/>
-          <w:kern w:val="0"/>
-        </w:rPr>
-        <w:t>Output:</w:t>
+          <w:b/>
+          <w:bCs/>
+          <w:kern w:val="0"/>
+          <w:sz w:val="28"/>
+          <w:szCs w:val="28"/>
+          <w:highlight w:val="yellow"/>
+          <w:u w:val="single"/>
+        </w:rPr>
+        <w:t>Output</w:t>
+      </w:r>
+      <w:r>
+        <w:rPr>
+          <w:rFonts w:cstheme="minorHAnsi"/>
+          <w:kern w:val="0"/>
+        </w:rPr>
+        <w:t>:</w:t>
       </w:r>
     </w:p>
     <w:p>
@@ -3043,7 +3996,23 @@
           <w:rFonts w:cstheme="minorHAnsi"/>
           <w:kern w:val="0"/>
         </w:rPr>
-        <w:t>This warning is completely normal and very common for Windows users, it is not an error!</w:t>
+        <w:t xml:space="preserve">This warning is completely normal and very common for Windows </w:t>
+      </w:r>
+      <w:proofErr w:type="gramStart"/>
+      <w:r>
+        <w:rPr>
+          <w:rFonts w:cstheme="minorHAnsi"/>
+          <w:kern w:val="0"/>
+        </w:rPr>
+        <w:t>users,</w:t>
+      </w:r>
+      <w:proofErr w:type="gramEnd"/>
+      <w:r>
+        <w:rPr>
+          <w:rFonts w:cstheme="minorHAnsi"/>
+          <w:kern w:val="0"/>
+        </w:rPr>
+        <w:t xml:space="preserve"> it is not an error!</w:t>
       </w:r>
     </w:p>
     <w:p>
@@ -3061,9 +4030,19 @@
       <w:r>
         <w:rPr>
           <w:rFonts w:cstheme="minorHAnsi"/>
-          <w:kern w:val="0"/>
-        </w:rPr>
-        <w:t xml:space="preserve">Note: What the warning means: </w:t>
+          <w:b/>
+          <w:bCs/>
+          <w:color w:val="EE0000"/>
+          <w:kern w:val="0"/>
+        </w:rPr>
+        <w:t>Note</w:t>
+      </w:r>
+      <w:r>
+        <w:rPr>
+          <w:rFonts w:cstheme="minorHAnsi"/>
+          <w:kern w:val="0"/>
+        </w:rPr>
+        <w:t xml:space="preserve">: What the warning means: </w:t>
       </w:r>
     </w:p>
     <w:p>
@@ -3257,7 +4236,23 @@
           <w:rFonts w:cstheme="minorHAnsi"/>
           <w:kern w:val="0"/>
         </w:rPr>
-        <w:t>git config --global core.autocrlf true</w:t>
+        <w:t xml:space="preserve">git config --global </w:t>
+      </w:r>
+      <w:proofErr w:type="gramStart"/>
+      <w:r>
+        <w:rPr>
+          <w:rFonts w:cstheme="minorHAnsi"/>
+          <w:kern w:val="0"/>
+        </w:rPr>
+        <w:t>core.autocrlf</w:t>
+      </w:r>
+      <w:proofErr w:type="gramEnd"/>
+      <w:r>
+        <w:rPr>
+          <w:rFonts w:cstheme="minorHAnsi"/>
+          <w:kern w:val="0"/>
+        </w:rPr>
+        <w:t xml:space="preserve"> true</w:t>
       </w:r>
     </w:p>
     <w:p>
@@ -3317,6 +4312,7 @@
           <w:rFonts w:cstheme="minorHAnsi"/>
           <w:kern w:val="0"/>
         </w:rPr>
+        <w:lastRenderedPageBreak/>
         <w:t xml:space="preserve">Type, </w:t>
       </w:r>
       <w:r>
@@ -3364,7 +4360,6 @@
           <w:rFonts w:cstheme="minorHAnsi"/>
           <w:kern w:val="0"/>
         </w:rPr>
-        <w:lastRenderedPageBreak/>
         <w:t xml:space="preserve">You will not see README.md anymore (its safely committed). </w:t>
       </w:r>
     </w:p>
@@ -3525,7 +4520,23 @@
           <w:rFonts w:cstheme="minorHAnsi"/>
           <w:kern w:val="0"/>
         </w:rPr>
-        <w:t>Important: DO NOT check “initialize this repository with a README, .gitignore, or license.” (Since you already made them locally, we want a totally empty repo).</w:t>
+        <w:t>Important: DO NOT check “initialize this repository with a README</w:t>
+      </w:r>
+      <w:proofErr w:type="gramStart"/>
+      <w:r>
+        <w:rPr>
+          <w:rFonts w:cstheme="minorHAnsi"/>
+          <w:kern w:val="0"/>
+        </w:rPr>
+        <w:t>, .gitignore</w:t>
+      </w:r>
+      <w:proofErr w:type="gramEnd"/>
+      <w:r>
+        <w:rPr>
+          <w:rFonts w:cstheme="minorHAnsi"/>
+          <w:kern w:val="0"/>
+        </w:rPr>
+        <w:t>, or license.” (Since you already made them locally, we want a totally empty repo).</w:t>
       </w:r>
     </w:p>
     <w:p>
@@ -3806,7 +4817,23 @@
           <w:rFonts w:cstheme="minorHAnsi"/>
           <w:kern w:val="0"/>
         </w:rPr>
-        <w:t xml:space="preserve">Help your create a .gitignore so those Word temporary files never show up again. </w:t>
+        <w:t xml:space="preserve">Help your create </w:t>
+      </w:r>
+      <w:proofErr w:type="gramStart"/>
+      <w:r>
+        <w:rPr>
+          <w:rFonts w:cstheme="minorHAnsi"/>
+          <w:kern w:val="0"/>
+        </w:rPr>
+        <w:t>a .gitignore</w:t>
+      </w:r>
+      <w:proofErr w:type="gramEnd"/>
+      <w:r>
+        <w:rPr>
+          <w:rFonts w:cstheme="minorHAnsi"/>
+          <w:kern w:val="0"/>
+        </w:rPr>
+        <w:t xml:space="preserve"> so those Word temporary files never show up again. </w:t>
       </w:r>
     </w:p>
     <w:p>
@@ -3894,7 +4921,23 @@
           <w:rFonts w:cstheme="minorHAnsi"/>
           <w:kern w:val="0"/>
         </w:rPr>
-        <w:t>, never commit them. Use a .gitignore file to keep them private.</w:t>
+        <w:t xml:space="preserve">, never commit them. Use </w:t>
+      </w:r>
+      <w:proofErr w:type="gramStart"/>
+      <w:r>
+        <w:rPr>
+          <w:rFonts w:cstheme="minorHAnsi"/>
+          <w:kern w:val="0"/>
+        </w:rPr>
+        <w:t>a .gitignore</w:t>
+      </w:r>
+      <w:proofErr w:type="gramEnd"/>
+      <w:r>
+        <w:rPr>
+          <w:rFonts w:cstheme="minorHAnsi"/>
+          <w:kern w:val="0"/>
+        </w:rPr>
+        <w:t xml:space="preserve"> file to keep them private.</w:t>
       </w:r>
     </w:p>
     <w:p>
@@ -3991,8 +5034,19 @@
           <w:bCs/>
           <w:kern w:val="0"/>
         </w:rPr>
-        <w:t>git add .</w:t>
-      </w:r>
+        <w:t xml:space="preserve">git </w:t>
+      </w:r>
+      <w:proofErr w:type="gramStart"/>
+      <w:r>
+        <w:rPr>
+          <w:rFonts w:cstheme="minorHAnsi"/>
+          <w:b/>
+          <w:bCs/>
+          <w:kern w:val="0"/>
+        </w:rPr>
+        <w:t>add .</w:t>
+      </w:r>
+      <w:proofErr w:type="gramEnd"/>
     </w:p>
     <w:p>
       <w:pPr>
@@ -4312,7 +5366,23 @@
           <w:rFonts w:cstheme="minorHAnsi"/>
           <w:kern w:val="0"/>
         </w:rPr>
-        <w:t xml:space="preserve">In Bash Shell type, code . </w:t>
+        <w:t xml:space="preserve">In Bash Shell type, </w:t>
+      </w:r>
+      <w:proofErr w:type="gramStart"/>
+      <w:r>
+        <w:rPr>
+          <w:rFonts w:cstheme="minorHAnsi"/>
+          <w:kern w:val="0"/>
+        </w:rPr>
+        <w:t>code .</w:t>
+      </w:r>
+      <w:proofErr w:type="gramEnd"/>
+      <w:r>
+        <w:rPr>
+          <w:rFonts w:cstheme="minorHAnsi"/>
+          <w:kern w:val="0"/>
+        </w:rPr>
+        <w:t xml:space="preserve"> </w:t>
       </w:r>
     </w:p>
     <w:p>
@@ -5102,7 +6172,23 @@
           <w:rFonts w:cstheme="minorHAnsi"/>
           <w:kern w:val="0"/>
         </w:rPr>
-        <w:t xml:space="preserve">If your must edit on the website, run git pull in Git Bash the next time you sit down to work. </w:t>
+        <w:t xml:space="preserve">If </w:t>
+      </w:r>
+      <w:proofErr w:type="spellStart"/>
+      <w:r>
+        <w:rPr>
+          <w:rFonts w:cstheme="minorHAnsi"/>
+          <w:kern w:val="0"/>
+        </w:rPr>
+        <w:t>your</w:t>
+      </w:r>
+      <w:proofErr w:type="spellEnd"/>
+      <w:r>
+        <w:rPr>
+          <w:rFonts w:cstheme="minorHAnsi"/>
+          <w:kern w:val="0"/>
+        </w:rPr>
+        <w:t xml:space="preserve"> must edit on the website, run git pull in Git Bash the next time you sit down to work. </w:t>
       </w:r>
     </w:p>
     <w:p>
@@ -5159,7 +6245,23 @@
           <w:kern w:val="0"/>
         </w:rPr>
         <w:br/>
-        <w:t xml:space="preserve">git add . </w:t>
+        <w:t xml:space="preserve">git </w:t>
+      </w:r>
+      <w:proofErr w:type="gramStart"/>
+      <w:r>
+        <w:rPr>
+          <w:rFonts w:cstheme="minorHAnsi"/>
+          <w:kern w:val="0"/>
+        </w:rPr>
+        <w:t>add .</w:t>
+      </w:r>
+      <w:proofErr w:type="gramEnd"/>
+      <w:r>
+        <w:rPr>
+          <w:rFonts w:cstheme="minorHAnsi"/>
+          <w:kern w:val="0"/>
+        </w:rPr>
+        <w:t xml:space="preserve"> </w:t>
       </w:r>
       <w:r>
         <w:rPr>
@@ -5516,7 +6618,27 @@
           <w:bCs/>
           <w:kern w:val="0"/>
         </w:rPr>
-        <w:t>## SKills &amp; Tools</w:t>
+        <w:t xml:space="preserve">## </w:t>
+      </w:r>
+      <w:proofErr w:type="spellStart"/>
+      <w:r>
+        <w:rPr>
+          <w:rFonts w:cstheme="minorHAnsi"/>
+          <w:b/>
+          <w:bCs/>
+          <w:kern w:val="0"/>
+        </w:rPr>
+        <w:t>SKills</w:t>
+      </w:r>
+      <w:proofErr w:type="spellEnd"/>
+      <w:r>
+        <w:rPr>
+          <w:rFonts w:cstheme="minorHAnsi"/>
+          <w:b/>
+          <w:bCs/>
+          <w:kern w:val="0"/>
+        </w:rPr>
+        <w:t xml:space="preserve"> &amp; Tools</w:t>
       </w:r>
     </w:p>
     <w:p>
@@ -5540,7 +6662,27 @@
           <w:bCs/>
           <w:kern w:val="0"/>
         </w:rPr>
-        <w:t>**Networking:**</w:t>
+        <w:t>**</w:t>
+      </w:r>
+      <w:proofErr w:type="gramStart"/>
+      <w:r>
+        <w:rPr>
+          <w:rFonts w:cstheme="minorHAnsi"/>
+          <w:b/>
+          <w:bCs/>
+          <w:kern w:val="0"/>
+        </w:rPr>
+        <w:t>Networking:*</w:t>
+      </w:r>
+      <w:proofErr w:type="gramEnd"/>
+      <w:r>
+        <w:rPr>
+          <w:rFonts w:cstheme="minorHAnsi"/>
+          <w:b/>
+          <w:bCs/>
+          <w:kern w:val="0"/>
+        </w:rPr>
+        <w:t>*</w:t>
       </w:r>
       <w:r>
         <w:rPr>
@@ -5571,7 +6713,27 @@
           <w:bCs/>
           <w:kern w:val="0"/>
         </w:rPr>
-        <w:t>**Security:**</w:t>
+        <w:t>**</w:t>
+      </w:r>
+      <w:proofErr w:type="gramStart"/>
+      <w:r>
+        <w:rPr>
+          <w:rFonts w:cstheme="minorHAnsi"/>
+          <w:b/>
+          <w:bCs/>
+          <w:kern w:val="0"/>
+        </w:rPr>
+        <w:t>Security:*</w:t>
+      </w:r>
+      <w:proofErr w:type="gramEnd"/>
+      <w:r>
+        <w:rPr>
+          <w:rFonts w:cstheme="minorHAnsi"/>
+          <w:b/>
+          <w:bCs/>
+          <w:kern w:val="0"/>
+        </w:rPr>
+        <w:t>*</w:t>
       </w:r>
       <w:r>
         <w:rPr>
@@ -5603,7 +6765,27 @@
           <w:bCs/>
           <w:kern w:val="0"/>
         </w:rPr>
-        <w:t>**Scripting:**</w:t>
+        <w:t>**</w:t>
+      </w:r>
+      <w:proofErr w:type="gramStart"/>
+      <w:r>
+        <w:rPr>
+          <w:rFonts w:cstheme="minorHAnsi"/>
+          <w:b/>
+          <w:bCs/>
+          <w:kern w:val="0"/>
+        </w:rPr>
+        <w:t>Scripting:*</w:t>
+      </w:r>
+      <w:proofErr w:type="gramEnd"/>
+      <w:r>
+        <w:rPr>
+          <w:rFonts w:cstheme="minorHAnsi"/>
+          <w:b/>
+          <w:bCs/>
+          <w:kern w:val="0"/>
+        </w:rPr>
+        <w:t>*</w:t>
       </w:r>
       <w:r>
         <w:rPr>

--- a/Git Hub/Git Bash Respository.docx
+++ b/Git Hub/Git Bash Respository.docx
@@ -14,8 +14,24 @@
           <w:ilvl w:val="0"/>
           <w:numId w:val="1"/>
         </w:numPr>
-      </w:pPr>
-      <w:r>
+        <w:rPr>
+          <w:b/>
+          <w:bCs/>
+          <w:sz w:val="36"/>
+          <w:szCs w:val="36"/>
+          <w:highlight w:val="yellow"/>
+          <w:u w:val="single"/>
+        </w:rPr>
+      </w:pPr>
+      <w:r>
+        <w:rPr>
+          <w:b/>
+          <w:bCs/>
+          <w:sz w:val="36"/>
+          <w:szCs w:val="36"/>
+          <w:highlight w:val="yellow"/>
+          <w:u w:val="single"/>
+        </w:rPr>
         <w:t xml:space="preserve">Creating a Repository: </w:t>
       </w:r>
     </w:p>
@@ -26,8 +42,22 @@
           <w:ilvl w:val="1"/>
           <w:numId w:val="1"/>
         </w:numPr>
-      </w:pPr>
-      <w:r>
+        <w:rPr>
+          <w:b/>
+          <w:bCs/>
+          <w:sz w:val="32"/>
+          <w:szCs w:val="32"/>
+          <w:highlight w:val="cyan"/>
+        </w:rPr>
+      </w:pPr>
+      <w:r>
+        <w:rPr>
+          <w:b/>
+          <w:bCs/>
+          <w:sz w:val="32"/>
+          <w:szCs w:val="32"/>
+          <w:highlight w:val="cyan"/>
+        </w:rPr>
         <w:t>Commands:</w:t>
       </w:r>
     </w:p>
@@ -101,8 +131,22 @@
           <w:ilvl w:val="1"/>
           <w:numId w:val="1"/>
         </w:numPr>
-      </w:pPr>
-      <w:r>
+        <w:rPr>
+          <w:b/>
+          <w:bCs/>
+          <w:sz w:val="32"/>
+          <w:szCs w:val="32"/>
+          <w:highlight w:val="cyan"/>
+        </w:rPr>
+      </w:pPr>
+      <w:r>
+        <w:rPr>
+          <w:b/>
+          <w:bCs/>
+          <w:sz w:val="32"/>
+          <w:szCs w:val="32"/>
+          <w:highlight w:val="cyan"/>
+        </w:rPr>
         <w:t>Go to your project folder (or make one):</w:t>
       </w:r>
     </w:p>
@@ -176,8 +220,22 @@
           <w:ilvl w:val="1"/>
           <w:numId w:val="1"/>
         </w:numPr>
-      </w:pPr>
-      <w:r>
+        <w:rPr>
+          <w:b/>
+          <w:bCs/>
+          <w:sz w:val="32"/>
+          <w:szCs w:val="32"/>
+          <w:highlight w:val="cyan"/>
+        </w:rPr>
+      </w:pPr>
+      <w:r>
+        <w:rPr>
+          <w:b/>
+          <w:bCs/>
+          <w:sz w:val="32"/>
+          <w:szCs w:val="32"/>
+          <w:highlight w:val="cyan"/>
+        </w:rPr>
         <w:t>Initialize Git:</w:t>
       </w:r>
     </w:p>
@@ -190,7 +248,16 @@
         </w:numPr>
       </w:pPr>
       <w:r>
-        <w:t>Type, git init</w:t>
+        <w:t xml:space="preserve">Type, </w:t>
+      </w:r>
+      <w:r>
+        <w:rPr>
+          <w:b/>
+          <w:bCs/>
+          <w:i/>
+          <w:iCs/>
+        </w:rPr>
+        <w:t>git init</w:t>
       </w:r>
     </w:p>
     <w:p>
@@ -232,8 +299,20 @@
           <w:ilvl w:val="3"/>
           <w:numId w:val="1"/>
         </w:numPr>
-      </w:pPr>
-      <w:r>
+        <w:rPr>
+          <w:b/>
+          <w:bCs/>
+          <w:sz w:val="28"/>
+          <w:szCs w:val="28"/>
+        </w:rPr>
+      </w:pPr>
+      <w:r>
+        <w:rPr>
+          <w:b/>
+          <w:bCs/>
+          <w:sz w:val="28"/>
+          <w:szCs w:val="28"/>
+        </w:rPr>
         <w:t xml:space="preserve">BASH SHELL (BS) returns: </w:t>
       </w:r>
     </w:p>
@@ -310,7 +389,15 @@
         </w:numPr>
       </w:pPr>
       <w:r>
-        <w:t xml:space="preserve">Note: When you run git init in a folder that is already a Git repository, it does not wipe your history, branches, or files. </w:t>
+        <w:rPr>
+          <w:b/>
+          <w:bCs/>
+          <w:color w:val="EE0000"/>
+        </w:rPr>
+        <w:t>Note</w:t>
+      </w:r>
+      <w:r>
+        <w:t xml:space="preserve">: When you run git init in a folder that is already a Git repository, it does not wipe your history, branches, or files. </w:t>
       </w:r>
     </w:p>
     <w:p>
@@ -320,24 +407,72 @@
           <w:ilvl w:val="3"/>
           <w:numId w:val="1"/>
         </w:numPr>
-      </w:pPr>
-      <w:r>
+        <w:rPr>
+          <w:b/>
+          <w:bCs/>
+          <w:sz w:val="28"/>
+          <w:szCs w:val="28"/>
+          <w:highlight w:val="yellow"/>
+          <w:u w:val="single"/>
+        </w:rPr>
+      </w:pPr>
+      <w:r>
+        <w:rPr>
+          <w:b/>
+          <w:bCs/>
+          <w:sz w:val="28"/>
+          <w:szCs w:val="28"/>
+          <w:highlight w:val="yellow"/>
+          <w:u w:val="single"/>
+        </w:rPr>
         <w:t xml:space="preserve">Instead, </w:t>
       </w:r>
       <w:proofErr w:type="gramStart"/>
       <w:r>
+        <w:rPr>
+          <w:b/>
+          <w:bCs/>
+          <w:sz w:val="28"/>
+          <w:szCs w:val="28"/>
+          <w:highlight w:val="yellow"/>
+          <w:u w:val="single"/>
+        </w:rPr>
         <w:t>it</w:t>
       </w:r>
       <w:proofErr w:type="gramEnd"/>
       <w:r>
+        <w:rPr>
+          <w:b/>
+          <w:bCs/>
+          <w:sz w:val="28"/>
+          <w:szCs w:val="28"/>
+          <w:highlight w:val="yellow"/>
+          <w:u w:val="single"/>
+        </w:rPr>
         <w:t xml:space="preserve"> “resets” the metadata inside the </w:t>
       </w:r>
       <w:proofErr w:type="gramStart"/>
       <w:r>
+        <w:rPr>
+          <w:b/>
+          <w:bCs/>
+          <w:sz w:val="28"/>
+          <w:szCs w:val="28"/>
+          <w:highlight w:val="yellow"/>
+          <w:u w:val="single"/>
+        </w:rPr>
         <w:t>hidden .git</w:t>
       </w:r>
       <w:proofErr w:type="gramEnd"/>
       <w:r>
+        <w:rPr>
+          <w:b/>
+          <w:bCs/>
+          <w:sz w:val="28"/>
+          <w:szCs w:val="28"/>
+          <w:highlight w:val="yellow"/>
+          <w:u w:val="single"/>
+        </w:rPr>
         <w:t xml:space="preserve"> folder. </w:t>
       </w:r>
     </w:p>
@@ -374,6 +509,7 @@
         </w:numPr>
       </w:pPr>
       <w:r>
+        <w:lastRenderedPageBreak/>
         <w:t xml:space="preserve">Setting Refresh: It updates things like the template directory or the core configuration files if they were missing or corrupted. </w:t>
       </w:r>
     </w:p>
@@ -386,7 +522,6 @@
         </w:numPr>
       </w:pPr>
       <w:r>
-        <w:lastRenderedPageBreak/>
         <w:t xml:space="preserve">Ownership Fix: Sometimes, running git init again helps the system “re-recognize” the folder, which might be why you saw this after the ownership error. </w:t>
       </w:r>
     </w:p>
@@ -397,8 +532,22 @@
           <w:ilvl w:val="2"/>
           <w:numId w:val="1"/>
         </w:numPr>
-      </w:pPr>
-      <w:r>
+        <w:rPr>
+          <w:b/>
+          <w:bCs/>
+          <w:sz w:val="32"/>
+          <w:szCs w:val="32"/>
+          <w:highlight w:val="cyan"/>
+        </w:rPr>
+      </w:pPr>
+      <w:r>
+        <w:rPr>
+          <w:b/>
+          <w:bCs/>
+          <w:sz w:val="32"/>
+          <w:szCs w:val="32"/>
+          <w:highlight w:val="cyan"/>
+        </w:rPr>
         <w:t>Typed, git init the second time:</w:t>
       </w:r>
     </w:p>
@@ -467,8 +616,22 @@
           <w:ilvl w:val="2"/>
           <w:numId w:val="1"/>
         </w:numPr>
-      </w:pPr>
-      <w:r>
+        <w:rPr>
+          <w:b/>
+          <w:bCs/>
+          <w:sz w:val="32"/>
+          <w:szCs w:val="32"/>
+          <w:highlight w:val="cyan"/>
+        </w:rPr>
+      </w:pPr>
+      <w:r>
+        <w:rPr>
+          <w:b/>
+          <w:bCs/>
+          <w:sz w:val="32"/>
+          <w:szCs w:val="32"/>
+          <w:highlight w:val="cyan"/>
+        </w:rPr>
         <w:t xml:space="preserve">To add an exception for this directory: </w:t>
       </w:r>
     </w:p>
@@ -479,16 +642,43 @@
           <w:ilvl w:val="3"/>
           <w:numId w:val="1"/>
         </w:numPr>
-      </w:pPr>
-      <w:r>
-        <w:t xml:space="preserve">Type, git config --global --add </w:t>
+        <w:rPr>
+          <w:b/>
+          <w:bCs/>
+          <w:i/>
+          <w:iCs/>
+        </w:rPr>
+      </w:pPr>
+      <w:r>
+        <w:t xml:space="preserve">Type, </w:t>
+      </w:r>
+      <w:r>
+        <w:rPr>
+          <w:b/>
+          <w:bCs/>
+          <w:i/>
+          <w:iCs/>
+        </w:rPr>
+        <w:t xml:space="preserve">git config --global --add </w:t>
       </w:r>
       <w:proofErr w:type="gramStart"/>
       <w:r>
+        <w:rPr>
+          <w:b/>
+          <w:bCs/>
+          <w:i/>
+          <w:iCs/>
+        </w:rPr>
         <w:t>safe.directory</w:t>
       </w:r>
       <w:proofErr w:type="gramEnd"/>
       <w:r>
+        <w:rPr>
+          <w:b/>
+          <w:bCs/>
+          <w:i/>
+          <w:iCs/>
+        </w:rPr>
         <w:t xml:space="preserve"> ‘E:/Skills/Cyber Project’</w:t>
       </w:r>
     </w:p>
@@ -499,8 +689,24 @@
           <w:ilvl w:val="4"/>
           <w:numId w:val="1"/>
         </w:numPr>
-      </w:pPr>
-      <w:r>
+        <w:rPr>
+          <w:b/>
+          <w:bCs/>
+          <w:sz w:val="28"/>
+          <w:szCs w:val="28"/>
+          <w:highlight w:val="yellow"/>
+          <w:u w:val="single"/>
+        </w:rPr>
+      </w:pPr>
+      <w:r>
+        <w:rPr>
+          <w:b/>
+          <w:bCs/>
+          <w:sz w:val="28"/>
+          <w:szCs w:val="28"/>
+          <w:highlight w:val="yellow"/>
+          <w:u w:val="single"/>
+        </w:rPr>
         <w:t>This returned:</w:t>
       </w:r>
     </w:p>
@@ -513,7 +719,15 @@
         </w:numPr>
       </w:pPr>
       <w:r>
-        <w:t xml:space="preserve">Warning: </w:t>
+        <w:rPr>
+          <w:b/>
+          <w:bCs/>
+          <w:color w:val="EE0000"/>
+        </w:rPr>
+        <w:t>Warning</w:t>
+      </w:r>
+      <w:r>
+        <w:t xml:space="preserve">: </w:t>
       </w:r>
       <w:proofErr w:type="gramStart"/>
       <w:r>
@@ -578,8 +792,24 @@
           <w:ilvl w:val="3"/>
           <w:numId w:val="1"/>
         </w:numPr>
-      </w:pPr>
-      <w:r>
+        <w:rPr>
+          <w:b/>
+          <w:bCs/>
+          <w:sz w:val="28"/>
+          <w:szCs w:val="28"/>
+          <w:highlight w:val="yellow"/>
+          <w:u w:val="single"/>
+        </w:rPr>
+      </w:pPr>
+      <w:r>
+        <w:rPr>
+          <w:b/>
+          <w:bCs/>
+          <w:sz w:val="28"/>
+          <w:szCs w:val="28"/>
+          <w:highlight w:val="yellow"/>
+          <w:u w:val="single"/>
+        </w:rPr>
         <w:t>How to clear the warning:</w:t>
       </w:r>
     </w:p>
@@ -622,8 +852,24 @@
           <w:ilvl w:val="4"/>
           <w:numId w:val="1"/>
         </w:numPr>
-      </w:pPr>
-      <w:r>
+        <w:rPr>
+          <w:b/>
+          <w:bCs/>
+          <w:sz w:val="28"/>
+          <w:szCs w:val="28"/>
+          <w:highlight w:val="yellow"/>
+          <w:u w:val="single"/>
+        </w:rPr>
+      </w:pPr>
+      <w:r>
+        <w:rPr>
+          <w:b/>
+          <w:bCs/>
+          <w:sz w:val="28"/>
+          <w:szCs w:val="28"/>
+          <w:highlight w:val="yellow"/>
+          <w:u w:val="single"/>
+        </w:rPr>
         <w:t>Find the “bad” entries:</w:t>
       </w:r>
     </w:p>
@@ -634,16 +880,43 @@
           <w:ilvl w:val="5"/>
           <w:numId w:val="1"/>
         </w:numPr>
-      </w:pPr>
-      <w:r>
-        <w:t xml:space="preserve">Type, git config --global --list show-origin | grep </w:t>
+        <w:rPr>
+          <w:b/>
+          <w:bCs/>
+          <w:i/>
+          <w:iCs/>
+        </w:rPr>
+      </w:pPr>
+      <w:r>
+        <w:t xml:space="preserve">Type, </w:t>
+      </w:r>
+      <w:r>
+        <w:rPr>
+          <w:b/>
+          <w:bCs/>
+          <w:i/>
+          <w:iCs/>
+        </w:rPr>
+        <w:t xml:space="preserve">git config --global --list show-origin | grep </w:t>
       </w:r>
       <w:proofErr w:type="gramStart"/>
       <w:r>
+        <w:rPr>
+          <w:b/>
+          <w:bCs/>
+          <w:i/>
+          <w:iCs/>
+        </w:rPr>
         <w:t>safe.directory</w:t>
       </w:r>
       <w:proofErr w:type="gramEnd"/>
       <w:r>
+        <w:rPr>
+          <w:b/>
+          <w:bCs/>
+          <w:i/>
+          <w:iCs/>
+        </w:rPr>
         <w:t xml:space="preserve"> </w:t>
       </w:r>
     </w:p>
@@ -1259,6 +1532,7 @@
         </w:numPr>
       </w:pPr>
       <w:r>
+        <w:lastRenderedPageBreak/>
         <w:t xml:space="preserve">The mystery is solved! </w:t>
       </w:r>
       <w:proofErr w:type="gramStart"/>
@@ -1292,11 +1566,7 @@
       </w:r>
       <w:proofErr w:type="gramEnd"/>
       <w:r>
-        <w:t xml:space="preserve">=e), failing on it, and </w:t>
-      </w:r>
-      <w:r>
-        <w:lastRenderedPageBreak/>
-        <w:t xml:space="preserve">throwing the warning before it even gets to the correct ones. </w:t>
+        <w:t xml:space="preserve">=e), failing on it, and throwing the warning before it even gets to the correct ones. </w:t>
       </w:r>
     </w:p>
     <w:p>
@@ -1330,8 +1600,22 @@
           <w:ilvl w:val="2"/>
           <w:numId w:val="1"/>
         </w:numPr>
-      </w:pPr>
-      <w:r>
+        <w:rPr>
+          <w:b/>
+          <w:bCs/>
+          <w:sz w:val="32"/>
+          <w:szCs w:val="32"/>
+          <w:highlight w:val="cyan"/>
+        </w:rPr>
+      </w:pPr>
+      <w:r>
+        <w:rPr>
+          <w:b/>
+          <w:bCs/>
+          <w:sz w:val="32"/>
+          <w:szCs w:val="32"/>
+          <w:highlight w:val="cyan"/>
+        </w:rPr>
         <w:t>The clean-up Plan:</w:t>
       </w:r>
     </w:p>
@@ -1354,8 +1638,24 @@
           <w:ilvl w:val="4"/>
           <w:numId w:val="1"/>
         </w:numPr>
-      </w:pPr>
-      <w:r>
+        <w:rPr>
+          <w:b/>
+          <w:bCs/>
+          <w:sz w:val="28"/>
+          <w:szCs w:val="28"/>
+          <w:highlight w:val="yellow"/>
+          <w:u w:val="single"/>
+        </w:rPr>
+      </w:pPr>
+      <w:r>
+        <w:rPr>
+          <w:b/>
+          <w:bCs/>
+          <w:sz w:val="28"/>
+          <w:szCs w:val="28"/>
+          <w:highlight w:val="yellow"/>
+          <w:u w:val="single"/>
+        </w:rPr>
         <w:t>Wipe all existing entries:</w:t>
       </w:r>
     </w:p>
@@ -1386,12 +1686,33 @@
           <w:ilvl w:val="6"/>
           <w:numId w:val="1"/>
         </w:numPr>
-      </w:pPr>
-      <w:r>
-        <w:t xml:space="preserve">Type, git config --global --unset-all </w:t>
+        <w:rPr>
+          <w:b/>
+          <w:bCs/>
+          <w:i/>
+          <w:iCs/>
+        </w:rPr>
+      </w:pPr>
+      <w:r>
+        <w:t xml:space="preserve">Type, </w:t>
+      </w:r>
+      <w:r>
+        <w:rPr>
+          <w:b/>
+          <w:bCs/>
+          <w:i/>
+          <w:iCs/>
+        </w:rPr>
+        <w:t xml:space="preserve">git config --global --unset-all </w:t>
       </w:r>
       <w:proofErr w:type="gramStart"/>
       <w:r>
+        <w:rPr>
+          <w:b/>
+          <w:bCs/>
+          <w:i/>
+          <w:iCs/>
+        </w:rPr>
         <w:t>safe.directory</w:t>
       </w:r>
       <w:proofErr w:type="gramEnd"/>
@@ -1403,8 +1724,24 @@
           <w:ilvl w:val="4"/>
           <w:numId w:val="1"/>
         </w:numPr>
-      </w:pPr>
-      <w:r>
+        <w:rPr>
+          <w:b/>
+          <w:bCs/>
+          <w:sz w:val="28"/>
+          <w:szCs w:val="28"/>
+          <w:highlight w:val="yellow"/>
+          <w:u w:val="single"/>
+        </w:rPr>
+      </w:pPr>
+      <w:r>
+        <w:rPr>
+          <w:b/>
+          <w:bCs/>
+          <w:sz w:val="28"/>
+          <w:szCs w:val="28"/>
+          <w:highlight w:val="yellow"/>
+          <w:u w:val="single"/>
+        </w:rPr>
         <w:t xml:space="preserve">Add the “Trust All” wildcard </w:t>
       </w:r>
     </w:p>
@@ -1439,19 +1776,43 @@
           <w:ilvl w:val="6"/>
           <w:numId w:val="1"/>
         </w:numPr>
-      </w:pPr>
-      <w:r>
-        <w:t xml:space="preserve">Type, </w:t>
-      </w:r>
-      <w:r>
-        <w:t xml:space="preserve">git config --global --add </w:t>
+        <w:rPr>
+          <w:b/>
+          <w:bCs/>
+          <w:i/>
+          <w:iCs/>
+        </w:rPr>
+      </w:pPr>
+      <w:r>
+        <w:t>Type</w:t>
+      </w:r>
+      <w:r>
+        <w:rPr>
+          <w:b/>
+          <w:bCs/>
+          <w:i/>
+          <w:iCs/>
+        </w:rPr>
+        <w:t xml:space="preserve">, git config --global --add </w:t>
       </w:r>
       <w:proofErr w:type="gramStart"/>
       <w:r>
+        <w:rPr>
+          <w:b/>
+          <w:bCs/>
+          <w:i/>
+          <w:iCs/>
+        </w:rPr>
         <w:t>safe.directory</w:t>
       </w:r>
       <w:proofErr w:type="gramEnd"/>
       <w:r>
+        <w:rPr>
+          <w:b/>
+          <w:bCs/>
+          <w:i/>
+          <w:iCs/>
+        </w:rPr>
         <w:t xml:space="preserve"> '*'</w:t>
       </w:r>
     </w:p>
@@ -1636,13 +1997,23 @@
         <w:spacing w:after="0" w:line="240" w:lineRule="auto"/>
         <w:rPr>
           <w:rFonts w:cstheme="minorHAnsi"/>
-          <w:kern w:val="0"/>
-        </w:rPr>
-      </w:pPr>
-      <w:r>
-        <w:rPr>
-          <w:rFonts w:cstheme="minorHAnsi"/>
-          <w:kern w:val="0"/>
+          <w:b/>
+          <w:bCs/>
+          <w:kern w:val="0"/>
+          <w:sz w:val="32"/>
+          <w:szCs w:val="32"/>
+          <w:highlight w:val="cyan"/>
+        </w:rPr>
+      </w:pPr>
+      <w:r>
+        <w:rPr>
+          <w:rFonts w:cstheme="minorHAnsi"/>
+          <w:b/>
+          <w:bCs/>
+          <w:kern w:val="0"/>
+          <w:sz w:val="32"/>
+          <w:szCs w:val="32"/>
+          <w:highlight w:val="cyan"/>
         </w:rPr>
         <w:t>Final check:</w:t>
       </w:r>
@@ -1740,6 +2111,7 @@
           <w:sz w:val="18"/>
           <w:szCs w:val="18"/>
         </w:rPr>
+        <w:lastRenderedPageBreak/>
         <w:t>On branch master</w:t>
       </w:r>
     </w:p>
@@ -2066,7 +2438,6 @@
           <w:sz w:val="18"/>
           <w:szCs w:val="18"/>
         </w:rPr>
-        <w:lastRenderedPageBreak/>
         <w:t xml:space="preserve">        </w:t>
       </w:r>
       <w:r>
@@ -2171,9 +2542,19 @@
       <w:r>
         <w:rPr>
           <w:rFonts w:cstheme="minorHAnsi"/>
-          <w:kern w:val="0"/>
-        </w:rPr>
-        <w:t>Note: Understanding the status:</w:t>
+          <w:b/>
+          <w:bCs/>
+          <w:color w:val="EE0000"/>
+          <w:kern w:val="0"/>
+        </w:rPr>
+        <w:t>Note</w:t>
+      </w:r>
+      <w:r>
+        <w:rPr>
+          <w:rFonts w:cstheme="minorHAnsi"/>
+          <w:kern w:val="0"/>
+        </w:rPr>
+        <w:t>: Understanding the status:</w:t>
       </w:r>
     </w:p>
     <w:p>
@@ -2297,215 +2678,6 @@
           <w:ilvl w:val="1"/>
           <w:numId w:val="1"/>
         </w:numPr>
-      </w:pPr>
-      <w:r>
-        <w:t>Check status:</w:t>
-      </w:r>
-    </w:p>
-    <w:p>
-      <w:pPr>
-        <w:pStyle w:val="ListParagraph"/>
-        <w:numPr>
-          <w:ilvl w:val="2"/>
-          <w:numId w:val="1"/>
-        </w:numPr>
-      </w:pPr>
-      <w:r>
-        <w:t>Git status:</w:t>
-      </w:r>
-    </w:p>
-    <w:p>
-      <w:pPr>
-        <w:pStyle w:val="ListParagraph"/>
-        <w:numPr>
-          <w:ilvl w:val="3"/>
-          <w:numId w:val="1"/>
-        </w:numPr>
-      </w:pPr>
-      <w:r>
-        <w:t>What you should see now:</w:t>
-      </w:r>
-    </w:p>
-    <w:p>
-      <w:pPr>
-        <w:pStyle w:val="ListParagraph"/>
-        <w:numPr>
-          <w:ilvl w:val="4"/>
-          <w:numId w:val="1"/>
-        </w:numPr>
-      </w:pPr>
-      <w:r>
-        <w:t xml:space="preserve">On branch main (or master) </w:t>
-      </w:r>
-    </w:p>
-    <w:p>
-      <w:pPr>
-        <w:pStyle w:val="ListParagraph"/>
-        <w:numPr>
-          <w:ilvl w:val="4"/>
-          <w:numId w:val="1"/>
-        </w:numPr>
-      </w:pPr>
-      <w:r>
-        <w:t>No commits yet</w:t>
-      </w:r>
-    </w:p>
-    <w:p>
-      <w:pPr>
-        <w:pStyle w:val="ListParagraph"/>
-        <w:numPr>
-          <w:ilvl w:val="1"/>
-          <w:numId w:val="1"/>
-        </w:numPr>
-      </w:pPr>
-      <w:r>
-        <w:t xml:space="preserve">Add a file (so Git has something to track) </w:t>
-      </w:r>
-    </w:p>
-    <w:p>
-      <w:pPr>
-        <w:pStyle w:val="ListParagraph"/>
-        <w:numPr>
-          <w:ilvl w:val="2"/>
-          <w:numId w:val="1"/>
-        </w:numPr>
-      </w:pPr>
-      <w:r>
-        <w:t xml:space="preserve">Type, echo “Hello world” &gt; README.md </w:t>
-      </w:r>
-    </w:p>
-    <w:p>
-      <w:pPr>
-        <w:pStyle w:val="ListParagraph"/>
-        <w:numPr>
-          <w:ilvl w:val="1"/>
-          <w:numId w:val="1"/>
-        </w:numPr>
-      </w:pPr>
-      <w:r>
-        <w:t xml:space="preserve">Stage + commit </w:t>
-      </w:r>
-    </w:p>
-    <w:p>
-      <w:pPr>
-        <w:pStyle w:val="ListParagraph"/>
-        <w:numPr>
-          <w:ilvl w:val="2"/>
-          <w:numId w:val="1"/>
-        </w:numPr>
-      </w:pPr>
-      <w:r>
-        <w:t xml:space="preserve">Type, git </w:t>
-      </w:r>
-      <w:proofErr w:type="gramStart"/>
-      <w:r>
-        <w:t>add .</w:t>
-      </w:r>
-      <w:proofErr w:type="gramEnd"/>
-      <w:r>
-        <w:t xml:space="preserve"> </w:t>
-      </w:r>
-    </w:p>
-    <w:p>
-      <w:pPr>
-        <w:pStyle w:val="ListParagraph"/>
-        <w:numPr>
-          <w:ilvl w:val="3"/>
-          <w:numId w:val="1"/>
-        </w:numPr>
-      </w:pPr>
-      <w:r>
-        <w:t xml:space="preserve">This command actually means to add everything in the folder. </w:t>
-      </w:r>
-    </w:p>
-    <w:p>
-      <w:pPr>
-        <w:pStyle w:val="ListParagraph"/>
-        <w:numPr>
-          <w:ilvl w:val="3"/>
-          <w:numId w:val="1"/>
-        </w:numPr>
-      </w:pPr>
-      <w:r>
-        <w:t xml:space="preserve">Note: You do not want to add everything in the folder you just want to add the README.md file that was created. </w:t>
-      </w:r>
-    </w:p>
-    <w:p>
-      <w:pPr>
-        <w:pStyle w:val="ListParagraph"/>
-        <w:ind w:left="2160"/>
-      </w:pPr>
-      <w:r>
-        <w:t>git commit -m “Initial commit”</w:t>
-      </w:r>
-    </w:p>
-    <w:p>
-      <w:pPr>
-        <w:pStyle w:val="ListParagraph"/>
-        <w:numPr>
-          <w:ilvl w:val="2"/>
-          <w:numId w:val="1"/>
-        </w:numPr>
-      </w:pPr>
-      <w:r>
-        <w:t>Since you have created your README.md, you are ready to move it through the two-step process:</w:t>
-      </w:r>
-    </w:p>
-    <w:p>
-      <w:pPr>
-        <w:pStyle w:val="ListParagraph"/>
-        <w:numPr>
-          <w:ilvl w:val="3"/>
-          <w:numId w:val="1"/>
-        </w:numPr>
-      </w:pPr>
-      <w:r>
-        <w:t xml:space="preserve">Staging (preparing) and Committing (saving). </w:t>
-      </w:r>
-    </w:p>
-    <w:p>
-      <w:pPr>
-        <w:pStyle w:val="ListParagraph"/>
-        <w:numPr>
-          <w:ilvl w:val="2"/>
-          <w:numId w:val="1"/>
-        </w:numPr>
-      </w:pPr>
-      <w:r>
-        <w:t xml:space="preserve">Stage the file: </w:t>
-      </w:r>
-    </w:p>
-    <w:p>
-      <w:pPr>
-        <w:pStyle w:val="ListParagraph"/>
-        <w:numPr>
-          <w:ilvl w:val="3"/>
-          <w:numId w:val="1"/>
-        </w:numPr>
-      </w:pPr>
-      <w:r>
-        <w:t xml:space="preserve">This moves the file from “Untracked” to “Staged” </w:t>
-      </w:r>
-    </w:p>
-    <w:p>
-      <w:pPr>
-        <w:pStyle w:val="ListParagraph"/>
-        <w:numPr>
-          <w:ilvl w:val="3"/>
-          <w:numId w:val="1"/>
-        </w:numPr>
-      </w:pPr>
-      <w:r>
-        <w:t>Type, git add README.md</w:t>
-      </w:r>
-    </w:p>
-    <w:p>
-      <w:pPr>
-        <w:pStyle w:val="ListParagraph"/>
-        <w:numPr>
-          <w:ilvl w:val="2"/>
-          <w:numId w:val="1"/>
-        </w:numPr>
         <w:rPr>
           <w:b/>
           <w:bCs/>
@@ -2522,7 +2694,329 @@
           <w:szCs w:val="32"/>
           <w:highlight w:val="cyan"/>
         </w:rPr>
+        <w:t>Check status:</w:t>
+      </w:r>
+    </w:p>
+    <w:p>
+      <w:pPr>
+        <w:pStyle w:val="ListParagraph"/>
+        <w:numPr>
+          <w:ilvl w:val="2"/>
+          <w:numId w:val="1"/>
+        </w:numPr>
+        <w:rPr>
+          <w:b/>
+          <w:bCs/>
+          <w:sz w:val="28"/>
+          <w:szCs w:val="28"/>
+          <w:highlight w:val="yellow"/>
+          <w:u w:val="single"/>
+        </w:rPr>
+      </w:pPr>
+      <w:r>
+        <w:rPr>
+          <w:b/>
+          <w:bCs/>
+          <w:sz w:val="28"/>
+          <w:szCs w:val="28"/>
+          <w:highlight w:val="yellow"/>
+          <w:u w:val="single"/>
+        </w:rPr>
+        <w:t>Git status:</w:t>
+      </w:r>
+    </w:p>
+    <w:p>
+      <w:pPr>
+        <w:pStyle w:val="ListParagraph"/>
+        <w:numPr>
+          <w:ilvl w:val="3"/>
+          <w:numId w:val="1"/>
+        </w:numPr>
+      </w:pPr>
+      <w:r>
+        <w:t>What you should see now:</w:t>
+      </w:r>
+    </w:p>
+    <w:p>
+      <w:pPr>
+        <w:pStyle w:val="ListParagraph"/>
+        <w:numPr>
+          <w:ilvl w:val="4"/>
+          <w:numId w:val="1"/>
+        </w:numPr>
+      </w:pPr>
+      <w:r>
+        <w:t xml:space="preserve">On branch main (or master) </w:t>
+      </w:r>
+    </w:p>
+    <w:p>
+      <w:pPr>
+        <w:pStyle w:val="ListParagraph"/>
+        <w:numPr>
+          <w:ilvl w:val="4"/>
+          <w:numId w:val="1"/>
+        </w:numPr>
+      </w:pPr>
+      <w:r>
+        <w:t>No commits yet</w:t>
+      </w:r>
+    </w:p>
+    <w:p>
+      <w:pPr>
+        <w:pStyle w:val="ListParagraph"/>
+        <w:numPr>
+          <w:ilvl w:val="1"/>
+          <w:numId w:val="1"/>
+        </w:numPr>
+        <w:rPr>
+          <w:b/>
+          <w:bCs/>
+          <w:sz w:val="28"/>
+          <w:szCs w:val="28"/>
+          <w:u w:val="single"/>
+        </w:rPr>
+      </w:pPr>
+      <w:r>
+        <w:rPr>
+          <w:b/>
+          <w:bCs/>
+          <w:sz w:val="28"/>
+          <w:szCs w:val="28"/>
+          <w:u w:val="single"/>
+        </w:rPr>
+        <w:t xml:space="preserve">Add a file (so Git has something to track) </w:t>
+      </w:r>
+    </w:p>
+    <w:p>
+      <w:pPr>
+        <w:pStyle w:val="ListParagraph"/>
+        <w:numPr>
+          <w:ilvl w:val="2"/>
+          <w:numId w:val="1"/>
+        </w:numPr>
+      </w:pPr>
+      <w:r>
+        <w:t xml:space="preserve">Type, echo “Hello world” &gt; README.md </w:t>
+      </w:r>
+    </w:p>
+    <w:p>
+      <w:pPr>
+        <w:pStyle w:val="ListParagraph"/>
+        <w:numPr>
+          <w:ilvl w:val="1"/>
+          <w:numId w:val="1"/>
+        </w:numPr>
+        <w:rPr>
+          <w:b/>
+          <w:bCs/>
+          <w:sz w:val="28"/>
+          <w:szCs w:val="28"/>
+          <w:u w:val="single"/>
+        </w:rPr>
+      </w:pPr>
+      <w:r>
+        <w:rPr>
+          <w:b/>
+          <w:bCs/>
+          <w:sz w:val="28"/>
+          <w:szCs w:val="28"/>
+          <w:u w:val="single"/>
+        </w:rPr>
+        <w:t xml:space="preserve">Stage + commit </w:t>
+      </w:r>
+    </w:p>
+    <w:p>
+      <w:pPr>
+        <w:pStyle w:val="ListParagraph"/>
+        <w:numPr>
+          <w:ilvl w:val="2"/>
+          <w:numId w:val="1"/>
+        </w:numPr>
+        <w:rPr>
+          <w:b/>
+          <w:bCs/>
+          <w:i/>
+          <w:iCs/>
+        </w:rPr>
+      </w:pPr>
+      <w:r>
+        <w:t xml:space="preserve">Type, </w:t>
+      </w:r>
+      <w:r>
+        <w:rPr>
+          <w:b/>
+          <w:bCs/>
+          <w:i/>
+          <w:iCs/>
+        </w:rPr>
+        <w:t xml:space="preserve">git </w:t>
+      </w:r>
+      <w:proofErr w:type="gramStart"/>
+      <w:r>
+        <w:rPr>
+          <w:b/>
+          <w:bCs/>
+          <w:i/>
+          <w:iCs/>
+        </w:rPr>
+        <w:t>add .</w:t>
+      </w:r>
+      <w:proofErr w:type="gramEnd"/>
+      <w:r>
+        <w:rPr>
+          <w:b/>
+          <w:bCs/>
+          <w:i/>
+          <w:iCs/>
+        </w:rPr>
+        <w:t xml:space="preserve"> </w:t>
+      </w:r>
+    </w:p>
+    <w:p>
+      <w:pPr>
+        <w:pStyle w:val="ListParagraph"/>
+        <w:numPr>
+          <w:ilvl w:val="3"/>
+          <w:numId w:val="1"/>
+        </w:numPr>
+      </w:pPr>
+      <w:r>
+        <w:t xml:space="preserve">This command actually means to add everything in the folder. </w:t>
+      </w:r>
+    </w:p>
+    <w:p>
+      <w:pPr>
+        <w:pStyle w:val="ListParagraph"/>
+        <w:numPr>
+          <w:ilvl w:val="3"/>
+          <w:numId w:val="1"/>
+        </w:numPr>
+      </w:pPr>
+      <w:r>
+        <w:t xml:space="preserve">Note: You do not want to add everything in the folder you just want to add the README.md file that was created. </w:t>
+      </w:r>
+    </w:p>
+    <w:p>
+      <w:pPr>
+        <w:pStyle w:val="ListParagraph"/>
+        <w:ind w:left="2160"/>
+        <w:rPr>
+          <w:b/>
+          <w:bCs/>
+          <w:i/>
+          <w:iCs/>
+        </w:rPr>
+      </w:pPr>
+      <w:r>
+        <w:rPr>
+          <w:b/>
+          <w:bCs/>
+          <w:i/>
+          <w:iCs/>
+        </w:rPr>
         <w:lastRenderedPageBreak/>
+        <w:t>git commit -m “Initial commit”</w:t>
+      </w:r>
+    </w:p>
+    <w:p>
+      <w:pPr>
+        <w:pStyle w:val="ListParagraph"/>
+        <w:numPr>
+          <w:ilvl w:val="2"/>
+          <w:numId w:val="1"/>
+        </w:numPr>
+      </w:pPr>
+      <w:r>
+        <w:t>Since you have created your README.md, you are ready to move it through the two-step process:</w:t>
+      </w:r>
+    </w:p>
+    <w:p>
+      <w:pPr>
+        <w:pStyle w:val="ListParagraph"/>
+        <w:numPr>
+          <w:ilvl w:val="3"/>
+          <w:numId w:val="1"/>
+        </w:numPr>
+      </w:pPr>
+      <w:r>
+        <w:t xml:space="preserve">Staging (preparing) and Committing (saving). </w:t>
+      </w:r>
+    </w:p>
+    <w:p>
+      <w:pPr>
+        <w:pStyle w:val="ListParagraph"/>
+        <w:numPr>
+          <w:ilvl w:val="2"/>
+          <w:numId w:val="1"/>
+        </w:numPr>
+        <w:rPr>
+          <w:b/>
+          <w:bCs/>
+          <w:sz w:val="28"/>
+          <w:szCs w:val="28"/>
+          <w:highlight w:val="yellow"/>
+          <w:u w:val="single"/>
+        </w:rPr>
+      </w:pPr>
+      <w:r>
+        <w:rPr>
+          <w:b/>
+          <w:bCs/>
+          <w:sz w:val="28"/>
+          <w:szCs w:val="28"/>
+          <w:highlight w:val="yellow"/>
+          <w:u w:val="single"/>
+        </w:rPr>
+        <w:t xml:space="preserve">Stage the file: </w:t>
+      </w:r>
+    </w:p>
+    <w:p>
+      <w:pPr>
+        <w:pStyle w:val="ListParagraph"/>
+        <w:numPr>
+          <w:ilvl w:val="3"/>
+          <w:numId w:val="1"/>
+        </w:numPr>
+      </w:pPr>
+      <w:r>
+        <w:t xml:space="preserve">This moves the file from “Untracked” to “Staged” </w:t>
+      </w:r>
+    </w:p>
+    <w:p>
+      <w:pPr>
+        <w:pStyle w:val="ListParagraph"/>
+        <w:numPr>
+          <w:ilvl w:val="3"/>
+          <w:numId w:val="1"/>
+        </w:numPr>
+      </w:pPr>
+      <w:r>
+        <w:t>Type, git add README.md</w:t>
+      </w:r>
+    </w:p>
+    <w:p>
+      <w:pPr>
+        <w:pStyle w:val="ListParagraph"/>
+        <w:numPr>
+          <w:ilvl w:val="2"/>
+          <w:numId w:val="1"/>
+        </w:numPr>
+        <w:rPr>
+          <w:b/>
+          <w:bCs/>
+          <w:sz w:val="32"/>
+          <w:szCs w:val="32"/>
+          <w:highlight w:val="cyan"/>
+        </w:rPr>
+      </w:pPr>
+      <w:r>
+        <w:rPr>
+          <w:b/>
+          <w:bCs/>
+          <w:sz w:val="32"/>
+          <w:szCs w:val="32"/>
+          <w:highlight w:val="cyan"/>
+        </w:rPr>
         <w:t>Commit the file:</w:t>
       </w:r>
     </w:p>
@@ -3379,6 +3873,7 @@
           <w:szCs w:val="18"/>
           <w:highlight w:val="yellow"/>
         </w:rPr>
+        <w:lastRenderedPageBreak/>
         <w:t xml:space="preserve"> create mode 100644 Python and UDP and TCP cybertoolkit.docx</w:t>
       </w:r>
     </w:p>
@@ -3437,13 +3932,23 @@
         <w:spacing w:after="0" w:line="240" w:lineRule="auto"/>
         <w:rPr>
           <w:rFonts w:cstheme="minorHAnsi"/>
-          <w:kern w:val="0"/>
-        </w:rPr>
-      </w:pPr>
-      <w:r>
-        <w:rPr>
-          <w:rFonts w:cstheme="minorHAnsi"/>
-          <w:kern w:val="0"/>
+          <w:b/>
+          <w:bCs/>
+          <w:kern w:val="0"/>
+          <w:sz w:val="32"/>
+          <w:szCs w:val="32"/>
+          <w:highlight w:val="cyan"/>
+        </w:rPr>
+      </w:pPr>
+      <w:r>
+        <w:rPr>
+          <w:rFonts w:cstheme="minorHAnsi"/>
+          <w:b/>
+          <w:bCs/>
+          <w:kern w:val="0"/>
+          <w:sz w:val="32"/>
+          <w:szCs w:val="32"/>
+          <w:highlight w:val="cyan"/>
         </w:rPr>
         <w:t>Want to fix this:</w:t>
       </w:r>
@@ -3508,15 +4013,30 @@
         <w:spacing w:after="0" w:line="240" w:lineRule="auto"/>
         <w:rPr>
           <w:rFonts w:cstheme="minorHAnsi"/>
-          <w:kern w:val="0"/>
-        </w:rPr>
-      </w:pPr>
-      <w:r>
-        <w:rPr>
-          <w:rFonts w:cstheme="minorHAnsi"/>
-          <w:kern w:val="0"/>
-        </w:rPr>
-        <w:t>Type, reset soft HEAD~1</w:t>
+          <w:b/>
+          <w:bCs/>
+          <w:i/>
+          <w:iCs/>
+          <w:kern w:val="0"/>
+        </w:rPr>
+      </w:pPr>
+      <w:r>
+        <w:rPr>
+          <w:rFonts w:cstheme="minorHAnsi"/>
+          <w:kern w:val="0"/>
+        </w:rPr>
+        <w:t xml:space="preserve">Type, </w:t>
+      </w:r>
+      <w:r>
+        <w:rPr>
+          <w:rFonts w:cstheme="minorHAnsi"/>
+          <w:b/>
+          <w:bCs/>
+          <w:i/>
+          <w:iCs/>
+          <w:kern w:val="0"/>
+        </w:rPr>
+        <w:t>reset soft HEAD~1</w:t>
       </w:r>
     </w:p>
     <w:p>
@@ -3588,7 +4108,6 @@
           <w:rFonts w:cstheme="minorHAnsi"/>
           <w:kern w:val="0"/>
         </w:rPr>
-        <w:lastRenderedPageBreak/>
         <w:t xml:space="preserve">The files will go back to being “staged”, allowing you to unstage the ones you don’t want. </w:t>
       </w:r>
     </w:p>
@@ -3675,20 +4194,35 @@
         <w:spacing w:after="0" w:line="240" w:lineRule="auto"/>
         <w:rPr>
           <w:rFonts w:cstheme="minorHAnsi"/>
-          <w:kern w:val="0"/>
-        </w:rPr>
-      </w:pPr>
-      <w:r>
-        <w:rPr>
-          <w:rFonts w:cstheme="minorHAnsi"/>
-          <w:kern w:val="0"/>
+          <w:b/>
+          <w:bCs/>
+          <w:kern w:val="0"/>
+          <w:sz w:val="32"/>
+          <w:szCs w:val="32"/>
+          <w:highlight w:val="cyan"/>
+        </w:rPr>
+      </w:pPr>
+      <w:r>
+        <w:rPr>
+          <w:rFonts w:cstheme="minorHAnsi"/>
+          <w:b/>
+          <w:bCs/>
+          <w:kern w:val="0"/>
+          <w:sz w:val="32"/>
+          <w:szCs w:val="32"/>
+          <w:highlight w:val="cyan"/>
         </w:rPr>
         <w:t>To fix for a “Root” Commit</w:t>
       </w:r>
       <w:r>
         <w:rPr>
           <w:rFonts w:cstheme="minorHAnsi"/>
-          <w:kern w:val="0"/>
+          <w:b/>
+          <w:bCs/>
+          <w:kern w:val="0"/>
+          <w:sz w:val="32"/>
+          <w:szCs w:val="32"/>
+          <w:highlight w:val="cyan"/>
         </w:rPr>
         <w:t>:</w:t>
       </w:r>
@@ -4162,162 +4696,194 @@
           <w:rFonts w:cstheme="minorHAnsi"/>
           <w:kern w:val="0"/>
         </w:rPr>
-        <w:t xml:space="preserve">Type, </w:t>
-      </w:r>
-      <w:r>
-        <w:rPr>
-          <w:rFonts w:cstheme="minorHAnsi"/>
-          <w:kern w:val="0"/>
-        </w:rPr>
-        <w:t>git commit -m "Initial commit: Add README.md"</w:t>
-      </w:r>
-    </w:p>
-    <w:p>
-      <w:pPr>
-        <w:pStyle w:val="ListParagraph"/>
-        <w:numPr>
-          <w:ilvl w:val="3"/>
-          <w:numId w:val="1"/>
-        </w:numPr>
-        <w:rPr>
-          <w:rFonts w:cstheme="minorHAnsi"/>
-          <w:kern w:val="0"/>
-        </w:rPr>
-      </w:pPr>
-      <w:r>
-        <w:rPr>
-          <w:rFonts w:cstheme="minorHAnsi"/>
-          <w:kern w:val="0"/>
-        </w:rPr>
-        <w:t xml:space="preserve">Note: How to make the warning go away (Optional) </w:t>
-      </w:r>
-    </w:p>
-    <w:p>
-      <w:pPr>
-        <w:pStyle w:val="ListParagraph"/>
-        <w:numPr>
-          <w:ilvl w:val="4"/>
-          <w:numId w:val="1"/>
-        </w:numPr>
-        <w:rPr>
-          <w:rFonts w:cstheme="minorHAnsi"/>
-          <w:kern w:val="0"/>
-        </w:rPr>
-      </w:pPr>
-      <w:r>
-        <w:rPr>
-          <w:rFonts w:cstheme="minorHAnsi"/>
-          <w:kern w:val="0"/>
-        </w:rPr>
-        <w:t xml:space="preserve">If you find that message annoying and want Git to handle this silently in the future, run this command. </w:t>
-      </w:r>
-    </w:p>
-    <w:p>
-      <w:pPr>
-        <w:pStyle w:val="ListParagraph"/>
-        <w:numPr>
-          <w:ilvl w:val="5"/>
-          <w:numId w:val="1"/>
-        </w:numPr>
-        <w:rPr>
-          <w:rFonts w:cstheme="minorHAnsi"/>
-          <w:kern w:val="0"/>
-        </w:rPr>
-      </w:pPr>
-      <w:r>
-        <w:rPr>
-          <w:rFonts w:cstheme="minorHAnsi"/>
-          <w:kern w:val="0"/>
-        </w:rPr>
-        <w:t xml:space="preserve">Type, </w:t>
-      </w:r>
-      <w:r>
-        <w:rPr>
-          <w:rFonts w:cstheme="minorHAnsi"/>
-          <w:kern w:val="0"/>
-        </w:rPr>
-        <w:t xml:space="preserve">git config --global </w:t>
-      </w:r>
-      <w:proofErr w:type="gramStart"/>
-      <w:r>
-        <w:rPr>
-          <w:rFonts w:cstheme="minorHAnsi"/>
-          <w:kern w:val="0"/>
-        </w:rPr>
-        <w:t>core.autocrlf</w:t>
-      </w:r>
-      <w:proofErr w:type="gramEnd"/>
-      <w:r>
-        <w:rPr>
-          <w:rFonts w:cstheme="minorHAnsi"/>
-          <w:kern w:val="0"/>
-        </w:rPr>
-        <w:t xml:space="preserve"> true</w:t>
-      </w:r>
-    </w:p>
-    <w:p>
-      <w:pPr>
-        <w:pStyle w:val="ListParagraph"/>
-        <w:numPr>
-          <w:ilvl w:val="3"/>
-          <w:numId w:val="1"/>
-        </w:numPr>
-        <w:rPr>
-          <w:rFonts w:cstheme="minorHAnsi"/>
-          <w:kern w:val="0"/>
-        </w:rPr>
-      </w:pPr>
-      <w:r>
-        <w:rPr>
-          <w:rFonts w:cstheme="minorHAnsi"/>
-          <w:kern w:val="0"/>
-        </w:rPr>
-        <w:t>Final check:</w:t>
-      </w:r>
-    </w:p>
-    <w:p>
-      <w:pPr>
-        <w:pStyle w:val="ListParagraph"/>
-        <w:numPr>
-          <w:ilvl w:val="4"/>
-          <w:numId w:val="1"/>
-        </w:numPr>
-        <w:rPr>
-          <w:rFonts w:cstheme="minorHAnsi"/>
-          <w:kern w:val="0"/>
-        </w:rPr>
-      </w:pPr>
-      <w:r>
-        <w:rPr>
-          <w:rFonts w:cstheme="minorHAnsi"/>
-          <w:kern w:val="0"/>
-        </w:rPr>
-        <w:t>After you run the commit command above, run:</w:t>
-      </w:r>
-    </w:p>
-    <w:p>
-      <w:pPr>
-        <w:pStyle w:val="ListParagraph"/>
-        <w:numPr>
-          <w:ilvl w:val="5"/>
-          <w:numId w:val="1"/>
-        </w:numPr>
-        <w:rPr>
-          <w:rFonts w:cstheme="minorHAnsi"/>
-          <w:kern w:val="0"/>
-        </w:rPr>
-      </w:pPr>
-      <w:r>
-        <w:rPr>
-          <w:rFonts w:cstheme="minorHAnsi"/>
-          <w:kern w:val="0"/>
-        </w:rPr>
         <w:lastRenderedPageBreak/>
         <w:t xml:space="preserve">Type, </w:t>
       </w:r>
       <w:r>
         <w:rPr>
           <w:rFonts w:cstheme="minorHAnsi"/>
+          <w:b/>
+          <w:bCs/>
+          <w:i/>
+          <w:iCs/>
+          <w:kern w:val="0"/>
+        </w:rPr>
+        <w:t>git commit -m "Initial commit: Add README.md"</w:t>
+      </w:r>
+    </w:p>
+    <w:p>
+      <w:pPr>
+        <w:pStyle w:val="ListParagraph"/>
+        <w:numPr>
+          <w:ilvl w:val="3"/>
+          <w:numId w:val="1"/>
+        </w:numPr>
+        <w:rPr>
+          <w:rFonts w:cstheme="minorHAnsi"/>
+          <w:kern w:val="0"/>
+        </w:rPr>
+      </w:pPr>
+      <w:r>
+        <w:rPr>
+          <w:rFonts w:cstheme="minorHAnsi"/>
+          <w:b/>
+          <w:bCs/>
+          <w:color w:val="EE0000"/>
+          <w:kern w:val="0"/>
+        </w:rPr>
+        <w:t>Note</w:t>
+      </w:r>
+      <w:r>
+        <w:rPr>
+          <w:rFonts w:cstheme="minorHAnsi"/>
+          <w:kern w:val="0"/>
+        </w:rPr>
+        <w:t xml:space="preserve">: How to make the warning go away (Optional) </w:t>
+      </w:r>
+    </w:p>
+    <w:p>
+      <w:pPr>
+        <w:pStyle w:val="ListParagraph"/>
+        <w:numPr>
+          <w:ilvl w:val="4"/>
+          <w:numId w:val="1"/>
+        </w:numPr>
+        <w:rPr>
+          <w:rFonts w:cstheme="minorHAnsi"/>
+          <w:kern w:val="0"/>
+        </w:rPr>
+      </w:pPr>
+      <w:r>
+        <w:rPr>
+          <w:rFonts w:cstheme="minorHAnsi"/>
+          <w:kern w:val="0"/>
+        </w:rPr>
+        <w:t xml:space="preserve">If you find that message annoying and want Git to handle this silently in the future, run this command. </w:t>
+      </w:r>
+    </w:p>
+    <w:p>
+      <w:pPr>
+        <w:pStyle w:val="ListParagraph"/>
+        <w:numPr>
+          <w:ilvl w:val="5"/>
+          <w:numId w:val="1"/>
+        </w:numPr>
+        <w:rPr>
+          <w:rFonts w:cstheme="minorHAnsi"/>
+          <w:kern w:val="0"/>
+        </w:rPr>
+      </w:pPr>
+      <w:r>
+        <w:rPr>
+          <w:rFonts w:cstheme="minorHAnsi"/>
+          <w:kern w:val="0"/>
+        </w:rPr>
+        <w:t xml:space="preserve">Type, </w:t>
+      </w:r>
+      <w:r>
+        <w:rPr>
+          <w:rFonts w:cstheme="minorHAnsi"/>
+          <w:kern w:val="0"/>
+        </w:rPr>
+        <w:t xml:space="preserve">git config --global </w:t>
+      </w:r>
+      <w:proofErr w:type="gramStart"/>
+      <w:r>
+        <w:rPr>
+          <w:rFonts w:cstheme="minorHAnsi"/>
+          <w:kern w:val="0"/>
+        </w:rPr>
+        <w:t>core.autocrlf</w:t>
+      </w:r>
+      <w:proofErr w:type="gramEnd"/>
+      <w:r>
+        <w:rPr>
+          <w:rFonts w:cstheme="minorHAnsi"/>
+          <w:kern w:val="0"/>
+        </w:rPr>
+        <w:t xml:space="preserve"> true</w:t>
+      </w:r>
+    </w:p>
+    <w:p>
+      <w:pPr>
+        <w:pStyle w:val="ListParagraph"/>
+        <w:numPr>
+          <w:ilvl w:val="3"/>
+          <w:numId w:val="1"/>
+        </w:numPr>
+        <w:rPr>
+          <w:rFonts w:cstheme="minorHAnsi"/>
+          <w:b/>
+          <w:bCs/>
+          <w:kern w:val="0"/>
+          <w:sz w:val="32"/>
+          <w:szCs w:val="32"/>
+          <w:highlight w:val="cyan"/>
+        </w:rPr>
+      </w:pPr>
+      <w:r>
+        <w:rPr>
+          <w:rFonts w:cstheme="minorHAnsi"/>
+          <w:b/>
+          <w:bCs/>
+          <w:kern w:val="0"/>
+          <w:sz w:val="32"/>
+          <w:szCs w:val="32"/>
+          <w:highlight w:val="cyan"/>
+        </w:rPr>
+        <w:t>Final check:</w:t>
+      </w:r>
+    </w:p>
+    <w:p>
+      <w:pPr>
+        <w:pStyle w:val="ListParagraph"/>
+        <w:numPr>
+          <w:ilvl w:val="4"/>
+          <w:numId w:val="1"/>
+        </w:numPr>
+        <w:rPr>
+          <w:rFonts w:cstheme="minorHAnsi"/>
+          <w:kern w:val="0"/>
+        </w:rPr>
+      </w:pPr>
+      <w:r>
+        <w:rPr>
+          <w:rFonts w:cstheme="minorHAnsi"/>
+          <w:kern w:val="0"/>
+        </w:rPr>
+        <w:t>After you run the commit command above, run:</w:t>
+      </w:r>
+    </w:p>
+    <w:p>
+      <w:pPr>
+        <w:pStyle w:val="ListParagraph"/>
+        <w:numPr>
+          <w:ilvl w:val="5"/>
+          <w:numId w:val="1"/>
+        </w:numPr>
+        <w:rPr>
+          <w:rFonts w:cstheme="minorHAnsi"/>
+          <w:b/>
+          <w:bCs/>
+          <w:i/>
+          <w:iCs/>
+          <w:kern w:val="0"/>
+        </w:rPr>
+      </w:pPr>
+      <w:r>
+        <w:rPr>
+          <w:rFonts w:cstheme="minorHAnsi"/>
+          <w:kern w:val="0"/>
+        </w:rPr>
+        <w:t xml:space="preserve">Type, </w:t>
+      </w:r>
+      <w:r>
+        <w:rPr>
+          <w:rFonts w:cstheme="minorHAnsi"/>
+          <w:b/>
+          <w:bCs/>
+          <w:i/>
+          <w:iCs/>
           <w:kern w:val="0"/>
         </w:rPr>
         <w:t>git status</w:t>
@@ -4392,13 +4958,23 @@
         </w:numPr>
         <w:rPr>
           <w:rFonts w:cstheme="minorHAnsi"/>
-          <w:kern w:val="0"/>
-        </w:rPr>
-      </w:pPr>
-      <w:r>
-        <w:rPr>
-          <w:rFonts w:cstheme="minorHAnsi"/>
-          <w:kern w:val="0"/>
+          <w:b/>
+          <w:bCs/>
+          <w:kern w:val="0"/>
+          <w:sz w:val="32"/>
+          <w:szCs w:val="32"/>
+          <w:highlight w:val="cyan"/>
+        </w:rPr>
+      </w:pPr>
+      <w:r>
+        <w:rPr>
+          <w:rFonts w:cstheme="minorHAnsi"/>
+          <w:b/>
+          <w:bCs/>
+          <w:kern w:val="0"/>
+          <w:sz w:val="32"/>
+          <w:szCs w:val="32"/>
+          <w:highlight w:val="cyan"/>
         </w:rPr>
         <w:t>Create the Online Repository:</w:t>
       </w:r>
@@ -4757,6 +5333,7 @@
           <w:rFonts w:cstheme="minorHAnsi"/>
           <w:kern w:val="0"/>
         </w:rPr>
+        <w:lastRenderedPageBreak/>
         <w:t xml:space="preserve">You should see your README.md file displayed beautifully on the screen! </w:t>
       </w:r>
     </w:p>
@@ -4769,13 +5346,25 @@
         </w:numPr>
         <w:rPr>
           <w:rFonts w:cstheme="minorHAnsi"/>
-          <w:kern w:val="0"/>
-        </w:rPr>
-      </w:pPr>
-      <w:r>
-        <w:rPr>
-          <w:rFonts w:cstheme="minorHAnsi"/>
-          <w:kern w:val="0"/>
+          <w:b/>
+          <w:bCs/>
+          <w:kern w:val="0"/>
+          <w:sz w:val="36"/>
+          <w:szCs w:val="36"/>
+          <w:highlight w:val="yellow"/>
+          <w:u w:val="single"/>
+        </w:rPr>
+      </w:pPr>
+      <w:r>
+        <w:rPr>
+          <w:rFonts w:cstheme="minorHAnsi"/>
+          <w:b/>
+          <w:bCs/>
+          <w:kern w:val="0"/>
+          <w:sz w:val="36"/>
+          <w:szCs w:val="36"/>
+          <w:highlight w:val="yellow"/>
+          <w:u w:val="single"/>
         </w:rPr>
         <w:t>NEXT time learn:</w:t>
       </w:r>
@@ -4809,12 +5398,18 @@
         </w:numPr>
         <w:rPr>
           <w:rFonts w:cstheme="minorHAnsi"/>
-          <w:kern w:val="0"/>
-        </w:rPr>
-      </w:pPr>
-      <w:r>
-        <w:rPr>
-          <w:rFonts w:cstheme="minorHAnsi"/>
+          <w:b/>
+          <w:bCs/>
+          <w:color w:val="EE0000"/>
+          <w:kern w:val="0"/>
+        </w:rPr>
+      </w:pPr>
+      <w:r>
+        <w:rPr>
+          <w:rFonts w:cstheme="minorHAnsi"/>
+          <w:b/>
+          <w:bCs/>
+          <w:color w:val="EE0000"/>
           <w:kern w:val="0"/>
         </w:rPr>
         <w:t xml:space="preserve">Help your create </w:t>
@@ -4823,6 +5418,9 @@
       <w:r>
         <w:rPr>
           <w:rFonts w:cstheme="minorHAnsi"/>
+          <w:b/>
+          <w:bCs/>
+          <w:color w:val="EE0000"/>
           <w:kern w:val="0"/>
         </w:rPr>
         <w:t>a .gitignore</w:t>
@@ -4831,6 +5429,9 @@
       <w:r>
         <w:rPr>
           <w:rFonts w:cstheme="minorHAnsi"/>
+          <w:b/>
+          <w:bCs/>
+          <w:color w:val="EE0000"/>
           <w:kern w:val="0"/>
         </w:rPr>
         <w:t xml:space="preserve"> so those Word temporary files never show up again. </w:t>
@@ -4845,13 +5446,25 @@
         </w:numPr>
         <w:rPr>
           <w:rFonts w:cstheme="minorHAnsi"/>
-          <w:kern w:val="0"/>
-        </w:rPr>
-      </w:pPr>
-      <w:r>
-        <w:rPr>
-          <w:rFonts w:cstheme="minorHAnsi"/>
-          <w:kern w:val="0"/>
+          <w:b/>
+          <w:bCs/>
+          <w:kern w:val="0"/>
+          <w:sz w:val="28"/>
+          <w:szCs w:val="28"/>
+          <w:highlight w:val="yellow"/>
+          <w:u w:val="single"/>
+        </w:rPr>
+      </w:pPr>
+      <w:r>
+        <w:rPr>
+          <w:rFonts w:cstheme="minorHAnsi"/>
+          <w:b/>
+          <w:bCs/>
+          <w:kern w:val="0"/>
+          <w:sz w:val="28"/>
+          <w:szCs w:val="28"/>
+          <w:highlight w:val="yellow"/>
+          <w:u w:val="single"/>
         </w:rPr>
         <w:t xml:space="preserve">Explain how to stage and commit your next project folder. </w:t>
       </w:r>
@@ -4871,9 +5484,19 @@
       <w:r>
         <w:rPr>
           <w:rFonts w:cstheme="minorHAnsi"/>
-          <w:kern w:val="0"/>
-        </w:rPr>
-        <w:t xml:space="preserve">Note: </w:t>
+          <w:b/>
+          <w:bCs/>
+          <w:color w:val="EE0000"/>
+          <w:kern w:val="0"/>
+        </w:rPr>
+        <w:t>Note</w:t>
+      </w:r>
+      <w:r>
+        <w:rPr>
+          <w:rFonts w:cstheme="minorHAnsi"/>
+          <w:kern w:val="0"/>
+        </w:rPr>
+        <w:t xml:space="preserve">: </w:t>
       </w:r>
       <w:r>
         <w:rPr>
@@ -4959,31 +5582,750 @@
           <w:bCs/>
           <w:kern w:val="0"/>
         </w:rPr>
+        <w:t>Documentation is key:</w:t>
+      </w:r>
+      <w:r>
+        <w:rPr>
+          <w:rFonts w:cstheme="minorHAnsi"/>
+          <w:kern w:val="0"/>
+        </w:rPr>
+        <w:t xml:space="preserve"> As you finish a part of your project, update your </w:t>
+      </w:r>
+      <w:r>
+        <w:rPr>
+          <w:rFonts w:cstheme="minorHAnsi"/>
+          <w:b/>
+          <w:bCs/>
+          <w:kern w:val="0"/>
+        </w:rPr>
+        <w:t>README.md</w:t>
+      </w:r>
+      <w:r>
+        <w:rPr>
+          <w:rFonts w:cstheme="minorHAnsi"/>
+          <w:kern w:val="0"/>
+        </w:rPr>
+        <w:t xml:space="preserve"> with what you learned. It looks great to future employers!</w:t>
+      </w:r>
+    </w:p>
+    <w:p>
+      <w:pPr>
+        <w:pStyle w:val="ListParagraph"/>
+        <w:numPr>
+          <w:ilvl w:val="3"/>
+          <w:numId w:val="1"/>
+        </w:numPr>
+        <w:rPr>
+          <w:rFonts w:cstheme="minorHAnsi"/>
+          <w:kern w:val="0"/>
+        </w:rPr>
+      </w:pPr>
+      <w:r>
+        <w:rPr>
+          <w:rFonts w:cstheme="minorHAnsi"/>
+          <w:b/>
+          <w:bCs/>
+          <w:kern w:val="0"/>
+        </w:rPr>
+        <w:t>Commit often:</w:t>
+      </w:r>
+      <w:r>
+        <w:rPr>
+          <w:rFonts w:cstheme="minorHAnsi"/>
+          <w:kern w:val="0"/>
+        </w:rPr>
+        <w:t xml:space="preserve"> Whenever you reach a "save point" (like finishing a doc or a script), run your new workflow:</w:t>
+      </w:r>
+    </w:p>
+    <w:p>
+      <w:pPr>
+        <w:pStyle w:val="ListParagraph"/>
+        <w:numPr>
+          <w:ilvl w:val="4"/>
+          <w:numId w:val="1"/>
+        </w:numPr>
+        <w:rPr>
+          <w:rFonts w:cstheme="minorHAnsi"/>
+          <w:kern w:val="0"/>
+        </w:rPr>
+      </w:pPr>
+      <w:r>
+        <w:rPr>
+          <w:rFonts w:cstheme="minorHAnsi"/>
+          <w:b/>
+          <w:bCs/>
+          <w:kern w:val="0"/>
+        </w:rPr>
+        <w:t xml:space="preserve">git </w:t>
+      </w:r>
+      <w:proofErr w:type="gramStart"/>
+      <w:r>
+        <w:rPr>
+          <w:rFonts w:cstheme="minorHAnsi"/>
+          <w:b/>
+          <w:bCs/>
+          <w:kern w:val="0"/>
+        </w:rPr>
+        <w:t>add .</w:t>
+      </w:r>
+      <w:proofErr w:type="gramEnd"/>
+    </w:p>
+    <w:p>
+      <w:pPr>
+        <w:pStyle w:val="ListParagraph"/>
+        <w:numPr>
+          <w:ilvl w:val="4"/>
+          <w:numId w:val="1"/>
+        </w:numPr>
+        <w:rPr>
+          <w:rFonts w:cstheme="minorHAnsi"/>
+          <w:kern w:val="0"/>
+        </w:rPr>
+      </w:pPr>
+      <w:r>
+        <w:rPr>
+          <w:rFonts w:cstheme="minorHAnsi"/>
+          <w:kern w:val="0"/>
+        </w:rPr>
+        <w:t>git commit -m “Added [Feature Name]”</w:t>
+      </w:r>
+    </w:p>
+    <w:p>
+      <w:pPr>
+        <w:pStyle w:val="ListParagraph"/>
+        <w:numPr>
+          <w:ilvl w:val="4"/>
+          <w:numId w:val="1"/>
+        </w:numPr>
+        <w:rPr>
+          <w:rFonts w:cstheme="minorHAnsi"/>
+          <w:kern w:val="0"/>
+        </w:rPr>
+      </w:pPr>
+      <w:r>
+        <w:rPr>
+          <w:rFonts w:cstheme="minorHAnsi"/>
+          <w:kern w:val="0"/>
+        </w:rPr>
+        <w:t xml:space="preserve">git push </w:t>
+      </w:r>
+    </w:p>
+    <w:p>
+      <w:pPr>
+        <w:pStyle w:val="ListParagraph"/>
+        <w:numPr>
+          <w:ilvl w:val="1"/>
+          <w:numId w:val="1"/>
+        </w:numPr>
+        <w:rPr>
+          <w:rFonts w:cstheme="minorHAnsi"/>
+          <w:b/>
+          <w:bCs/>
+          <w:kern w:val="0"/>
+          <w:sz w:val="32"/>
+          <w:szCs w:val="32"/>
+          <w:highlight w:val="cyan"/>
+        </w:rPr>
+      </w:pPr>
+      <w:r>
+        <w:rPr>
+          <w:rFonts w:cstheme="minorHAnsi"/>
+          <w:b/>
+          <w:bCs/>
+          <w:kern w:val="0"/>
+          <w:sz w:val="32"/>
+          <w:szCs w:val="32"/>
+          <w:highlight w:val="cyan"/>
+        </w:rPr>
+        <w:t>Spelled “Hello” wrong in README file:</w:t>
+      </w:r>
+    </w:p>
+    <w:p>
+      <w:pPr>
+        <w:pStyle w:val="ListParagraph"/>
+        <w:numPr>
+          <w:ilvl w:val="2"/>
+          <w:numId w:val="1"/>
+        </w:numPr>
+        <w:rPr>
+          <w:rFonts w:cstheme="minorHAnsi"/>
+          <w:kern w:val="0"/>
+        </w:rPr>
+      </w:pPr>
+      <w:r>
+        <w:rPr>
+          <w:rFonts w:cstheme="minorHAnsi"/>
+          <w:kern w:val="0"/>
+        </w:rPr>
+        <w:t xml:space="preserve">To change text use “echo” command. </w:t>
+      </w:r>
+    </w:p>
+    <w:p>
+      <w:pPr>
+        <w:pStyle w:val="ListParagraph"/>
+        <w:numPr>
+          <w:ilvl w:val="2"/>
+          <w:numId w:val="1"/>
+        </w:numPr>
+        <w:rPr>
+          <w:rFonts w:cstheme="minorHAnsi"/>
+          <w:kern w:val="0"/>
+        </w:rPr>
+      </w:pPr>
+      <w:r>
+        <w:rPr>
+          <w:rFonts w:cstheme="minorHAnsi"/>
+          <w:kern w:val="0"/>
+        </w:rPr>
+        <w:t xml:space="preserve">The echo command, repeats (echoes) whatever text you give it back to the terminal. </w:t>
+      </w:r>
+    </w:p>
+    <w:p>
+      <w:pPr>
+        <w:pStyle w:val="ListParagraph"/>
+        <w:numPr>
+          <w:ilvl w:val="3"/>
+          <w:numId w:val="1"/>
+        </w:numPr>
+        <w:rPr>
+          <w:rFonts w:cstheme="minorHAnsi"/>
+          <w:kern w:val="0"/>
+        </w:rPr>
+      </w:pPr>
+      <w:r>
+        <w:rPr>
+          <w:rFonts w:cstheme="minorHAnsi"/>
+          <w:kern w:val="0"/>
+        </w:rPr>
+        <w:t xml:space="preserve">In the world of Git and Linux/Unix, it is most commonly used to create or write to files. </w:t>
+      </w:r>
+    </w:p>
+    <w:p>
+      <w:pPr>
+        <w:pStyle w:val="ListParagraph"/>
+        <w:numPr>
+          <w:ilvl w:val="3"/>
+          <w:numId w:val="1"/>
+        </w:numPr>
+        <w:rPr>
+          <w:rFonts w:cstheme="minorHAnsi"/>
+          <w:kern w:val="0"/>
+        </w:rPr>
+      </w:pPr>
+      <w:r>
+        <w:rPr>
+          <w:rFonts w:cstheme="minorHAnsi"/>
+          <w:kern w:val="0"/>
+        </w:rPr>
+        <w:t xml:space="preserve">If you type echo Hello World </w:t>
+      </w:r>
+    </w:p>
+    <w:p>
+      <w:pPr>
+        <w:pStyle w:val="ListParagraph"/>
+        <w:numPr>
+          <w:ilvl w:val="4"/>
+          <w:numId w:val="1"/>
+        </w:numPr>
+        <w:rPr>
+          <w:rFonts w:cstheme="minorHAnsi"/>
+          <w:kern w:val="0"/>
+        </w:rPr>
+      </w:pPr>
+      <w:r>
+        <w:rPr>
+          <w:rFonts w:cstheme="minorHAnsi"/>
+          <w:kern w:val="0"/>
+        </w:rPr>
+        <w:t xml:space="preserve">The terminal will simply print: Hello World. </w:t>
+      </w:r>
+    </w:p>
+    <w:p>
+      <w:pPr>
+        <w:pStyle w:val="ListParagraph"/>
+        <w:numPr>
+          <w:ilvl w:val="3"/>
+          <w:numId w:val="1"/>
+        </w:numPr>
+        <w:rPr>
+          <w:rFonts w:cstheme="minorHAnsi"/>
+          <w:kern w:val="0"/>
+        </w:rPr>
+      </w:pPr>
+      <w:r>
+        <w:rPr>
+          <w:rFonts w:cstheme="minorHAnsi"/>
+          <w:kern w:val="0"/>
+        </w:rPr>
+        <w:t xml:space="preserve">Creating a new file: </w:t>
+      </w:r>
+    </w:p>
+    <w:p>
+      <w:pPr>
+        <w:pStyle w:val="ListParagraph"/>
+        <w:numPr>
+          <w:ilvl w:val="4"/>
+          <w:numId w:val="1"/>
+        </w:numPr>
+        <w:rPr>
+          <w:rFonts w:cstheme="minorHAnsi"/>
+          <w:kern w:val="0"/>
+        </w:rPr>
+      </w:pPr>
+      <w:r>
+        <w:rPr>
+          <w:rFonts w:cstheme="minorHAnsi"/>
+          <w:kern w:val="0"/>
+        </w:rPr>
+        <w:t xml:space="preserve">If you use </w:t>
+      </w:r>
+      <w:r>
+        <w:rPr>
+          <w:rFonts w:cstheme="minorHAnsi"/>
+          <w:kern w:val="0"/>
+        </w:rPr>
+        <w:t xml:space="preserve">the &gt; symbol, it sends the text into a file instead of the screen. </w:t>
+      </w:r>
+    </w:p>
+    <w:p>
+      <w:pPr>
+        <w:pStyle w:val="ListParagraph"/>
+        <w:numPr>
+          <w:ilvl w:val="4"/>
+          <w:numId w:val="1"/>
+        </w:numPr>
+        <w:rPr>
+          <w:rFonts w:cstheme="minorHAnsi"/>
+          <w:kern w:val="0"/>
+        </w:rPr>
+      </w:pPr>
+      <w:r>
+        <w:rPr>
+          <w:rFonts w:cstheme="minorHAnsi"/>
+          <w:kern w:val="0"/>
+        </w:rPr>
+        <w:t xml:space="preserve">Warning: This wipes out anything already in that file. </w:t>
+      </w:r>
+    </w:p>
+    <w:p>
+      <w:pPr>
+        <w:pStyle w:val="ListParagraph"/>
+        <w:numPr>
+          <w:ilvl w:val="4"/>
+          <w:numId w:val="1"/>
+        </w:numPr>
+        <w:rPr>
+          <w:rFonts w:cstheme="minorHAnsi"/>
+          <w:kern w:val="0"/>
+        </w:rPr>
+      </w:pPr>
+      <w:r>
+        <w:rPr>
+          <w:rFonts w:cstheme="minorHAnsi"/>
+          <w:kern w:val="0"/>
+        </w:rPr>
+        <w:t xml:space="preserve">If you use two &gt;&gt; symbols, it adds the text to the end of the file without deleting what is already there. </w:t>
+      </w:r>
+    </w:p>
+    <w:p>
+      <w:pPr>
+        <w:pStyle w:val="ListParagraph"/>
+        <w:numPr>
+          <w:ilvl w:val="3"/>
+          <w:numId w:val="1"/>
+        </w:numPr>
+        <w:rPr>
+          <w:rFonts w:cstheme="minorHAnsi"/>
+          <w:kern w:val="0"/>
+        </w:rPr>
+      </w:pPr>
+      <w:r>
+        <w:rPr>
+          <w:rFonts w:cstheme="minorHAnsi"/>
+          <w:kern w:val="0"/>
+        </w:rPr>
+        <w:t xml:space="preserve">Type, echo “Hello World” &gt; README.md to change text in file. </w:t>
+      </w:r>
+    </w:p>
+    <w:p>
+      <w:pPr>
+        <w:pStyle w:val="ListParagraph"/>
+        <w:numPr>
+          <w:ilvl w:val="0"/>
+          <w:numId w:val="1"/>
+        </w:numPr>
+        <w:rPr>
+          <w:rFonts w:cstheme="minorHAnsi"/>
+          <w:b/>
+          <w:bCs/>
+          <w:kern w:val="0"/>
+          <w:sz w:val="36"/>
+          <w:szCs w:val="36"/>
+          <w:highlight w:val="yellow"/>
+          <w:u w:val="single"/>
+        </w:rPr>
+      </w:pPr>
+      <w:r>
+        <w:rPr>
+          <w:rFonts w:cstheme="minorHAnsi"/>
+          <w:b/>
+          <w:bCs/>
+          <w:kern w:val="0"/>
+          <w:sz w:val="36"/>
+          <w:szCs w:val="36"/>
+          <w:highlight w:val="yellow"/>
+          <w:u w:val="single"/>
+        </w:rPr>
+        <w:t>Make your README.md</w:t>
+      </w:r>
+      <w:r>
+        <w:rPr>
+          <w:rFonts w:cstheme="minorHAnsi"/>
+          <w:b/>
+          <w:bCs/>
+          <w:kern w:val="0"/>
+          <w:sz w:val="36"/>
+          <w:szCs w:val="36"/>
+          <w:highlight w:val="yellow"/>
+          <w:u w:val="single"/>
+        </w:rPr>
+        <w:t xml:space="preserve"> </w:t>
+      </w:r>
+      <w:r>
+        <w:rPr>
+          <w:rFonts w:cstheme="minorHAnsi"/>
+          <w:b/>
+          <w:bCs/>
+          <w:kern w:val="0"/>
+          <w:sz w:val="36"/>
+          <w:szCs w:val="36"/>
+          <w:highlight w:val="yellow"/>
+          <w:u w:val="single"/>
+        </w:rPr>
+        <w:t>file professional:</w:t>
+      </w:r>
+    </w:p>
+    <w:p>
+      <w:pPr>
+        <w:pStyle w:val="ListParagraph"/>
+        <w:numPr>
+          <w:ilvl w:val="1"/>
+          <w:numId w:val="1"/>
+        </w:numPr>
+        <w:rPr>
+          <w:rFonts w:cstheme="minorHAnsi"/>
+          <w:b/>
+          <w:bCs/>
+          <w:i/>
+          <w:iCs/>
+          <w:kern w:val="0"/>
+        </w:rPr>
+      </w:pPr>
+      <w:r>
+        <w:rPr>
+          <w:rFonts w:cstheme="minorHAnsi"/>
+          <w:kern w:val="0"/>
+        </w:rPr>
+        <w:t xml:space="preserve">In Bash Shell type, </w:t>
+      </w:r>
+      <w:proofErr w:type="gramStart"/>
+      <w:r>
+        <w:rPr>
+          <w:rFonts w:cstheme="minorHAnsi"/>
+          <w:b/>
+          <w:bCs/>
+          <w:i/>
+          <w:iCs/>
+          <w:kern w:val="0"/>
+        </w:rPr>
+        <w:t>code .</w:t>
+      </w:r>
+      <w:proofErr w:type="gramEnd"/>
+      <w:r>
+        <w:rPr>
+          <w:rFonts w:cstheme="minorHAnsi"/>
+          <w:b/>
+          <w:bCs/>
+          <w:i/>
+          <w:iCs/>
+          <w:kern w:val="0"/>
+        </w:rPr>
+        <w:t xml:space="preserve"> </w:t>
+      </w:r>
+    </w:p>
+    <w:p>
+      <w:pPr>
+        <w:pStyle w:val="ListParagraph"/>
+        <w:numPr>
+          <w:ilvl w:val="2"/>
+          <w:numId w:val="1"/>
+        </w:numPr>
+        <w:rPr>
+          <w:rFonts w:cstheme="minorHAnsi"/>
+          <w:kern w:val="0"/>
+        </w:rPr>
+      </w:pPr>
+      <w:r>
+        <w:rPr>
+          <w:rFonts w:cstheme="minorHAnsi"/>
+          <w:kern w:val="0"/>
+        </w:rPr>
+        <w:t>This will open VS Code</w:t>
+      </w:r>
+    </w:p>
+    <w:p>
+      <w:pPr>
+        <w:pStyle w:val="ListParagraph"/>
+        <w:numPr>
+          <w:ilvl w:val="1"/>
+          <w:numId w:val="1"/>
+        </w:numPr>
+        <w:rPr>
+          <w:rFonts w:cstheme="minorHAnsi"/>
+          <w:kern w:val="0"/>
+        </w:rPr>
+      </w:pPr>
+      <w:r>
+        <w:rPr>
+          <w:rFonts w:cstheme="minorHAnsi"/>
+          <w:kern w:val="0"/>
+        </w:rPr>
         <w:lastRenderedPageBreak/>
-        <w:t>Documentation is key:</w:t>
-      </w:r>
-      <w:r>
-        <w:rPr>
-          <w:rFonts w:cstheme="minorHAnsi"/>
-          <w:kern w:val="0"/>
-        </w:rPr>
-        <w:t xml:space="preserve"> As you finish a part of your project, update your </w:t>
-      </w:r>
-      <w:r>
-        <w:rPr>
-          <w:rFonts w:cstheme="minorHAnsi"/>
-          <w:b/>
-          <w:bCs/>
-          <w:kern w:val="0"/>
-        </w:rPr>
-        <w:t>README.md</w:t>
-      </w:r>
-      <w:r>
-        <w:rPr>
-          <w:rFonts w:cstheme="minorHAnsi"/>
-          <w:kern w:val="0"/>
-        </w:rPr>
-        <w:t xml:space="preserve"> with what you learned. It looks great to future employers!</w:t>
+        <w:t xml:space="preserve">Then click on the README file. </w:t>
+      </w:r>
+    </w:p>
+    <w:p>
+      <w:pPr>
+        <w:pStyle w:val="ListParagraph"/>
+        <w:numPr>
+          <w:ilvl w:val="2"/>
+          <w:numId w:val="1"/>
+        </w:numPr>
+        <w:rPr>
+          <w:rFonts w:cstheme="minorHAnsi"/>
+          <w:kern w:val="0"/>
+        </w:rPr>
+      </w:pPr>
+      <w:r>
+        <w:rPr>
+          <w:rFonts w:cstheme="minorHAnsi"/>
+          <w:kern w:val="0"/>
+        </w:rPr>
+        <w:t xml:space="preserve">Type your professional text. </w:t>
+      </w:r>
+    </w:p>
+    <w:p>
+      <w:pPr>
+        <w:pStyle w:val="ListParagraph"/>
+        <w:numPr>
+          <w:ilvl w:val="1"/>
+          <w:numId w:val="1"/>
+        </w:numPr>
+        <w:rPr>
+          <w:rFonts w:cstheme="minorHAnsi"/>
+          <w:kern w:val="0"/>
+        </w:rPr>
+      </w:pPr>
+      <w:r>
+        <w:rPr>
+          <w:rFonts w:cstheme="minorHAnsi"/>
+          <w:kern w:val="0"/>
+        </w:rPr>
+        <w:t xml:space="preserve">The secret weapon: Press Ctrl + Shift + V </w:t>
+      </w:r>
+    </w:p>
+    <w:p>
+      <w:pPr>
+        <w:pStyle w:val="ListParagraph"/>
+        <w:numPr>
+          <w:ilvl w:val="2"/>
+          <w:numId w:val="1"/>
+        </w:numPr>
+        <w:rPr>
+          <w:rFonts w:cstheme="minorHAnsi"/>
+          <w:kern w:val="0"/>
+        </w:rPr>
+      </w:pPr>
+      <w:r>
+        <w:rPr>
+          <w:rFonts w:cstheme="minorHAnsi"/>
+          <w:kern w:val="0"/>
+        </w:rPr>
+        <w:t xml:space="preserve">You can now see your headings (#) bold text, and bullet points just like they will appear on GitHub. </w:t>
+      </w:r>
+    </w:p>
+    <w:p>
+      <w:pPr>
+        <w:pStyle w:val="ListParagraph"/>
+        <w:numPr>
+          <w:ilvl w:val="1"/>
+          <w:numId w:val="1"/>
+        </w:numPr>
+        <w:rPr>
+          <w:rFonts w:cstheme="minorHAnsi"/>
+          <w:b/>
+          <w:bCs/>
+          <w:kern w:val="0"/>
+          <w:sz w:val="36"/>
+          <w:szCs w:val="36"/>
+          <w:highlight w:val="yellow"/>
+          <w:u w:val="single"/>
+        </w:rPr>
+      </w:pPr>
+      <w:r>
+        <w:rPr>
+          <w:rFonts w:cstheme="minorHAnsi"/>
+          <w:b/>
+          <w:bCs/>
+          <w:kern w:val="0"/>
+          <w:sz w:val="36"/>
+          <w:szCs w:val="36"/>
+          <w:highlight w:val="yellow"/>
+          <w:u w:val="single"/>
+        </w:rPr>
+        <w:t>To save:</w:t>
+      </w:r>
+    </w:p>
+    <w:p>
+      <w:pPr>
+        <w:pStyle w:val="ListParagraph"/>
+        <w:numPr>
+          <w:ilvl w:val="2"/>
+          <w:numId w:val="1"/>
+        </w:numPr>
+        <w:rPr>
+          <w:rFonts w:cstheme="minorHAnsi"/>
+          <w:kern w:val="0"/>
+        </w:rPr>
+      </w:pPr>
+      <w:r>
+        <w:rPr>
+          <w:rFonts w:cstheme="minorHAnsi"/>
+          <w:kern w:val="0"/>
+        </w:rPr>
+        <w:t>You don’t need to even switch back to Git Bash.</w:t>
+      </w:r>
+    </w:p>
+    <w:p>
+      <w:pPr>
+        <w:pStyle w:val="ListParagraph"/>
+        <w:numPr>
+          <w:ilvl w:val="2"/>
+          <w:numId w:val="1"/>
+        </w:numPr>
+        <w:rPr>
+          <w:rFonts w:cstheme="minorHAnsi"/>
+          <w:kern w:val="0"/>
+        </w:rPr>
+      </w:pPr>
+      <w:r>
+        <w:rPr>
+          <w:rFonts w:cstheme="minorHAnsi"/>
+          <w:kern w:val="0"/>
+        </w:rPr>
+        <w:t xml:space="preserve">Press, Ctrl + ` (the backtick key next to the number 1). </w:t>
+      </w:r>
+    </w:p>
+    <w:p>
+      <w:pPr>
+        <w:pStyle w:val="ListParagraph"/>
+        <w:numPr>
+          <w:ilvl w:val="2"/>
+          <w:numId w:val="1"/>
+        </w:numPr>
+        <w:rPr>
+          <w:rFonts w:cstheme="minorHAnsi"/>
+          <w:kern w:val="0"/>
+        </w:rPr>
+      </w:pPr>
+      <w:r>
+        <w:rPr>
+          <w:rFonts w:cstheme="minorHAnsi"/>
+          <w:kern w:val="0"/>
+        </w:rPr>
+        <w:t xml:space="preserve">This opens the terminal at the bottom of VS Code. </w:t>
+      </w:r>
+    </w:p>
+    <w:p>
+      <w:pPr>
+        <w:pStyle w:val="ListParagraph"/>
+        <w:numPr>
+          <w:ilvl w:val="2"/>
+          <w:numId w:val="1"/>
+        </w:numPr>
+        <w:rPr>
+          <w:rFonts w:cstheme="minorHAnsi"/>
+          <w:kern w:val="0"/>
+        </w:rPr>
+      </w:pPr>
+      <w:r>
+        <w:rPr>
+          <w:rFonts w:cstheme="minorHAnsi"/>
+          <w:kern w:val="0"/>
+        </w:rPr>
+        <w:t xml:space="preserve">Make sure the terminal dropdown (top right of the terminal area) says bash </w:t>
+      </w:r>
+    </w:p>
+    <w:p>
+      <w:pPr>
+        <w:pStyle w:val="ListParagraph"/>
+        <w:numPr>
+          <w:ilvl w:val="1"/>
+          <w:numId w:val="1"/>
+        </w:numPr>
+        <w:rPr>
+          <w:rFonts w:cstheme="minorHAnsi"/>
+          <w:b/>
+          <w:bCs/>
+          <w:kern w:val="0"/>
+          <w:sz w:val="32"/>
+          <w:szCs w:val="32"/>
+          <w:highlight w:val="cyan"/>
+        </w:rPr>
+      </w:pPr>
+      <w:r>
+        <w:rPr>
+          <w:rFonts w:cstheme="minorHAnsi"/>
+          <w:b/>
+          <w:bCs/>
+          <w:kern w:val="0"/>
+          <w:sz w:val="32"/>
+          <w:szCs w:val="32"/>
+          <w:highlight w:val="cyan"/>
+        </w:rPr>
+        <w:t>Save to Cloud Sequence:</w:t>
+      </w:r>
+    </w:p>
+    <w:p>
+      <w:pPr>
+        <w:pStyle w:val="ListParagraph"/>
+        <w:numPr>
+          <w:ilvl w:val="2"/>
+          <w:numId w:val="1"/>
+        </w:numPr>
+        <w:rPr>
+          <w:rFonts w:cstheme="minorHAnsi"/>
+          <w:b/>
+          <w:bCs/>
+          <w:kern w:val="0"/>
+          <w:sz w:val="28"/>
+          <w:szCs w:val="28"/>
+          <w:highlight w:val="yellow"/>
+          <w:u w:val="single"/>
+        </w:rPr>
+      </w:pPr>
+      <w:r>
+        <w:rPr>
+          <w:rFonts w:cstheme="minorHAnsi"/>
+          <w:b/>
+          <w:bCs/>
+          <w:kern w:val="0"/>
+          <w:sz w:val="28"/>
+          <w:szCs w:val="28"/>
+          <w:highlight w:val="yellow"/>
+          <w:u w:val="single"/>
+        </w:rPr>
+        <w:t>Stage the update:</w:t>
       </w:r>
     </w:p>
     <w:p>
@@ -4995,24 +6337,164 @@
         </w:numPr>
         <w:rPr>
           <w:rFonts w:cstheme="minorHAnsi"/>
-          <w:kern w:val="0"/>
-        </w:rPr>
-      </w:pPr>
-      <w:r>
-        <w:rPr>
-          <w:rFonts w:cstheme="minorHAnsi"/>
-          <w:b/>
-          <w:bCs/>
-          <w:kern w:val="0"/>
-        </w:rPr>
-        <w:t>Commit often:</w:t>
-      </w:r>
-      <w:r>
-        <w:rPr>
-          <w:rFonts w:cstheme="minorHAnsi"/>
-          <w:kern w:val="0"/>
-        </w:rPr>
-        <w:t xml:space="preserve"> Whenever you reach a "save point" (like finishing a doc or a script), run your new workflow:</w:t>
+          <w:b/>
+          <w:bCs/>
+          <w:i/>
+          <w:iCs/>
+          <w:kern w:val="0"/>
+        </w:rPr>
+      </w:pPr>
+      <w:r>
+        <w:rPr>
+          <w:rFonts w:cstheme="minorHAnsi"/>
+          <w:kern w:val="0"/>
+        </w:rPr>
+        <w:t xml:space="preserve">Type, </w:t>
+      </w:r>
+      <w:r>
+        <w:rPr>
+          <w:rFonts w:cstheme="minorHAnsi"/>
+          <w:b/>
+          <w:bCs/>
+          <w:i/>
+          <w:iCs/>
+          <w:kern w:val="0"/>
+        </w:rPr>
+        <w:t xml:space="preserve">git add README.md </w:t>
+      </w:r>
+    </w:p>
+    <w:p>
+      <w:pPr>
+        <w:pStyle w:val="ListParagraph"/>
+        <w:numPr>
+          <w:ilvl w:val="2"/>
+          <w:numId w:val="1"/>
+        </w:numPr>
+        <w:rPr>
+          <w:rFonts w:cstheme="minorHAnsi"/>
+          <w:b/>
+          <w:bCs/>
+          <w:kern w:val="0"/>
+          <w:sz w:val="28"/>
+          <w:szCs w:val="28"/>
+          <w:highlight w:val="yellow"/>
+          <w:u w:val="single"/>
+        </w:rPr>
+      </w:pPr>
+      <w:r>
+        <w:rPr>
+          <w:rFonts w:cstheme="minorHAnsi"/>
+          <w:b/>
+          <w:bCs/>
+          <w:kern w:val="0"/>
+          <w:sz w:val="28"/>
+          <w:szCs w:val="28"/>
+          <w:highlight w:val="yellow"/>
+          <w:u w:val="single"/>
+        </w:rPr>
+        <w:t>Commit update</w:t>
+      </w:r>
+    </w:p>
+    <w:p>
+      <w:pPr>
+        <w:pStyle w:val="ListParagraph"/>
+        <w:numPr>
+          <w:ilvl w:val="3"/>
+          <w:numId w:val="1"/>
+        </w:numPr>
+        <w:rPr>
+          <w:rFonts w:cstheme="minorHAnsi"/>
+          <w:b/>
+          <w:bCs/>
+          <w:i/>
+          <w:iCs/>
+          <w:kern w:val="0"/>
+        </w:rPr>
+      </w:pPr>
+      <w:r>
+        <w:rPr>
+          <w:rFonts w:cstheme="minorHAnsi"/>
+          <w:kern w:val="0"/>
+        </w:rPr>
+        <w:t xml:space="preserve">Type, </w:t>
+      </w:r>
+      <w:r>
+        <w:rPr>
+          <w:rFonts w:cstheme="minorHAnsi"/>
+          <w:b/>
+          <w:bCs/>
+          <w:i/>
+          <w:iCs/>
+          <w:kern w:val="0"/>
+        </w:rPr>
+        <w:t>git commit -m "Update README with professional structure and disclaimer"</w:t>
+      </w:r>
+    </w:p>
+    <w:p>
+      <w:pPr>
+        <w:pStyle w:val="ListParagraph"/>
+        <w:numPr>
+          <w:ilvl w:val="2"/>
+          <w:numId w:val="1"/>
+        </w:numPr>
+        <w:rPr>
+          <w:rFonts w:cstheme="minorHAnsi"/>
+          <w:b/>
+          <w:bCs/>
+          <w:kern w:val="0"/>
+          <w:sz w:val="28"/>
+          <w:szCs w:val="28"/>
+          <w:highlight w:val="yellow"/>
+          <w:u w:val="single"/>
+        </w:rPr>
+      </w:pPr>
+      <w:r>
+        <w:rPr>
+          <w:rFonts w:cstheme="minorHAnsi"/>
+          <w:b/>
+          <w:bCs/>
+          <w:kern w:val="0"/>
+          <w:sz w:val="28"/>
+          <w:szCs w:val="28"/>
+          <w:highlight w:val="yellow"/>
+          <w:u w:val="single"/>
+        </w:rPr>
+        <w:t>Push to GitHub:</w:t>
+      </w:r>
+    </w:p>
+    <w:p>
+      <w:pPr>
+        <w:pStyle w:val="ListParagraph"/>
+        <w:numPr>
+          <w:ilvl w:val="3"/>
+          <w:numId w:val="1"/>
+        </w:numPr>
+        <w:rPr>
+          <w:rFonts w:cstheme="minorHAnsi"/>
+          <w:b/>
+          <w:bCs/>
+          <w:i/>
+          <w:iCs/>
+          <w:kern w:val="0"/>
+        </w:rPr>
+      </w:pPr>
+      <w:r>
+        <w:rPr>
+          <w:rFonts w:cstheme="minorHAnsi"/>
+          <w:kern w:val="0"/>
+        </w:rPr>
+        <w:t xml:space="preserve">Type, </w:t>
+      </w:r>
+      <w:r>
+        <w:rPr>
+          <w:rFonts w:cstheme="minorHAnsi"/>
+          <w:b/>
+          <w:bCs/>
+          <w:i/>
+          <w:iCs/>
+          <w:kern w:val="0"/>
+        </w:rPr>
+        <w:t>git push</w:t>
       </w:r>
     </w:p>
     <w:p>
@@ -5030,62 +6512,69 @@
       <w:r>
         <w:rPr>
           <w:rFonts w:cstheme="minorHAnsi"/>
-          <w:b/>
-          <w:bCs/>
-          <w:kern w:val="0"/>
-        </w:rPr>
-        <w:t xml:space="preserve">git </w:t>
-      </w:r>
-      <w:proofErr w:type="gramStart"/>
-      <w:r>
-        <w:rPr>
-          <w:rFonts w:cstheme="minorHAnsi"/>
-          <w:b/>
-          <w:bCs/>
-          <w:kern w:val="0"/>
-        </w:rPr>
-        <w:t>add .</w:t>
-      </w:r>
-      <w:proofErr w:type="gramEnd"/>
-    </w:p>
-    <w:p>
-      <w:pPr>
-        <w:pStyle w:val="ListParagraph"/>
-        <w:numPr>
-          <w:ilvl w:val="4"/>
-          <w:numId w:val="1"/>
-        </w:numPr>
-        <w:rPr>
-          <w:rFonts w:cstheme="minorHAnsi"/>
-          <w:kern w:val="0"/>
-        </w:rPr>
-      </w:pPr>
-      <w:r>
-        <w:rPr>
-          <w:rFonts w:cstheme="minorHAnsi"/>
-          <w:kern w:val="0"/>
-        </w:rPr>
-        <w:t>git commit -m “Added [Feature Name]”</w:t>
-      </w:r>
-    </w:p>
-    <w:p>
-      <w:pPr>
-        <w:pStyle w:val="ListParagraph"/>
-        <w:numPr>
-          <w:ilvl w:val="4"/>
-          <w:numId w:val="1"/>
-        </w:numPr>
-        <w:rPr>
-          <w:rFonts w:cstheme="minorHAnsi"/>
-          <w:kern w:val="0"/>
-        </w:rPr>
-      </w:pPr>
-      <w:r>
-        <w:rPr>
-          <w:rFonts w:cstheme="minorHAnsi"/>
-          <w:kern w:val="0"/>
-        </w:rPr>
-        <w:t xml:space="preserve">git push </w:t>
+          <w:kern w:val="0"/>
+        </w:rPr>
+        <w:t xml:space="preserve">Error push didn’t work.  </w:t>
+      </w:r>
+    </w:p>
+    <w:p>
+      <w:pPr>
+        <w:pStyle w:val="ListParagraph"/>
+        <w:numPr>
+          <w:ilvl w:val="5"/>
+          <w:numId w:val="1"/>
+        </w:numPr>
+        <w:rPr>
+          <w:rFonts w:cstheme="minorHAnsi"/>
+          <w:kern w:val="0"/>
+        </w:rPr>
+      </w:pPr>
+      <w:r>
+        <w:rPr>
+          <w:rFonts w:cstheme="minorHAnsi"/>
+          <w:kern w:val="0"/>
+        </w:rPr>
+        <w:t xml:space="preserve">Error because GitHub has something in it that your computer doesn’t have yet. </w:t>
+      </w:r>
+    </w:p>
+    <w:p>
+      <w:pPr>
+        <w:pStyle w:val="ListParagraph"/>
+        <w:numPr>
+          <w:ilvl w:val="6"/>
+          <w:numId w:val="1"/>
+        </w:numPr>
+        <w:rPr>
+          <w:rFonts w:cstheme="minorHAnsi"/>
+          <w:kern w:val="0"/>
+        </w:rPr>
+      </w:pPr>
+      <w:r>
+        <w:rPr>
+          <w:rFonts w:cstheme="minorHAnsi"/>
+          <w:kern w:val="0"/>
+        </w:rPr>
+        <w:t xml:space="preserve">This usually happens if you clicked “create README” on the website or made an edit there directly. </w:t>
+      </w:r>
+    </w:p>
+    <w:p>
+      <w:pPr>
+        <w:pStyle w:val="ListParagraph"/>
+        <w:numPr>
+          <w:ilvl w:val="6"/>
+          <w:numId w:val="1"/>
+        </w:numPr>
+        <w:rPr>
+          <w:rFonts w:cstheme="minorHAnsi"/>
+          <w:kern w:val="0"/>
+        </w:rPr>
+      </w:pPr>
+      <w:r>
+        <w:rPr>
+          <w:rFonts w:cstheme="minorHAnsi"/>
+          <w:kern w:val="0"/>
+        </w:rPr>
+        <w:t xml:space="preserve">To fix you need to Pull (download) the changes from the GitHub and merge them with your work before you can Push (upload) </w:t>
       </w:r>
     </w:p>
     <w:p>
@@ -5097,15 +6586,27 @@
         </w:numPr>
         <w:rPr>
           <w:rFonts w:cstheme="minorHAnsi"/>
-          <w:kern w:val="0"/>
-        </w:rPr>
-      </w:pPr>
-      <w:r>
-        <w:rPr>
-          <w:rFonts w:cstheme="minorHAnsi"/>
-          <w:kern w:val="0"/>
-        </w:rPr>
-        <w:t>Spelled “Hello” wrong in README file:</w:t>
+          <w:b/>
+          <w:bCs/>
+          <w:kern w:val="0"/>
+          <w:sz w:val="36"/>
+          <w:szCs w:val="36"/>
+          <w:highlight w:val="yellow"/>
+          <w:u w:val="single"/>
+        </w:rPr>
+      </w:pPr>
+      <w:r>
+        <w:rPr>
+          <w:rFonts w:cstheme="minorHAnsi"/>
+          <w:b/>
+          <w:bCs/>
+          <w:kern w:val="0"/>
+          <w:sz w:val="36"/>
+          <w:szCs w:val="36"/>
+          <w:highlight w:val="yellow"/>
+          <w:u w:val="single"/>
+        </w:rPr>
+        <w:t>Sync &amp; Force Fix:</w:t>
       </w:r>
     </w:p>
     <w:p>
@@ -5125,7 +6626,7 @@
           <w:rFonts w:cstheme="minorHAnsi"/>
           <w:kern w:val="0"/>
         </w:rPr>
-        <w:t xml:space="preserve">To change text use “echo” command. </w:t>
+        <w:t>Since your local version (the professional README you just made in VS Code) is the one you actually want to keep, we can tell Git to "Force" your local version onto GitHub. This is the fastest way since you know exactly what you want the file to look like</w:t>
       </w:r>
     </w:p>
     <w:p>
@@ -5145,7 +6646,7 @@
           <w:rFonts w:cstheme="minorHAnsi"/>
           <w:kern w:val="0"/>
         </w:rPr>
-        <w:t xml:space="preserve">The echo command, repeats (echoes) whatever text you give it back to the terminal. </w:t>
+        <w:t>Run this command in Git Bash:</w:t>
       </w:r>
     </w:p>
     <w:p>
@@ -5165,154 +6666,221 @@
           <w:rFonts w:cstheme="minorHAnsi"/>
           <w:kern w:val="0"/>
         </w:rPr>
-        <w:t xml:space="preserve">In the world of Git and Linux/Unix, it is most commonly used to create or write to files. </w:t>
-      </w:r>
-    </w:p>
-    <w:p>
-      <w:pPr>
-        <w:pStyle w:val="ListParagraph"/>
-        <w:numPr>
-          <w:ilvl w:val="3"/>
-          <w:numId w:val="1"/>
-        </w:numPr>
-        <w:rPr>
-          <w:rFonts w:cstheme="minorHAnsi"/>
-          <w:kern w:val="0"/>
-        </w:rPr>
-      </w:pPr>
-      <w:r>
-        <w:rPr>
-          <w:rFonts w:cstheme="minorHAnsi"/>
-          <w:kern w:val="0"/>
-        </w:rPr>
-        <w:t xml:space="preserve">If you type echo Hello World </w:t>
-      </w:r>
-    </w:p>
-    <w:p>
-      <w:pPr>
-        <w:pStyle w:val="ListParagraph"/>
-        <w:numPr>
-          <w:ilvl w:val="4"/>
-          <w:numId w:val="1"/>
-        </w:numPr>
-        <w:rPr>
-          <w:rFonts w:cstheme="minorHAnsi"/>
-          <w:kern w:val="0"/>
-        </w:rPr>
-      </w:pPr>
-      <w:r>
-        <w:rPr>
-          <w:rFonts w:cstheme="minorHAnsi"/>
-          <w:kern w:val="0"/>
-        </w:rPr>
-        <w:t xml:space="preserve">The terminal will simply print: Hello World. </w:t>
-      </w:r>
-    </w:p>
-    <w:p>
-      <w:pPr>
-        <w:pStyle w:val="ListParagraph"/>
-        <w:numPr>
-          <w:ilvl w:val="3"/>
-          <w:numId w:val="1"/>
-        </w:numPr>
-        <w:rPr>
-          <w:rFonts w:cstheme="minorHAnsi"/>
-          <w:kern w:val="0"/>
-        </w:rPr>
-      </w:pPr>
-      <w:r>
-        <w:rPr>
-          <w:rFonts w:cstheme="minorHAnsi"/>
-          <w:kern w:val="0"/>
-        </w:rPr>
-        <w:t xml:space="preserve">Creating a new file: </w:t>
-      </w:r>
-    </w:p>
-    <w:p>
-      <w:pPr>
-        <w:pStyle w:val="ListParagraph"/>
-        <w:numPr>
-          <w:ilvl w:val="4"/>
-          <w:numId w:val="1"/>
-        </w:numPr>
-        <w:rPr>
-          <w:rFonts w:cstheme="minorHAnsi"/>
-          <w:kern w:val="0"/>
-        </w:rPr>
-      </w:pPr>
-      <w:r>
-        <w:rPr>
-          <w:rFonts w:cstheme="minorHAnsi"/>
-          <w:kern w:val="0"/>
-        </w:rPr>
-        <w:t xml:space="preserve">If you use </w:t>
-      </w:r>
-      <w:r>
-        <w:rPr>
-          <w:rFonts w:cstheme="minorHAnsi"/>
-          <w:kern w:val="0"/>
-        </w:rPr>
-        <w:t xml:space="preserve">the &gt; symbol, it sends the text into a file instead of the screen. </w:t>
-      </w:r>
-    </w:p>
-    <w:p>
-      <w:pPr>
-        <w:pStyle w:val="ListParagraph"/>
-        <w:numPr>
-          <w:ilvl w:val="4"/>
-          <w:numId w:val="1"/>
-        </w:numPr>
-        <w:rPr>
-          <w:rFonts w:cstheme="minorHAnsi"/>
-          <w:kern w:val="0"/>
-        </w:rPr>
-      </w:pPr>
-      <w:r>
-        <w:rPr>
-          <w:rFonts w:cstheme="minorHAnsi"/>
-          <w:kern w:val="0"/>
-        </w:rPr>
-        <w:t xml:space="preserve">Warning: This wipes out anything already in that file. </w:t>
-      </w:r>
-    </w:p>
-    <w:p>
-      <w:pPr>
-        <w:pStyle w:val="ListParagraph"/>
-        <w:numPr>
-          <w:ilvl w:val="4"/>
-          <w:numId w:val="1"/>
-        </w:numPr>
-        <w:rPr>
-          <w:rFonts w:cstheme="minorHAnsi"/>
-          <w:kern w:val="0"/>
-        </w:rPr>
-      </w:pPr>
-      <w:r>
-        <w:rPr>
-          <w:rFonts w:cstheme="minorHAnsi"/>
-          <w:kern w:val="0"/>
-        </w:rPr>
-        <w:t xml:space="preserve">If you use two &gt;&gt; symbols, it adds the text to the end of the file without deleting what is already there. </w:t>
-      </w:r>
-    </w:p>
-    <w:p>
-      <w:pPr>
-        <w:pStyle w:val="ListParagraph"/>
-        <w:numPr>
-          <w:ilvl w:val="3"/>
-          <w:numId w:val="1"/>
-        </w:numPr>
-        <w:rPr>
-          <w:rFonts w:cstheme="minorHAnsi"/>
-          <w:kern w:val="0"/>
-        </w:rPr>
-      </w:pPr>
-      <w:r>
-        <w:rPr>
-          <w:rFonts w:cstheme="minorHAnsi"/>
-          <w:kern w:val="0"/>
-        </w:rPr>
-        <w:t xml:space="preserve">Type, echo “Hello World” &gt; README.md to change text in file. </w:t>
+        <w:t xml:space="preserve">Type, </w:t>
+      </w:r>
+      <w:r>
+        <w:rPr>
+          <w:rFonts w:cstheme="minorHAnsi"/>
+          <w:b/>
+          <w:bCs/>
+          <w:i/>
+          <w:iCs/>
+          <w:kern w:val="0"/>
+        </w:rPr>
+        <w:t xml:space="preserve">git push origin main </w:t>
+      </w:r>
+      <w:r>
+        <w:rPr>
+          <w:rFonts w:cstheme="minorHAnsi"/>
+          <w:b/>
+          <w:bCs/>
+          <w:i/>
+          <w:iCs/>
+          <w:kern w:val="0"/>
+        </w:rPr>
+        <w:t>–</w:t>
+      </w:r>
+      <w:r>
+        <w:rPr>
+          <w:rFonts w:cstheme="minorHAnsi"/>
+          <w:b/>
+          <w:bCs/>
+          <w:i/>
+          <w:iCs/>
+          <w:kern w:val="0"/>
+        </w:rPr>
+        <w:t>force</w:t>
+      </w:r>
+    </w:p>
+    <w:p>
+      <w:pPr>
+        <w:pStyle w:val="ListParagraph"/>
+        <w:numPr>
+          <w:ilvl w:val="1"/>
+          <w:numId w:val="1"/>
+        </w:numPr>
+        <w:rPr>
+          <w:rFonts w:cstheme="minorHAnsi"/>
+          <w:kern w:val="0"/>
+        </w:rPr>
+      </w:pPr>
+      <w:r>
+        <w:rPr>
+          <w:rFonts w:cstheme="minorHAnsi"/>
+          <w:kern w:val="0"/>
+        </w:rPr>
+        <w:lastRenderedPageBreak/>
+        <w:t>Why use --force?</w:t>
+      </w:r>
+    </w:p>
+    <w:p>
+      <w:pPr>
+        <w:pStyle w:val="ListParagraph"/>
+        <w:numPr>
+          <w:ilvl w:val="2"/>
+          <w:numId w:val="1"/>
+        </w:numPr>
+        <w:rPr>
+          <w:rFonts w:cstheme="minorHAnsi"/>
+          <w:kern w:val="0"/>
+        </w:rPr>
+      </w:pPr>
+      <w:r>
+        <w:rPr>
+          <w:rFonts w:cstheme="minorHAnsi"/>
+          <w:kern w:val="0"/>
+        </w:rPr>
+        <w:t>Normal Push: Git says, Wait! Someone changed a file on the website; I don’t want to accidentally delete their work!</w:t>
+      </w:r>
+    </w:p>
+    <w:p>
+      <w:pPr>
+        <w:pStyle w:val="ListParagraph"/>
+        <w:numPr>
+          <w:ilvl w:val="2"/>
+          <w:numId w:val="1"/>
+        </w:numPr>
+        <w:rPr>
+          <w:rFonts w:cstheme="minorHAnsi"/>
+          <w:kern w:val="0"/>
+        </w:rPr>
+      </w:pPr>
+      <w:r>
+        <w:rPr>
+          <w:rFonts w:cstheme="minorHAnsi"/>
+          <w:kern w:val="0"/>
+        </w:rPr>
+        <w:t>Force Push: You are telling Git, “I know the website changes, but my local version (the professional one) is the correct one. Overwrite the website.”</w:t>
+      </w:r>
+    </w:p>
+    <w:p>
+      <w:pPr>
+        <w:pStyle w:val="ListParagraph"/>
+        <w:numPr>
+          <w:ilvl w:val="1"/>
+          <w:numId w:val="1"/>
+        </w:numPr>
+        <w:rPr>
+          <w:rFonts w:cstheme="minorHAnsi"/>
+          <w:kern w:val="0"/>
+        </w:rPr>
+      </w:pPr>
+      <w:r>
+        <w:rPr>
+          <w:rFonts w:cstheme="minorHAnsi"/>
+          <w:kern w:val="0"/>
+        </w:rPr>
+        <w:t xml:space="preserve">After you run that </w:t>
+      </w:r>
+    </w:p>
+    <w:p>
+      <w:pPr>
+        <w:pStyle w:val="ListParagraph"/>
+        <w:numPr>
+          <w:ilvl w:val="2"/>
+          <w:numId w:val="1"/>
+        </w:numPr>
+        <w:rPr>
+          <w:rFonts w:cstheme="minorHAnsi"/>
+          <w:kern w:val="0"/>
+        </w:rPr>
+      </w:pPr>
+      <w:r>
+        <w:rPr>
+          <w:rFonts w:cstheme="minorHAnsi"/>
+          <w:kern w:val="0"/>
+        </w:rPr>
+        <w:t xml:space="preserve">Refresh your GitHub page </w:t>
+      </w:r>
+    </w:p>
+    <w:p>
+      <w:pPr>
+        <w:pStyle w:val="ListParagraph"/>
+        <w:numPr>
+          <w:ilvl w:val="2"/>
+          <w:numId w:val="1"/>
+        </w:numPr>
+        <w:rPr>
+          <w:rFonts w:cstheme="minorHAnsi"/>
+          <w:kern w:val="0"/>
+        </w:rPr>
+      </w:pPr>
+      <w:r>
+        <w:rPr>
+          <w:rFonts w:cstheme="minorHAnsi"/>
+          <w:kern w:val="0"/>
+        </w:rPr>
+        <w:t xml:space="preserve">Your professional README should now be visible. </w:t>
+      </w:r>
+    </w:p>
+    <w:p>
+      <w:pPr>
+        <w:pStyle w:val="ListParagraph"/>
+        <w:numPr>
+          <w:ilvl w:val="2"/>
+          <w:numId w:val="1"/>
+        </w:numPr>
+        <w:rPr>
+          <w:rFonts w:cstheme="minorHAnsi"/>
+          <w:kern w:val="0"/>
+        </w:rPr>
+      </w:pPr>
+      <w:r>
+        <w:rPr>
+          <w:rFonts w:cstheme="minorHAnsi"/>
+          <w:kern w:val="0"/>
+        </w:rPr>
+        <w:t xml:space="preserve">The “Hello World” (even the fixed one) will be gone, replaced by your Cyber Toolkit structure. </w:t>
+      </w:r>
+    </w:p>
+    <w:p>
+      <w:pPr>
+        <w:pStyle w:val="ListParagraph"/>
+        <w:numPr>
+          <w:ilvl w:val="1"/>
+          <w:numId w:val="1"/>
+        </w:numPr>
+        <w:rPr>
+          <w:rFonts w:cstheme="minorHAnsi"/>
+          <w:kern w:val="0"/>
+        </w:rPr>
+      </w:pPr>
+      <w:r>
+        <w:rPr>
+          <w:rFonts w:cstheme="minorHAnsi"/>
+          <w:kern w:val="0"/>
+        </w:rPr>
+        <w:t xml:space="preserve">Save what was written in VS code and run sequence of command to get add, commit, and push. </w:t>
+      </w:r>
+    </w:p>
+    <w:p>
+      <w:pPr>
+        <w:pStyle w:val="ListParagraph"/>
+        <w:numPr>
+          <w:ilvl w:val="1"/>
+          <w:numId w:val="1"/>
+        </w:numPr>
+        <w:rPr>
+          <w:rFonts w:cstheme="minorHAnsi"/>
+          <w:kern w:val="0"/>
+        </w:rPr>
+      </w:pPr>
+      <w:r>
+        <w:rPr>
+          <w:rFonts w:cstheme="minorHAnsi"/>
+          <w:kern w:val="0"/>
+        </w:rPr>
+        <w:t xml:space="preserve">Refresh GitHub, and click back to profile then click on repository. </w:t>
       </w:r>
     </w:p>
     <w:p>
@@ -5324,29 +6892,21 @@
         </w:numPr>
         <w:rPr>
           <w:rFonts w:cstheme="minorHAnsi"/>
-          <w:kern w:val="0"/>
-        </w:rPr>
-      </w:pPr>
-      <w:r>
-        <w:rPr>
-          <w:rFonts w:cstheme="minorHAnsi"/>
-          <w:kern w:val="0"/>
-        </w:rPr>
-        <w:t>Make your README.md</w:t>
-      </w:r>
-      <w:r>
-        <w:rPr>
-          <w:rFonts w:cstheme="minorHAnsi"/>
-          <w:kern w:val="0"/>
-        </w:rPr>
-        <w:t xml:space="preserve"> </w:t>
-      </w:r>
-      <w:r>
-        <w:rPr>
-          <w:rFonts w:cstheme="minorHAnsi"/>
-          <w:kern w:val="0"/>
-        </w:rPr>
-        <w:t>file professional:</w:t>
+          <w:b/>
+          <w:bCs/>
+          <w:color w:val="EE0000"/>
+          <w:kern w:val="0"/>
+        </w:rPr>
+      </w:pPr>
+      <w:r>
+        <w:rPr>
+          <w:rFonts w:cstheme="minorHAnsi"/>
+          <w:b/>
+          <w:bCs/>
+          <w:color w:val="EE0000"/>
+          <w:kern w:val="0"/>
+        </w:rPr>
+        <w:t xml:space="preserve">Pro Tip: </w:t>
       </w:r>
     </w:p>
     <w:p>
@@ -5366,43 +6926,7 @@
           <w:rFonts w:cstheme="minorHAnsi"/>
           <w:kern w:val="0"/>
         </w:rPr>
-        <w:t xml:space="preserve">In Bash Shell type, </w:t>
-      </w:r>
-      <w:proofErr w:type="gramStart"/>
-      <w:r>
-        <w:rPr>
-          <w:rFonts w:cstheme="minorHAnsi"/>
-          <w:kern w:val="0"/>
-        </w:rPr>
-        <w:t>code .</w:t>
-      </w:r>
-      <w:proofErr w:type="gramEnd"/>
-      <w:r>
-        <w:rPr>
-          <w:rFonts w:cstheme="minorHAnsi"/>
-          <w:kern w:val="0"/>
-        </w:rPr>
-        <w:t xml:space="preserve"> </w:t>
-      </w:r>
-    </w:p>
-    <w:p>
-      <w:pPr>
-        <w:pStyle w:val="ListParagraph"/>
-        <w:numPr>
-          <w:ilvl w:val="2"/>
-          <w:numId w:val="1"/>
-        </w:numPr>
-        <w:rPr>
-          <w:rFonts w:cstheme="minorHAnsi"/>
-          <w:kern w:val="0"/>
-        </w:rPr>
-      </w:pPr>
-      <w:r>
-        <w:rPr>
-          <w:rFonts w:cstheme="minorHAnsi"/>
-          <w:kern w:val="0"/>
-        </w:rPr>
-        <w:t>This will open VS Code</w:t>
+        <w:t xml:space="preserve">Try to only edit your files in VS Code </w:t>
       </w:r>
     </w:p>
     <w:p>
@@ -5422,27 +6946,7 @@
           <w:rFonts w:cstheme="minorHAnsi"/>
           <w:kern w:val="0"/>
         </w:rPr>
-        <w:t xml:space="preserve">Then click on the README file. </w:t>
-      </w:r>
-    </w:p>
-    <w:p>
-      <w:pPr>
-        <w:pStyle w:val="ListParagraph"/>
-        <w:numPr>
-          <w:ilvl w:val="2"/>
-          <w:numId w:val="1"/>
-        </w:numPr>
-        <w:rPr>
-          <w:rFonts w:cstheme="minorHAnsi"/>
-          <w:kern w:val="0"/>
-        </w:rPr>
-      </w:pPr>
-      <w:r>
-        <w:rPr>
-          <w:rFonts w:cstheme="minorHAnsi"/>
-          <w:kern w:val="0"/>
-        </w:rPr>
-        <w:t xml:space="preserve">Type your professional text. </w:t>
+        <w:t xml:space="preserve">Avoid using the “Edit” button (the pencil icon) on the GitHub website. </w:t>
       </w:r>
     </w:p>
     <w:p>
@@ -5462,636 +6966,23 @@
           <w:rFonts w:cstheme="minorHAnsi"/>
           <w:kern w:val="0"/>
         </w:rPr>
-        <w:t xml:space="preserve">The secret weapon: Press Ctrl + Shift + V </w:t>
-      </w:r>
-    </w:p>
-    <w:p>
-      <w:pPr>
-        <w:pStyle w:val="ListParagraph"/>
-        <w:numPr>
-          <w:ilvl w:val="2"/>
-          <w:numId w:val="1"/>
-        </w:numPr>
-        <w:rPr>
-          <w:rFonts w:cstheme="minorHAnsi"/>
-          <w:kern w:val="0"/>
-        </w:rPr>
-      </w:pPr>
-      <w:r>
-        <w:rPr>
-          <w:rFonts w:cstheme="minorHAnsi"/>
-          <w:kern w:val="0"/>
-        </w:rPr>
-        <w:t xml:space="preserve">You can now see your headings (#) bold text, and bullet points just like they will appear on GitHub. </w:t>
-      </w:r>
-    </w:p>
-    <w:p>
-      <w:pPr>
-        <w:pStyle w:val="ListParagraph"/>
-        <w:numPr>
-          <w:ilvl w:val="1"/>
-          <w:numId w:val="1"/>
-        </w:numPr>
-        <w:rPr>
-          <w:rFonts w:cstheme="minorHAnsi"/>
-          <w:kern w:val="0"/>
-        </w:rPr>
-      </w:pPr>
-      <w:r>
-        <w:rPr>
-          <w:rFonts w:cstheme="minorHAnsi"/>
-          <w:kern w:val="0"/>
-        </w:rPr>
-        <w:t>To save:</w:t>
-      </w:r>
-    </w:p>
-    <w:p>
-      <w:pPr>
-        <w:pStyle w:val="ListParagraph"/>
-        <w:numPr>
-          <w:ilvl w:val="2"/>
-          <w:numId w:val="1"/>
-        </w:numPr>
-        <w:rPr>
-          <w:rFonts w:cstheme="minorHAnsi"/>
-          <w:kern w:val="0"/>
-        </w:rPr>
-      </w:pPr>
-      <w:r>
-        <w:rPr>
-          <w:rFonts w:cstheme="minorHAnsi"/>
-          <w:kern w:val="0"/>
-        </w:rPr>
-        <w:t>You don’t need to even switch back to Git Bash.</w:t>
-      </w:r>
-    </w:p>
-    <w:p>
-      <w:pPr>
-        <w:pStyle w:val="ListParagraph"/>
-        <w:numPr>
-          <w:ilvl w:val="2"/>
-          <w:numId w:val="1"/>
-        </w:numPr>
-        <w:rPr>
-          <w:rFonts w:cstheme="minorHAnsi"/>
-          <w:kern w:val="0"/>
-        </w:rPr>
-      </w:pPr>
-      <w:r>
-        <w:rPr>
-          <w:rFonts w:cstheme="minorHAnsi"/>
-          <w:kern w:val="0"/>
-        </w:rPr>
-        <w:t xml:space="preserve">Press, Ctrl + ` (the backtick key next to the number 1). </w:t>
-      </w:r>
-    </w:p>
-    <w:p>
-      <w:pPr>
-        <w:pStyle w:val="ListParagraph"/>
-        <w:numPr>
-          <w:ilvl w:val="2"/>
-          <w:numId w:val="1"/>
-        </w:numPr>
-        <w:rPr>
-          <w:rFonts w:cstheme="minorHAnsi"/>
-          <w:kern w:val="0"/>
-        </w:rPr>
-      </w:pPr>
-      <w:r>
-        <w:rPr>
-          <w:rFonts w:cstheme="minorHAnsi"/>
-          <w:kern w:val="0"/>
-        </w:rPr>
-        <w:t xml:space="preserve">This opens the terminal at the bottom of VS Code. </w:t>
-      </w:r>
-    </w:p>
-    <w:p>
-      <w:pPr>
-        <w:pStyle w:val="ListParagraph"/>
-        <w:numPr>
-          <w:ilvl w:val="2"/>
-          <w:numId w:val="1"/>
-        </w:numPr>
-        <w:rPr>
-          <w:rFonts w:cstheme="minorHAnsi"/>
-          <w:kern w:val="0"/>
-        </w:rPr>
-      </w:pPr>
-      <w:r>
-        <w:rPr>
-          <w:rFonts w:cstheme="minorHAnsi"/>
-          <w:kern w:val="0"/>
-        </w:rPr>
-        <w:t xml:space="preserve">Make sure the terminal dropdown (top right of the terminal area) says bash </w:t>
-      </w:r>
-    </w:p>
-    <w:p>
-      <w:pPr>
-        <w:pStyle w:val="ListParagraph"/>
-        <w:numPr>
-          <w:ilvl w:val="1"/>
-          <w:numId w:val="1"/>
-        </w:numPr>
-        <w:rPr>
-          <w:rFonts w:cstheme="minorHAnsi"/>
-          <w:kern w:val="0"/>
-        </w:rPr>
-      </w:pPr>
-      <w:r>
-        <w:rPr>
-          <w:rFonts w:cstheme="minorHAnsi"/>
-          <w:kern w:val="0"/>
-        </w:rPr>
-        <w:t>Save to Cloud Sequence:</w:t>
-      </w:r>
-    </w:p>
-    <w:p>
-      <w:pPr>
-        <w:pStyle w:val="ListParagraph"/>
-        <w:numPr>
-          <w:ilvl w:val="2"/>
-          <w:numId w:val="1"/>
-        </w:numPr>
-        <w:rPr>
-          <w:rFonts w:cstheme="minorHAnsi"/>
-          <w:kern w:val="0"/>
-        </w:rPr>
-      </w:pPr>
-      <w:r>
-        <w:rPr>
-          <w:rFonts w:cstheme="minorHAnsi"/>
-          <w:kern w:val="0"/>
-        </w:rPr>
-        <w:lastRenderedPageBreak/>
-        <w:t>Stage the update:</w:t>
-      </w:r>
-    </w:p>
-    <w:p>
-      <w:pPr>
-        <w:pStyle w:val="ListParagraph"/>
-        <w:numPr>
-          <w:ilvl w:val="3"/>
-          <w:numId w:val="1"/>
-        </w:numPr>
-        <w:rPr>
-          <w:rFonts w:cstheme="minorHAnsi"/>
-          <w:kern w:val="0"/>
-        </w:rPr>
-      </w:pPr>
-      <w:r>
-        <w:rPr>
-          <w:rFonts w:cstheme="minorHAnsi"/>
-          <w:kern w:val="0"/>
-        </w:rPr>
-        <w:t xml:space="preserve">Type, git add README.md </w:t>
-      </w:r>
-    </w:p>
-    <w:p>
-      <w:pPr>
-        <w:pStyle w:val="ListParagraph"/>
-        <w:numPr>
-          <w:ilvl w:val="2"/>
-          <w:numId w:val="1"/>
-        </w:numPr>
-        <w:rPr>
-          <w:rFonts w:cstheme="minorHAnsi"/>
-          <w:kern w:val="0"/>
-        </w:rPr>
-      </w:pPr>
-      <w:r>
-        <w:rPr>
-          <w:rFonts w:cstheme="minorHAnsi"/>
-          <w:kern w:val="0"/>
-        </w:rPr>
-        <w:t>Commit update</w:t>
-      </w:r>
-    </w:p>
-    <w:p>
-      <w:pPr>
-        <w:pStyle w:val="ListParagraph"/>
-        <w:numPr>
-          <w:ilvl w:val="3"/>
-          <w:numId w:val="1"/>
-        </w:numPr>
-        <w:rPr>
-          <w:rFonts w:cstheme="minorHAnsi"/>
-          <w:kern w:val="0"/>
-        </w:rPr>
-      </w:pPr>
-      <w:r>
-        <w:rPr>
-          <w:rFonts w:cstheme="minorHAnsi"/>
-          <w:kern w:val="0"/>
-        </w:rPr>
-        <w:t xml:space="preserve">Type, </w:t>
-      </w:r>
-      <w:r>
-        <w:rPr>
-          <w:rFonts w:cstheme="minorHAnsi"/>
-          <w:kern w:val="0"/>
-        </w:rPr>
-        <w:t>git commit -m "Update README with professional structure and disclaimer"</w:t>
-      </w:r>
-    </w:p>
-    <w:p>
-      <w:pPr>
-        <w:pStyle w:val="ListParagraph"/>
-        <w:numPr>
-          <w:ilvl w:val="2"/>
-          <w:numId w:val="1"/>
-        </w:numPr>
-        <w:rPr>
-          <w:rFonts w:cstheme="minorHAnsi"/>
-          <w:kern w:val="0"/>
-        </w:rPr>
-      </w:pPr>
-      <w:r>
-        <w:rPr>
-          <w:rFonts w:cstheme="minorHAnsi"/>
-          <w:kern w:val="0"/>
-        </w:rPr>
-        <w:t>Push to GitHub:</w:t>
-      </w:r>
-    </w:p>
-    <w:p>
-      <w:pPr>
-        <w:pStyle w:val="ListParagraph"/>
-        <w:numPr>
-          <w:ilvl w:val="3"/>
-          <w:numId w:val="1"/>
-        </w:numPr>
-        <w:rPr>
-          <w:rFonts w:cstheme="minorHAnsi"/>
-          <w:kern w:val="0"/>
-        </w:rPr>
-      </w:pPr>
-      <w:r>
-        <w:rPr>
-          <w:rFonts w:cstheme="minorHAnsi"/>
-          <w:kern w:val="0"/>
-        </w:rPr>
-        <w:t>Type, git push</w:t>
-      </w:r>
-    </w:p>
-    <w:p>
-      <w:pPr>
-        <w:pStyle w:val="ListParagraph"/>
-        <w:numPr>
-          <w:ilvl w:val="4"/>
-          <w:numId w:val="1"/>
-        </w:numPr>
-        <w:rPr>
-          <w:rFonts w:cstheme="minorHAnsi"/>
-          <w:kern w:val="0"/>
-        </w:rPr>
-      </w:pPr>
-      <w:r>
-        <w:rPr>
-          <w:rFonts w:cstheme="minorHAnsi"/>
-          <w:kern w:val="0"/>
-        </w:rPr>
-        <w:t xml:space="preserve">Error push didn’t work.  </w:t>
-      </w:r>
-    </w:p>
-    <w:p>
-      <w:pPr>
-        <w:pStyle w:val="ListParagraph"/>
-        <w:numPr>
-          <w:ilvl w:val="5"/>
-          <w:numId w:val="1"/>
-        </w:numPr>
-        <w:rPr>
-          <w:rFonts w:cstheme="minorHAnsi"/>
-          <w:kern w:val="0"/>
-        </w:rPr>
-      </w:pPr>
-      <w:r>
-        <w:rPr>
-          <w:rFonts w:cstheme="minorHAnsi"/>
-          <w:kern w:val="0"/>
-        </w:rPr>
-        <w:t xml:space="preserve">Error because GitHub has something in it that your computer doesn’t have yet. </w:t>
-      </w:r>
-    </w:p>
-    <w:p>
-      <w:pPr>
-        <w:pStyle w:val="ListParagraph"/>
-        <w:numPr>
-          <w:ilvl w:val="6"/>
-          <w:numId w:val="1"/>
-        </w:numPr>
-        <w:rPr>
-          <w:rFonts w:cstheme="minorHAnsi"/>
-          <w:kern w:val="0"/>
-        </w:rPr>
-      </w:pPr>
-      <w:r>
-        <w:rPr>
-          <w:rFonts w:cstheme="minorHAnsi"/>
-          <w:kern w:val="0"/>
-        </w:rPr>
-        <w:t xml:space="preserve">This usually happens if you clicked “create README” on the website or made an edit there directly. </w:t>
-      </w:r>
-    </w:p>
-    <w:p>
-      <w:pPr>
-        <w:pStyle w:val="ListParagraph"/>
-        <w:numPr>
-          <w:ilvl w:val="6"/>
-          <w:numId w:val="1"/>
-        </w:numPr>
-        <w:rPr>
-          <w:rFonts w:cstheme="minorHAnsi"/>
-          <w:kern w:val="0"/>
-        </w:rPr>
-      </w:pPr>
-      <w:r>
-        <w:rPr>
-          <w:rFonts w:cstheme="minorHAnsi"/>
-          <w:kern w:val="0"/>
-        </w:rPr>
-        <w:t xml:space="preserve">To fix you need to Pull (download) the changes from the GitHub and merge them with your work before you can Push (upload) </w:t>
-      </w:r>
-    </w:p>
-    <w:p>
-      <w:pPr>
-        <w:pStyle w:val="ListParagraph"/>
-        <w:numPr>
-          <w:ilvl w:val="1"/>
-          <w:numId w:val="1"/>
-        </w:numPr>
-        <w:rPr>
-          <w:rFonts w:cstheme="minorHAnsi"/>
-          <w:kern w:val="0"/>
-        </w:rPr>
-      </w:pPr>
-      <w:r>
-        <w:rPr>
-          <w:rFonts w:cstheme="minorHAnsi"/>
-          <w:kern w:val="0"/>
-        </w:rPr>
-        <w:t>Sync &amp; Force Fix:</w:t>
-      </w:r>
-    </w:p>
-    <w:p>
-      <w:pPr>
-        <w:pStyle w:val="ListParagraph"/>
-        <w:numPr>
-          <w:ilvl w:val="2"/>
-          <w:numId w:val="1"/>
-        </w:numPr>
-        <w:rPr>
-          <w:rFonts w:cstheme="minorHAnsi"/>
-          <w:kern w:val="0"/>
-        </w:rPr>
-      </w:pPr>
-      <w:r>
-        <w:rPr>
-          <w:rFonts w:cstheme="minorHAnsi"/>
-          <w:kern w:val="0"/>
-        </w:rPr>
-        <w:t>Since your local version (the professional README you just made in VS Code) is the one you actually want to keep, we can tell Git to "Force" your local version onto GitHub. This is the fastest way since you know exactly what you want the file to look like</w:t>
-      </w:r>
-    </w:p>
-    <w:p>
-      <w:pPr>
-        <w:pStyle w:val="ListParagraph"/>
-        <w:numPr>
-          <w:ilvl w:val="2"/>
-          <w:numId w:val="1"/>
-        </w:numPr>
-        <w:rPr>
-          <w:rFonts w:cstheme="minorHAnsi"/>
-          <w:kern w:val="0"/>
-        </w:rPr>
-      </w:pPr>
-      <w:r>
-        <w:rPr>
-          <w:rFonts w:cstheme="minorHAnsi"/>
-          <w:kern w:val="0"/>
-        </w:rPr>
-        <w:t>Run this command in Git Bash:</w:t>
-      </w:r>
-    </w:p>
-    <w:p>
-      <w:pPr>
-        <w:pStyle w:val="ListParagraph"/>
-        <w:numPr>
-          <w:ilvl w:val="3"/>
-          <w:numId w:val="1"/>
-        </w:numPr>
-        <w:rPr>
-          <w:rFonts w:cstheme="minorHAnsi"/>
-          <w:kern w:val="0"/>
-        </w:rPr>
-      </w:pPr>
-      <w:r>
-        <w:rPr>
-          <w:rFonts w:cstheme="minorHAnsi"/>
-          <w:kern w:val="0"/>
-        </w:rPr>
-        <w:t xml:space="preserve">Type, </w:t>
-      </w:r>
-      <w:r>
-        <w:rPr>
-          <w:rFonts w:cstheme="minorHAnsi"/>
-          <w:kern w:val="0"/>
-        </w:rPr>
-        <w:t xml:space="preserve">git push origin main </w:t>
-      </w:r>
-      <w:r>
-        <w:rPr>
-          <w:rFonts w:cstheme="minorHAnsi"/>
-          <w:kern w:val="0"/>
-        </w:rPr>
-        <w:t>–</w:t>
-      </w:r>
-      <w:r>
-        <w:rPr>
-          <w:rFonts w:cstheme="minorHAnsi"/>
-          <w:kern w:val="0"/>
-        </w:rPr>
-        <w:t>force</w:t>
-      </w:r>
-    </w:p>
-    <w:p>
-      <w:pPr>
-        <w:pStyle w:val="ListParagraph"/>
-        <w:numPr>
-          <w:ilvl w:val="1"/>
-          <w:numId w:val="1"/>
-        </w:numPr>
-        <w:rPr>
-          <w:rFonts w:cstheme="minorHAnsi"/>
-          <w:kern w:val="0"/>
-        </w:rPr>
-      </w:pPr>
-      <w:r>
-        <w:rPr>
-          <w:rFonts w:cstheme="minorHAnsi"/>
-          <w:kern w:val="0"/>
-        </w:rPr>
-        <w:t>Why use --force?</w:t>
-      </w:r>
-    </w:p>
-    <w:p>
-      <w:pPr>
-        <w:pStyle w:val="ListParagraph"/>
-        <w:numPr>
-          <w:ilvl w:val="2"/>
-          <w:numId w:val="1"/>
-        </w:numPr>
-        <w:rPr>
-          <w:rFonts w:cstheme="minorHAnsi"/>
-          <w:kern w:val="0"/>
-        </w:rPr>
-      </w:pPr>
-      <w:r>
-        <w:rPr>
-          <w:rFonts w:cstheme="minorHAnsi"/>
-          <w:kern w:val="0"/>
-        </w:rPr>
-        <w:t>Normal Push: Git says, Wait! Someone changed a file on the website; I don’t want to accidentally delete their work!</w:t>
-      </w:r>
-    </w:p>
-    <w:p>
-      <w:pPr>
-        <w:pStyle w:val="ListParagraph"/>
-        <w:numPr>
-          <w:ilvl w:val="2"/>
-          <w:numId w:val="1"/>
-        </w:numPr>
-        <w:rPr>
-          <w:rFonts w:cstheme="minorHAnsi"/>
-          <w:kern w:val="0"/>
-        </w:rPr>
-      </w:pPr>
-      <w:r>
-        <w:rPr>
-          <w:rFonts w:cstheme="minorHAnsi"/>
-          <w:kern w:val="0"/>
-        </w:rPr>
-        <w:t>Force Push: You are telling Git, “I know the website changes, but my local version (the professional one) is the correct one. Overwrite the website.”</w:t>
-      </w:r>
-    </w:p>
-    <w:p>
-      <w:pPr>
-        <w:pStyle w:val="ListParagraph"/>
-        <w:numPr>
-          <w:ilvl w:val="1"/>
-          <w:numId w:val="1"/>
-        </w:numPr>
-        <w:rPr>
-          <w:rFonts w:cstheme="minorHAnsi"/>
-          <w:kern w:val="0"/>
-        </w:rPr>
-      </w:pPr>
-      <w:r>
-        <w:rPr>
-          <w:rFonts w:cstheme="minorHAnsi"/>
-          <w:kern w:val="0"/>
-        </w:rPr>
-        <w:t xml:space="preserve">After you run that </w:t>
-      </w:r>
-    </w:p>
-    <w:p>
-      <w:pPr>
-        <w:pStyle w:val="ListParagraph"/>
-        <w:numPr>
-          <w:ilvl w:val="2"/>
-          <w:numId w:val="1"/>
-        </w:numPr>
-        <w:rPr>
-          <w:rFonts w:cstheme="minorHAnsi"/>
-          <w:kern w:val="0"/>
-        </w:rPr>
-      </w:pPr>
-      <w:r>
-        <w:rPr>
-          <w:rFonts w:cstheme="minorHAnsi"/>
-          <w:kern w:val="0"/>
-        </w:rPr>
-        <w:t xml:space="preserve">Refresh your GitHub page </w:t>
-      </w:r>
-    </w:p>
-    <w:p>
-      <w:pPr>
-        <w:pStyle w:val="ListParagraph"/>
-        <w:numPr>
-          <w:ilvl w:val="2"/>
-          <w:numId w:val="1"/>
-        </w:numPr>
-        <w:rPr>
-          <w:rFonts w:cstheme="minorHAnsi"/>
-          <w:kern w:val="0"/>
-        </w:rPr>
-      </w:pPr>
-      <w:r>
-        <w:rPr>
-          <w:rFonts w:cstheme="minorHAnsi"/>
-          <w:kern w:val="0"/>
-        </w:rPr>
-        <w:t xml:space="preserve">Your professional README should now be visible. </w:t>
-      </w:r>
-    </w:p>
-    <w:p>
-      <w:pPr>
-        <w:pStyle w:val="ListParagraph"/>
-        <w:numPr>
-          <w:ilvl w:val="2"/>
-          <w:numId w:val="1"/>
-        </w:numPr>
-        <w:rPr>
-          <w:rFonts w:cstheme="minorHAnsi"/>
-          <w:kern w:val="0"/>
-        </w:rPr>
-      </w:pPr>
-      <w:r>
-        <w:rPr>
-          <w:rFonts w:cstheme="minorHAnsi"/>
-          <w:kern w:val="0"/>
-        </w:rPr>
-        <w:t xml:space="preserve">The “Hello World” (even the fixed one) will be gone, replaced by your Cyber Toolkit structure. </w:t>
-      </w:r>
-    </w:p>
-    <w:p>
-      <w:pPr>
-        <w:pStyle w:val="ListParagraph"/>
-        <w:numPr>
-          <w:ilvl w:val="1"/>
-          <w:numId w:val="1"/>
-        </w:numPr>
-        <w:rPr>
-          <w:rFonts w:cstheme="minorHAnsi"/>
-          <w:kern w:val="0"/>
-        </w:rPr>
-      </w:pPr>
-      <w:r>
-        <w:rPr>
-          <w:rFonts w:cstheme="minorHAnsi"/>
-          <w:kern w:val="0"/>
-        </w:rPr>
-        <w:t xml:space="preserve">Save what was written in VS code and run sequence of command to get add, commit, and push. </w:t>
-      </w:r>
-    </w:p>
-    <w:p>
-      <w:pPr>
-        <w:pStyle w:val="ListParagraph"/>
-        <w:numPr>
-          <w:ilvl w:val="1"/>
-          <w:numId w:val="1"/>
-        </w:numPr>
-        <w:rPr>
-          <w:rFonts w:cstheme="minorHAnsi"/>
-          <w:kern w:val="0"/>
-        </w:rPr>
-      </w:pPr>
-      <w:r>
-        <w:rPr>
-          <w:rFonts w:cstheme="minorHAnsi"/>
-          <w:kern w:val="0"/>
-        </w:rPr>
-        <w:t xml:space="preserve">Refresh GitHub, and click back to profile then click on repository. </w:t>
+        <w:t xml:space="preserve">If </w:t>
+      </w:r>
+      <w:proofErr w:type="spellStart"/>
+      <w:r>
+        <w:rPr>
+          <w:rFonts w:cstheme="minorHAnsi"/>
+          <w:kern w:val="0"/>
+        </w:rPr>
+        <w:t>your</w:t>
+      </w:r>
+      <w:proofErr w:type="spellEnd"/>
+      <w:r>
+        <w:rPr>
+          <w:rFonts w:cstheme="minorHAnsi"/>
+          <w:kern w:val="0"/>
+        </w:rPr>
+        <w:t xml:space="preserve"> must edit on the website, run git pull in Git Bash the next time you sit down to work. </w:t>
       </w:r>
     </w:p>
     <w:p>
@@ -6103,109 +6994,22 @@
         </w:numPr>
         <w:rPr>
           <w:rFonts w:cstheme="minorHAnsi"/>
-          <w:kern w:val="0"/>
-        </w:rPr>
-      </w:pPr>
-      <w:r>
-        <w:rPr>
-          <w:rFonts w:cstheme="minorHAnsi"/>
-          <w:kern w:val="0"/>
-        </w:rPr>
-        <w:t xml:space="preserve">Pro Tip: </w:t>
-      </w:r>
-    </w:p>
-    <w:p>
-      <w:pPr>
-        <w:pStyle w:val="ListParagraph"/>
-        <w:numPr>
-          <w:ilvl w:val="1"/>
-          <w:numId w:val="1"/>
-        </w:numPr>
-        <w:rPr>
-          <w:rFonts w:cstheme="minorHAnsi"/>
-          <w:kern w:val="0"/>
-        </w:rPr>
-      </w:pPr>
-      <w:r>
-        <w:rPr>
-          <w:rFonts w:cstheme="minorHAnsi"/>
-          <w:kern w:val="0"/>
-        </w:rPr>
-        <w:lastRenderedPageBreak/>
-        <w:t xml:space="preserve">Try to only edit your files in VS Code </w:t>
-      </w:r>
-    </w:p>
-    <w:p>
-      <w:pPr>
-        <w:pStyle w:val="ListParagraph"/>
-        <w:numPr>
-          <w:ilvl w:val="1"/>
-          <w:numId w:val="1"/>
-        </w:numPr>
-        <w:rPr>
-          <w:rFonts w:cstheme="minorHAnsi"/>
-          <w:kern w:val="0"/>
-        </w:rPr>
-      </w:pPr>
-      <w:r>
-        <w:rPr>
-          <w:rFonts w:cstheme="minorHAnsi"/>
-          <w:kern w:val="0"/>
-        </w:rPr>
-        <w:t xml:space="preserve">Avoid using the “Edit” button (the pencil icon) on the GitHub website. </w:t>
-      </w:r>
-    </w:p>
-    <w:p>
-      <w:pPr>
-        <w:pStyle w:val="ListParagraph"/>
-        <w:numPr>
-          <w:ilvl w:val="1"/>
-          <w:numId w:val="1"/>
-        </w:numPr>
-        <w:rPr>
-          <w:rFonts w:cstheme="minorHAnsi"/>
-          <w:kern w:val="0"/>
-        </w:rPr>
-      </w:pPr>
-      <w:r>
-        <w:rPr>
-          <w:rFonts w:cstheme="minorHAnsi"/>
-          <w:kern w:val="0"/>
-        </w:rPr>
-        <w:t xml:space="preserve">If </w:t>
-      </w:r>
-      <w:proofErr w:type="spellStart"/>
-      <w:r>
-        <w:rPr>
-          <w:rFonts w:cstheme="minorHAnsi"/>
-          <w:kern w:val="0"/>
-        </w:rPr>
-        <w:t>your</w:t>
-      </w:r>
-      <w:proofErr w:type="spellEnd"/>
-      <w:r>
-        <w:rPr>
-          <w:rFonts w:cstheme="minorHAnsi"/>
-          <w:kern w:val="0"/>
-        </w:rPr>
-        <w:t xml:space="preserve"> must edit on the website, run git pull in Git Bash the next time you sit down to work. </w:t>
-      </w:r>
-    </w:p>
-    <w:p>
-      <w:pPr>
-        <w:pStyle w:val="ListParagraph"/>
-        <w:numPr>
-          <w:ilvl w:val="0"/>
-          <w:numId w:val="1"/>
-        </w:numPr>
-        <w:rPr>
-          <w:rFonts w:cstheme="minorHAnsi"/>
-          <w:kern w:val="0"/>
-        </w:rPr>
-      </w:pPr>
-      <w:r>
-        <w:rPr>
-          <w:rFonts w:cstheme="minorHAnsi"/>
+          <w:b/>
+          <w:bCs/>
+          <w:i/>
+          <w:iCs/>
+          <w:color w:val="EE0000"/>
+          <w:kern w:val="0"/>
+        </w:rPr>
+      </w:pPr>
+      <w:r>
+        <w:rPr>
+          <w:rFonts w:cstheme="minorHAnsi"/>
+          <w:b/>
+          <w:bCs/>
+          <w:i/>
+          <w:iCs/>
+          <w:color w:val="EE0000"/>
           <w:kern w:val="0"/>
         </w:rPr>
         <w:t>Workflow:</w:t>
@@ -6413,10 +7217,1484 @@
           <w:kern w:val="0"/>
         </w:rPr>
       </w:pPr>
-      <w:r>
-        <w:rPr>
-          <w:rFonts w:cstheme="minorHAnsi"/>
-          <w:kern w:val="0"/>
+    </w:p>
+    <w:p>
+      <w:pPr>
+        <w:rPr>
+          <w:rFonts w:cstheme="minorHAnsi"/>
+          <w:kern w:val="0"/>
+        </w:rPr>
+      </w:pPr>
+    </w:p>
+    <w:p>
+      <w:pPr>
+        <w:rPr>
+          <w:rFonts w:cstheme="minorHAnsi"/>
+          <w:kern w:val="0"/>
+        </w:rPr>
+      </w:pPr>
+    </w:p>
+    <w:p>
+      <w:pPr>
+        <w:rPr>
+          <w:rFonts w:cstheme="minorHAnsi"/>
+          <w:kern w:val="0"/>
+        </w:rPr>
+      </w:pPr>
+    </w:p>
+    <w:p>
+      <w:pPr>
+        <w:rPr>
+          <w:rFonts w:cstheme="minorHAnsi"/>
+          <w:kern w:val="0"/>
+        </w:rPr>
+      </w:pPr>
+    </w:p>
+    <w:p>
+      <w:pPr>
+        <w:rPr>
+          <w:rFonts w:cstheme="minorHAnsi"/>
+          <w:kern w:val="0"/>
+        </w:rPr>
+      </w:pPr>
+    </w:p>
+    <w:p>
+      <w:pPr>
+        <w:rPr>
+          <w:rFonts w:cstheme="minorHAnsi"/>
+          <w:kern w:val="0"/>
+        </w:rPr>
+      </w:pPr>
+    </w:p>
+    <w:p>
+      <w:pPr>
+        <w:rPr>
+          <w:rFonts w:cstheme="minorHAnsi"/>
+          <w:b/>
+          <w:bCs/>
+          <w:kern w:val="0"/>
+          <w:sz w:val="36"/>
+          <w:szCs w:val="36"/>
+          <w:u w:val="single"/>
+        </w:rPr>
+      </w:pPr>
+      <w:r>
+        <w:rPr>
+          <w:rFonts w:cstheme="minorHAnsi"/>
+          <w:b/>
+          <w:bCs/>
+          <w:kern w:val="0"/>
+          <w:sz w:val="36"/>
+          <w:szCs w:val="36"/>
+          <w:highlight w:val="yellow"/>
+          <w:u w:val="single"/>
+        </w:rPr>
+        <w:lastRenderedPageBreak/>
+        <w:t>Adding a directory to my GitHub Repository:</w:t>
+      </w:r>
+    </w:p>
+    <w:p>
+      <w:pPr>
+        <w:pStyle w:val="ListParagraph"/>
+        <w:numPr>
+          <w:ilvl w:val="0"/>
+          <w:numId w:val="2"/>
+        </w:numPr>
+        <w:rPr>
+          <w:rFonts w:cstheme="minorHAnsi"/>
+          <w:b/>
+          <w:bCs/>
+          <w:kern w:val="0"/>
+          <w:sz w:val="28"/>
+          <w:szCs w:val="28"/>
+          <w:highlight w:val="yellow"/>
+          <w:u w:val="single"/>
+        </w:rPr>
+      </w:pPr>
+      <w:r>
+        <w:rPr>
+          <w:rFonts w:cstheme="minorHAnsi"/>
+          <w:b/>
+          <w:bCs/>
+          <w:kern w:val="0"/>
+          <w:sz w:val="28"/>
+          <w:szCs w:val="28"/>
+          <w:highlight w:val="yellow"/>
+          <w:u w:val="single"/>
+        </w:rPr>
+        <w:t>I want to make a new directory for my CSS.styles HTML.index code: Created Web Applications:</w:t>
+      </w:r>
+    </w:p>
+    <w:p>
+      <w:pPr>
+        <w:pStyle w:val="ListParagraph"/>
+        <w:numPr>
+          <w:ilvl w:val="1"/>
+          <w:numId w:val="2"/>
+        </w:numPr>
+        <w:rPr>
+          <w:rFonts w:cstheme="minorHAnsi"/>
+          <w:kern w:val="0"/>
+        </w:rPr>
+      </w:pPr>
+      <w:r>
+        <w:rPr>
+          <w:rFonts w:cstheme="minorHAnsi"/>
+          <w:kern w:val="0"/>
+        </w:rPr>
+        <w:t xml:space="preserve">Type, </w:t>
+      </w:r>
+      <w:r>
+        <w:rPr>
+          <w:rFonts w:cstheme="minorHAnsi"/>
+          <w:b/>
+          <w:bCs/>
+          <w:i/>
+          <w:iCs/>
+          <w:kern w:val="0"/>
+        </w:rPr>
+        <w:t>mkdir folder_name</w:t>
+      </w:r>
+    </w:p>
+    <w:p>
+      <w:pPr>
+        <w:pStyle w:val="ListParagraph"/>
+        <w:numPr>
+          <w:ilvl w:val="1"/>
+          <w:numId w:val="2"/>
+        </w:numPr>
+        <w:rPr>
+          <w:rFonts w:cstheme="minorHAnsi"/>
+          <w:kern w:val="0"/>
+        </w:rPr>
+      </w:pPr>
+      <w:r>
+        <w:rPr>
+          <w:rFonts w:cstheme="minorHAnsi"/>
+          <w:kern w:val="0"/>
+        </w:rPr>
+        <w:t xml:space="preserve">Then press, </w:t>
+      </w:r>
+      <w:r>
+        <w:rPr>
+          <w:rFonts w:cstheme="minorHAnsi"/>
+          <w:b/>
+          <w:bCs/>
+          <w:kern w:val="0"/>
+        </w:rPr>
+        <w:t>Enter</w:t>
+      </w:r>
+      <w:r>
+        <w:rPr>
+          <w:rFonts w:cstheme="minorHAnsi"/>
+          <w:kern w:val="0"/>
+        </w:rPr>
+        <w:t>.</w:t>
+      </w:r>
+    </w:p>
+    <w:p>
+      <w:pPr>
+        <w:pStyle w:val="ListParagraph"/>
+        <w:numPr>
+          <w:ilvl w:val="2"/>
+          <w:numId w:val="2"/>
+        </w:numPr>
+        <w:rPr>
+          <w:rFonts w:cstheme="minorHAnsi"/>
+          <w:kern w:val="0"/>
+        </w:rPr>
+      </w:pPr>
+      <w:r>
+        <w:rPr>
+          <w:rFonts w:cstheme="minorHAnsi"/>
+          <w:b/>
+          <w:bCs/>
+          <w:kern w:val="0"/>
+        </w:rPr>
+        <w:t>Example</w:t>
+      </w:r>
+      <w:r>
+        <w:rPr>
+          <w:rFonts w:cstheme="minorHAnsi"/>
+          <w:kern w:val="0"/>
+        </w:rPr>
+        <w:t>: Type, mkdir Designing_Web_Applications</w:t>
+      </w:r>
+    </w:p>
+    <w:p>
+      <w:pPr>
+        <w:pStyle w:val="ListParagraph"/>
+        <w:numPr>
+          <w:ilvl w:val="0"/>
+          <w:numId w:val="2"/>
+        </w:numPr>
+        <w:rPr>
+          <w:rFonts w:cstheme="minorHAnsi"/>
+          <w:b/>
+          <w:bCs/>
+          <w:kern w:val="0"/>
+          <w:sz w:val="28"/>
+          <w:szCs w:val="28"/>
+          <w:highlight w:val="yellow"/>
+          <w:u w:val="single"/>
+        </w:rPr>
+      </w:pPr>
+      <w:r>
+        <w:rPr>
+          <w:rFonts w:cstheme="minorHAnsi"/>
+          <w:b/>
+          <w:bCs/>
+          <w:kern w:val="0"/>
+          <w:sz w:val="28"/>
+          <w:szCs w:val="28"/>
+          <w:highlight w:val="yellow"/>
+          <w:u w:val="single"/>
+        </w:rPr>
+        <w:t>Adding a placeholder for new directory that was created:</w:t>
+      </w:r>
+    </w:p>
+    <w:p>
+      <w:pPr>
+        <w:pStyle w:val="ListParagraph"/>
+        <w:numPr>
+          <w:ilvl w:val="1"/>
+          <w:numId w:val="2"/>
+        </w:numPr>
+        <w:rPr>
+          <w:rFonts w:cstheme="minorHAnsi"/>
+          <w:b/>
+          <w:bCs/>
+          <w:kern w:val="0"/>
+          <w:sz w:val="32"/>
+          <w:szCs w:val="32"/>
+          <w:highlight w:val="cyan"/>
+        </w:rPr>
+      </w:pPr>
+      <w:r>
+        <w:rPr>
+          <w:rFonts w:cstheme="minorHAnsi"/>
+          <w:b/>
+          <w:bCs/>
+          <w:kern w:val="0"/>
+          <w:sz w:val="32"/>
+          <w:szCs w:val="32"/>
+          <w:highlight w:val="cyan"/>
+        </w:rPr>
+        <w:t>Enter in your folder.</w:t>
+      </w:r>
+    </w:p>
+    <w:p>
+      <w:pPr>
+        <w:pStyle w:val="ListParagraph"/>
+        <w:numPr>
+          <w:ilvl w:val="2"/>
+          <w:numId w:val="2"/>
+        </w:numPr>
+        <w:rPr>
+          <w:rFonts w:cstheme="minorHAnsi"/>
+          <w:kern w:val="0"/>
+        </w:rPr>
+      </w:pPr>
+      <w:r>
+        <w:rPr>
+          <w:rFonts w:cstheme="minorHAnsi"/>
+          <w:kern w:val="0"/>
+        </w:rPr>
+        <w:t xml:space="preserve">Type, </w:t>
+      </w:r>
+      <w:r>
+        <w:rPr>
+          <w:rFonts w:cstheme="minorHAnsi"/>
+          <w:b/>
+          <w:bCs/>
+          <w:i/>
+          <w:iCs/>
+          <w:kern w:val="0"/>
+        </w:rPr>
+        <w:t>cd folder_name</w:t>
+      </w:r>
+    </w:p>
+    <w:p>
+      <w:pPr>
+        <w:pStyle w:val="ListParagraph"/>
+        <w:numPr>
+          <w:ilvl w:val="1"/>
+          <w:numId w:val="2"/>
+        </w:numPr>
+        <w:rPr>
+          <w:rFonts w:cstheme="minorHAnsi"/>
+          <w:kern w:val="0"/>
+        </w:rPr>
+      </w:pPr>
+      <w:r>
+        <w:rPr>
+          <w:rFonts w:cstheme="minorHAnsi"/>
+          <w:kern w:val="0"/>
+        </w:rPr>
+        <w:t xml:space="preserve">This is for when you don’t have a project file ready yet, create a </w:t>
+      </w:r>
+      <w:proofErr w:type="gramStart"/>
+      <w:r>
+        <w:rPr>
+          <w:rFonts w:cstheme="minorHAnsi"/>
+          <w:kern w:val="0"/>
+        </w:rPr>
+        <w:t>hidden .gitkeep</w:t>
+      </w:r>
+      <w:proofErr w:type="gramEnd"/>
+      <w:r>
+        <w:rPr>
+          <w:rFonts w:cstheme="minorHAnsi"/>
+          <w:kern w:val="0"/>
+        </w:rPr>
+        <w:t xml:space="preserve"> file so Git will recognize the folder. </w:t>
+      </w:r>
+    </w:p>
+    <w:p>
+      <w:pPr>
+        <w:pStyle w:val="ListParagraph"/>
+        <w:numPr>
+          <w:ilvl w:val="2"/>
+          <w:numId w:val="2"/>
+        </w:numPr>
+        <w:rPr>
+          <w:rFonts w:cstheme="minorHAnsi"/>
+          <w:kern w:val="0"/>
+        </w:rPr>
+      </w:pPr>
+      <w:r>
+        <w:rPr>
+          <w:rFonts w:cstheme="minorHAnsi"/>
+          <w:kern w:val="0"/>
+        </w:rPr>
+        <w:t xml:space="preserve">Type, </w:t>
+      </w:r>
+      <w:proofErr w:type="gramStart"/>
+      <w:r>
+        <w:rPr>
+          <w:rFonts w:cstheme="minorHAnsi"/>
+          <w:b/>
+          <w:bCs/>
+          <w:i/>
+          <w:iCs/>
+          <w:kern w:val="0"/>
+        </w:rPr>
+        <w:t>touch .gitkeep</w:t>
+      </w:r>
+      <w:proofErr w:type="gramEnd"/>
+    </w:p>
+    <w:p>
+      <w:pPr>
+        <w:pStyle w:val="ListParagraph"/>
+        <w:numPr>
+          <w:ilvl w:val="0"/>
+          <w:numId w:val="2"/>
+        </w:numPr>
+        <w:rPr>
+          <w:rFonts w:cstheme="minorHAnsi"/>
+          <w:b/>
+          <w:bCs/>
+          <w:kern w:val="0"/>
+          <w:sz w:val="28"/>
+          <w:szCs w:val="28"/>
+          <w:highlight w:val="yellow"/>
+          <w:u w:val="single"/>
+        </w:rPr>
+      </w:pPr>
+      <w:r>
+        <w:rPr>
+          <w:rFonts w:cstheme="minorHAnsi"/>
+          <w:b/>
+          <w:bCs/>
+          <w:kern w:val="0"/>
+          <w:sz w:val="28"/>
+          <w:szCs w:val="28"/>
+          <w:highlight w:val="yellow"/>
+          <w:u w:val="single"/>
+        </w:rPr>
+        <w:t>Stage, Commit, and Push:</w:t>
+      </w:r>
+    </w:p>
+    <w:p>
+      <w:pPr>
+        <w:pStyle w:val="ListParagraph"/>
+        <w:numPr>
+          <w:ilvl w:val="1"/>
+          <w:numId w:val="2"/>
+        </w:numPr>
+        <w:rPr>
+          <w:rFonts w:cstheme="minorHAnsi"/>
+          <w:b/>
+          <w:bCs/>
+          <w:kern w:val="0"/>
+          <w:sz w:val="32"/>
+          <w:szCs w:val="32"/>
+          <w:highlight w:val="cyan"/>
+        </w:rPr>
+      </w:pPr>
+      <w:r>
+        <w:rPr>
+          <w:rFonts w:cstheme="minorHAnsi"/>
+          <w:b/>
+          <w:bCs/>
+          <w:kern w:val="0"/>
+          <w:sz w:val="32"/>
+          <w:szCs w:val="32"/>
+          <w:highlight w:val="cyan"/>
+        </w:rPr>
+        <w:t>Sending the folder to GitHub.</w:t>
+      </w:r>
+    </w:p>
+    <w:p>
+      <w:pPr>
+        <w:pStyle w:val="ListParagraph"/>
+        <w:numPr>
+          <w:ilvl w:val="2"/>
+          <w:numId w:val="2"/>
+        </w:numPr>
+        <w:rPr>
+          <w:rFonts w:cstheme="minorHAnsi"/>
+          <w:kern w:val="0"/>
+        </w:rPr>
+      </w:pPr>
+      <w:r>
+        <w:rPr>
+          <w:rFonts w:cstheme="minorHAnsi"/>
+          <w:kern w:val="0"/>
+        </w:rPr>
+        <w:t xml:space="preserve">Type, </w:t>
+      </w:r>
+      <w:r>
+        <w:rPr>
+          <w:rFonts w:cstheme="minorHAnsi"/>
+          <w:b/>
+          <w:bCs/>
+          <w:i/>
+          <w:iCs/>
+          <w:kern w:val="0"/>
+        </w:rPr>
+        <w:t>git add folder_name/</w:t>
+      </w:r>
+      <w:r>
+        <w:rPr>
+          <w:rFonts w:cstheme="minorHAnsi"/>
+          <w:kern w:val="0"/>
+        </w:rPr>
+        <w:t xml:space="preserve"> or </w:t>
+      </w:r>
+      <w:r>
+        <w:rPr>
+          <w:rFonts w:cstheme="minorHAnsi"/>
+          <w:b/>
+          <w:bCs/>
+          <w:i/>
+          <w:iCs/>
+          <w:kern w:val="0"/>
+        </w:rPr>
+        <w:t xml:space="preserve">git </w:t>
+      </w:r>
+      <w:proofErr w:type="gramStart"/>
+      <w:r>
+        <w:rPr>
+          <w:rFonts w:cstheme="minorHAnsi"/>
+          <w:b/>
+          <w:bCs/>
+          <w:i/>
+          <w:iCs/>
+          <w:kern w:val="0"/>
+        </w:rPr>
+        <w:t>add .</w:t>
+      </w:r>
+      <w:proofErr w:type="gramEnd"/>
+      <w:r>
+        <w:rPr>
+          <w:rFonts w:cstheme="minorHAnsi"/>
+          <w:kern w:val="0"/>
+        </w:rPr>
+        <w:t xml:space="preserve"> </w:t>
+      </w:r>
+    </w:p>
+    <w:p>
+      <w:pPr>
+        <w:pStyle w:val="ListParagraph"/>
+        <w:numPr>
+          <w:ilvl w:val="1"/>
+          <w:numId w:val="2"/>
+        </w:numPr>
+        <w:rPr>
+          <w:rFonts w:cstheme="minorHAnsi"/>
+          <w:b/>
+          <w:bCs/>
+          <w:kern w:val="0"/>
+          <w:sz w:val="32"/>
+          <w:szCs w:val="32"/>
+          <w:highlight w:val="cyan"/>
+        </w:rPr>
+      </w:pPr>
+      <w:r>
+        <w:rPr>
+          <w:rFonts w:cstheme="minorHAnsi"/>
+          <w:b/>
+          <w:bCs/>
+          <w:kern w:val="0"/>
+          <w:sz w:val="32"/>
+          <w:szCs w:val="32"/>
+          <w:highlight w:val="cyan"/>
+        </w:rPr>
+        <w:t>Commit the change:</w:t>
+      </w:r>
+    </w:p>
+    <w:p>
+      <w:pPr>
+        <w:pStyle w:val="ListParagraph"/>
+        <w:numPr>
+          <w:ilvl w:val="2"/>
+          <w:numId w:val="2"/>
+        </w:numPr>
+        <w:rPr>
+          <w:rFonts w:cstheme="minorHAnsi"/>
+          <w:kern w:val="0"/>
+        </w:rPr>
+      </w:pPr>
+      <w:r>
+        <w:rPr>
+          <w:rFonts w:cstheme="minorHAnsi"/>
+          <w:kern w:val="0"/>
+        </w:rPr>
+        <w:t xml:space="preserve">Type, </w:t>
+      </w:r>
+      <w:r>
+        <w:rPr>
+          <w:rFonts w:cstheme="minorHAnsi"/>
+          <w:kern w:val="0"/>
+        </w:rPr>
+        <w:t xml:space="preserve">git commit -m "Added new directory </w:t>
+      </w:r>
+      <w:proofErr w:type="gramStart"/>
+      <w:r>
+        <w:rPr>
+          <w:rFonts w:cstheme="minorHAnsi"/>
+          <w:kern w:val="0"/>
+        </w:rPr>
+        <w:t>with .gitkeep</w:t>
+      </w:r>
+      <w:proofErr w:type="gramEnd"/>
+      <w:r>
+        <w:rPr>
+          <w:rFonts w:cstheme="minorHAnsi"/>
+          <w:kern w:val="0"/>
+        </w:rPr>
+        <w:t>"</w:t>
+      </w:r>
+    </w:p>
+    <w:p>
+      <w:pPr>
+        <w:pStyle w:val="ListParagraph"/>
+        <w:numPr>
+          <w:ilvl w:val="1"/>
+          <w:numId w:val="2"/>
+        </w:numPr>
+        <w:rPr>
+          <w:rFonts w:cstheme="minorHAnsi"/>
+          <w:b/>
+          <w:bCs/>
+          <w:kern w:val="0"/>
+          <w:sz w:val="32"/>
+          <w:szCs w:val="32"/>
+          <w:highlight w:val="cyan"/>
+        </w:rPr>
+      </w:pPr>
+      <w:r>
+        <w:rPr>
+          <w:rFonts w:cstheme="minorHAnsi"/>
+          <w:b/>
+          <w:bCs/>
+          <w:kern w:val="0"/>
+          <w:sz w:val="32"/>
+          <w:szCs w:val="32"/>
+          <w:highlight w:val="cyan"/>
+        </w:rPr>
+        <w:t xml:space="preserve">Push to GitHub: </w:t>
+      </w:r>
+    </w:p>
+    <w:p>
+      <w:pPr>
+        <w:pStyle w:val="ListParagraph"/>
+        <w:numPr>
+          <w:ilvl w:val="2"/>
+          <w:numId w:val="2"/>
+        </w:numPr>
+        <w:rPr>
+          <w:rFonts w:cstheme="minorHAnsi"/>
+          <w:kern w:val="0"/>
+        </w:rPr>
+      </w:pPr>
+      <w:r>
+        <w:rPr>
+          <w:rFonts w:cstheme="minorHAnsi"/>
+          <w:kern w:val="0"/>
+        </w:rPr>
+        <w:t xml:space="preserve">Type, </w:t>
+      </w:r>
+      <w:r>
+        <w:rPr>
+          <w:rFonts w:cstheme="minorHAnsi"/>
+          <w:kern w:val="0"/>
+        </w:rPr>
+        <w:t>git push origin main</w:t>
+      </w:r>
+    </w:p>
+    <w:p>
+      <w:pPr>
+        <w:rPr>
+          <w:rFonts w:cstheme="minorHAnsi"/>
+          <w:kern w:val="0"/>
+        </w:rPr>
+      </w:pPr>
+    </w:p>
+    <w:p>
+      <w:pPr>
+        <w:rPr>
+          <w:rFonts w:cstheme="minorHAnsi"/>
+          <w:b/>
+          <w:bCs/>
+          <w:kern w:val="0"/>
+          <w:sz w:val="36"/>
+          <w:szCs w:val="36"/>
+          <w:u w:val="single"/>
+        </w:rPr>
+      </w:pPr>
+      <w:r>
+        <w:rPr>
+          <w:rFonts w:cstheme="minorHAnsi"/>
+          <w:b/>
+          <w:bCs/>
+          <w:kern w:val="0"/>
+          <w:sz w:val="36"/>
+          <w:szCs w:val="36"/>
+          <w:highlight w:val="yellow"/>
+          <w:u w:val="single"/>
+        </w:rPr>
+        <w:t>Adding resume to Repository using Mark Down:</w:t>
+      </w:r>
+    </w:p>
+    <w:p>
+      <w:pPr>
+        <w:pStyle w:val="ListParagraph"/>
+        <w:numPr>
+          <w:ilvl w:val="0"/>
+          <w:numId w:val="3"/>
+        </w:numPr>
+        <w:rPr>
+          <w:rFonts w:cstheme="minorHAnsi"/>
+          <w:b/>
+          <w:bCs/>
+          <w:kern w:val="0"/>
+          <w:sz w:val="28"/>
+          <w:szCs w:val="28"/>
+          <w:highlight w:val="yellow"/>
+          <w:u w:val="single"/>
+        </w:rPr>
+      </w:pPr>
+      <w:r>
+        <w:rPr>
+          <w:rFonts w:cstheme="minorHAnsi"/>
+          <w:b/>
+          <w:bCs/>
+          <w:kern w:val="0"/>
+          <w:sz w:val="28"/>
+          <w:szCs w:val="28"/>
+          <w:highlight w:val="yellow"/>
+          <w:u w:val="single"/>
+        </w:rPr>
+        <w:t xml:space="preserve">Create the directory&gt;navigate inside the new directory: </w:t>
+      </w:r>
+    </w:p>
+    <w:p>
+      <w:pPr>
+        <w:pStyle w:val="ListParagraph"/>
+        <w:numPr>
+          <w:ilvl w:val="1"/>
+          <w:numId w:val="3"/>
+        </w:numPr>
+        <w:rPr>
+          <w:rFonts w:cstheme="minorHAnsi"/>
+          <w:kern w:val="0"/>
+        </w:rPr>
+      </w:pPr>
+      <w:r>
+        <w:rPr>
+          <w:rFonts w:cstheme="minorHAnsi"/>
+          <w:kern w:val="0"/>
+        </w:rPr>
+        <w:t xml:space="preserve">Type, </w:t>
+      </w:r>
+      <w:r>
+        <w:rPr>
+          <w:rFonts w:cstheme="minorHAnsi"/>
+          <w:b/>
+          <w:bCs/>
+          <w:i/>
+          <w:iCs/>
+          <w:kern w:val="0"/>
+        </w:rPr>
+        <w:t>cd my-tech-resume</w:t>
+      </w:r>
+      <w:r>
+        <w:rPr>
+          <w:rFonts w:cstheme="minorHAnsi"/>
+          <w:kern w:val="0"/>
+        </w:rPr>
+        <w:t xml:space="preserve"> </w:t>
+      </w:r>
+    </w:p>
+    <w:p>
+      <w:pPr>
+        <w:pStyle w:val="ListParagraph"/>
+        <w:numPr>
+          <w:ilvl w:val="0"/>
+          <w:numId w:val="3"/>
+        </w:numPr>
+        <w:rPr>
+          <w:rFonts w:cstheme="minorHAnsi"/>
+          <w:b/>
+          <w:bCs/>
+          <w:kern w:val="0"/>
+          <w:sz w:val="28"/>
+          <w:szCs w:val="28"/>
+          <w:highlight w:val="yellow"/>
+          <w:u w:val="single"/>
+        </w:rPr>
+      </w:pPr>
+      <w:r>
+        <w:rPr>
+          <w:rFonts w:cstheme="minorHAnsi"/>
+          <w:b/>
+          <w:bCs/>
+          <w:kern w:val="0"/>
+          <w:sz w:val="28"/>
+          <w:szCs w:val="28"/>
+          <w:highlight w:val="yellow"/>
+          <w:u w:val="single"/>
+        </w:rPr>
+        <w:t>Navigate to VS code to create a file in new directory</w:t>
+      </w:r>
+    </w:p>
+    <w:p>
+      <w:pPr>
+        <w:pStyle w:val="ListParagraph"/>
+        <w:numPr>
+          <w:ilvl w:val="1"/>
+          <w:numId w:val="3"/>
+        </w:numPr>
+        <w:rPr>
+          <w:rFonts w:cstheme="minorHAnsi"/>
+          <w:kern w:val="0"/>
+        </w:rPr>
+      </w:pPr>
+      <w:r>
+        <w:rPr>
+          <w:rFonts w:cstheme="minorHAnsi"/>
+          <w:kern w:val="0"/>
+        </w:rPr>
+        <w:t xml:space="preserve">Type, </w:t>
+      </w:r>
+      <w:proofErr w:type="gramStart"/>
+      <w:r>
+        <w:rPr>
+          <w:rFonts w:cstheme="minorHAnsi"/>
+          <w:b/>
+          <w:bCs/>
+          <w:i/>
+          <w:iCs/>
+          <w:kern w:val="0"/>
+        </w:rPr>
+        <w:t>code .</w:t>
+      </w:r>
+      <w:proofErr w:type="gramEnd"/>
+      <w:r>
+        <w:rPr>
+          <w:rFonts w:cstheme="minorHAnsi"/>
+          <w:kern w:val="0"/>
+        </w:rPr>
+        <w:t xml:space="preserve"> </w:t>
+      </w:r>
+    </w:p>
+    <w:p>
+      <w:pPr>
+        <w:pStyle w:val="ListParagraph"/>
+        <w:numPr>
+          <w:ilvl w:val="2"/>
+          <w:numId w:val="3"/>
+        </w:numPr>
+        <w:rPr>
+          <w:rFonts w:cstheme="minorHAnsi"/>
+          <w:kern w:val="0"/>
+        </w:rPr>
+      </w:pPr>
+      <w:r>
+        <w:rPr>
+          <w:rFonts w:cstheme="minorHAnsi"/>
+          <w:kern w:val="0"/>
+        </w:rPr>
+        <w:t xml:space="preserve">The </w:t>
+      </w:r>
+      <w:proofErr w:type="gramStart"/>
+      <w:r>
+        <w:rPr>
+          <w:rFonts w:cstheme="minorHAnsi"/>
+          <w:kern w:val="0"/>
+        </w:rPr>
+        <w:t>code .</w:t>
+      </w:r>
+      <w:proofErr w:type="gramEnd"/>
+      <w:r>
+        <w:rPr>
+          <w:rFonts w:cstheme="minorHAnsi"/>
+          <w:kern w:val="0"/>
+        </w:rPr>
+        <w:t xml:space="preserve"> command opens that specific folder directly in VS Code. </w:t>
+      </w:r>
+    </w:p>
+    <w:p>
+      <w:pPr>
+        <w:pStyle w:val="ListParagraph"/>
+        <w:numPr>
+          <w:ilvl w:val="0"/>
+          <w:numId w:val="3"/>
+        </w:numPr>
+        <w:rPr>
+          <w:rFonts w:cstheme="minorHAnsi"/>
+          <w:b/>
+          <w:bCs/>
+          <w:kern w:val="0"/>
+          <w:sz w:val="28"/>
+          <w:szCs w:val="28"/>
+          <w:highlight w:val="yellow"/>
+          <w:u w:val="single"/>
+        </w:rPr>
+      </w:pPr>
+      <w:r>
+        <w:rPr>
+          <w:rFonts w:cstheme="minorHAnsi"/>
+          <w:b/>
+          <w:bCs/>
+          <w:kern w:val="0"/>
+          <w:sz w:val="28"/>
+          <w:szCs w:val="28"/>
+          <w:highlight w:val="yellow"/>
+          <w:u w:val="single"/>
+        </w:rPr>
+        <w:t>Create a markdown file:</w:t>
+      </w:r>
+    </w:p>
+    <w:p>
+      <w:pPr>
+        <w:pStyle w:val="ListParagraph"/>
+        <w:numPr>
+          <w:ilvl w:val="1"/>
+          <w:numId w:val="3"/>
+        </w:numPr>
+        <w:rPr>
+          <w:rFonts w:cstheme="minorHAnsi"/>
+          <w:b/>
+          <w:bCs/>
+          <w:kern w:val="0"/>
+          <w:sz w:val="32"/>
+          <w:szCs w:val="32"/>
+          <w:highlight w:val="cyan"/>
+        </w:rPr>
+      </w:pPr>
+      <w:r>
+        <w:rPr>
+          <w:rFonts w:cstheme="minorHAnsi"/>
+          <w:b/>
+          <w:bCs/>
+          <w:kern w:val="0"/>
+          <w:sz w:val="32"/>
+          <w:szCs w:val="32"/>
+          <w:highlight w:val="cyan"/>
+        </w:rPr>
+        <w:t xml:space="preserve">Inside VS Code, create a new file named RESUME.md </w:t>
+      </w:r>
+    </w:p>
+    <w:p>
+      <w:pPr>
+        <w:pStyle w:val="ListParagraph"/>
+        <w:numPr>
+          <w:ilvl w:val="2"/>
+          <w:numId w:val="3"/>
+        </w:numPr>
+        <w:rPr>
+          <w:rFonts w:cstheme="minorHAnsi"/>
+          <w:kern w:val="0"/>
+        </w:rPr>
+      </w:pPr>
+      <w:r>
+        <w:rPr>
+          <w:rFonts w:cstheme="minorHAnsi"/>
+          <w:kern w:val="0"/>
+        </w:rPr>
+        <w:t xml:space="preserve">Use the short keys </w:t>
+      </w:r>
+      <w:r>
+        <w:rPr>
+          <w:rFonts w:cstheme="minorHAnsi"/>
+          <w:b/>
+          <w:bCs/>
+          <w:i/>
+          <w:iCs/>
+          <w:kern w:val="0"/>
+        </w:rPr>
+        <w:t>Ctrl + Shift + V</w:t>
+      </w:r>
+    </w:p>
+    <w:p>
+      <w:pPr>
+        <w:pStyle w:val="ListParagraph"/>
+        <w:numPr>
+          <w:ilvl w:val="3"/>
+          <w:numId w:val="3"/>
+        </w:numPr>
+        <w:rPr>
+          <w:rFonts w:cstheme="minorHAnsi"/>
+          <w:kern w:val="0"/>
+        </w:rPr>
+      </w:pPr>
+      <w:r>
+        <w:rPr>
+          <w:rFonts w:cstheme="minorHAnsi"/>
+          <w:kern w:val="0"/>
+        </w:rPr>
+        <w:t xml:space="preserve">This will open a preview page. </w:t>
+      </w:r>
+    </w:p>
+    <w:p>
+      <w:pPr>
+        <w:pStyle w:val="ListParagraph"/>
+        <w:numPr>
+          <w:ilvl w:val="0"/>
+          <w:numId w:val="3"/>
+        </w:numPr>
+        <w:rPr>
+          <w:rFonts w:cstheme="minorHAnsi"/>
+          <w:b/>
+          <w:bCs/>
+          <w:kern w:val="0"/>
+          <w:sz w:val="28"/>
+          <w:szCs w:val="28"/>
+          <w:highlight w:val="yellow"/>
+          <w:u w:val="single"/>
+        </w:rPr>
+      </w:pPr>
+      <w:r>
+        <w:rPr>
+          <w:rFonts w:cstheme="minorHAnsi"/>
+          <w:b/>
+          <w:bCs/>
+          <w:kern w:val="0"/>
+          <w:sz w:val="28"/>
+          <w:szCs w:val="28"/>
+          <w:highlight w:val="yellow"/>
+          <w:u w:val="single"/>
+        </w:rPr>
+        <w:t>Once your resume is all typed up:</w:t>
+      </w:r>
+    </w:p>
+    <w:p>
+      <w:pPr>
+        <w:pStyle w:val="ListParagraph"/>
+        <w:numPr>
+          <w:ilvl w:val="1"/>
+          <w:numId w:val="3"/>
+        </w:numPr>
+        <w:rPr>
+          <w:rFonts w:cstheme="minorHAnsi"/>
+          <w:kern w:val="0"/>
+        </w:rPr>
+      </w:pPr>
+      <w:r>
+        <w:rPr>
+          <w:rFonts w:cstheme="minorHAnsi"/>
+          <w:kern w:val="0"/>
+        </w:rPr>
+        <w:t xml:space="preserve">Run, </w:t>
+      </w:r>
+      <w:r>
+        <w:rPr>
+          <w:rFonts w:cstheme="minorHAnsi"/>
+          <w:b/>
+          <w:bCs/>
+          <w:i/>
+          <w:iCs/>
+          <w:kern w:val="0"/>
+        </w:rPr>
+        <w:t>git init in the terminal</w:t>
+      </w:r>
+    </w:p>
+    <w:p>
+      <w:pPr>
+        <w:pStyle w:val="ListParagraph"/>
+        <w:numPr>
+          <w:ilvl w:val="1"/>
+          <w:numId w:val="3"/>
+        </w:numPr>
+        <w:rPr>
+          <w:rFonts w:cstheme="minorHAnsi"/>
+          <w:b/>
+          <w:bCs/>
+          <w:kern w:val="0"/>
+          <w:sz w:val="32"/>
+          <w:szCs w:val="32"/>
+          <w:highlight w:val="cyan"/>
+        </w:rPr>
+      </w:pPr>
+      <w:r>
+        <w:rPr>
+          <w:rFonts w:cstheme="minorHAnsi"/>
+          <w:b/>
+          <w:bCs/>
+          <w:kern w:val="0"/>
+          <w:sz w:val="32"/>
+          <w:szCs w:val="32"/>
+          <w:highlight w:val="cyan"/>
+        </w:rPr>
+        <w:lastRenderedPageBreak/>
+        <w:t xml:space="preserve">Add and commit </w:t>
+      </w:r>
+    </w:p>
+    <w:p>
+      <w:pPr>
+        <w:pStyle w:val="ListParagraph"/>
+        <w:numPr>
+          <w:ilvl w:val="2"/>
+          <w:numId w:val="3"/>
+        </w:numPr>
+        <w:rPr>
+          <w:rFonts w:cstheme="minorHAnsi"/>
+          <w:kern w:val="0"/>
+        </w:rPr>
+      </w:pPr>
+      <w:r>
+        <w:rPr>
+          <w:rFonts w:cstheme="minorHAnsi"/>
+          <w:kern w:val="0"/>
+        </w:rPr>
+        <w:t xml:space="preserve">Type, git </w:t>
+      </w:r>
+      <w:proofErr w:type="gramStart"/>
+      <w:r>
+        <w:rPr>
+          <w:rFonts w:cstheme="minorHAnsi"/>
+          <w:kern w:val="0"/>
+        </w:rPr>
+        <w:t>add .</w:t>
+      </w:r>
+      <w:proofErr w:type="gramEnd"/>
+      <w:r>
+        <w:rPr>
+          <w:rFonts w:cstheme="minorHAnsi"/>
+          <w:kern w:val="0"/>
+        </w:rPr>
+        <w:t xml:space="preserve"> </w:t>
+      </w:r>
+    </w:p>
+    <w:p>
+      <w:pPr>
+        <w:pStyle w:val="ListParagraph"/>
+        <w:numPr>
+          <w:ilvl w:val="2"/>
+          <w:numId w:val="3"/>
+        </w:numPr>
+        <w:rPr>
+          <w:rFonts w:cstheme="minorHAnsi"/>
+          <w:kern w:val="0"/>
+        </w:rPr>
+      </w:pPr>
+      <w:r>
+        <w:rPr>
+          <w:rFonts w:cstheme="minorHAnsi"/>
+          <w:kern w:val="0"/>
+        </w:rPr>
+        <w:t>Type, git commit -m “Initial resume draft”</w:t>
+      </w:r>
+    </w:p>
+    <w:p>
+      <w:pPr>
+        <w:pStyle w:val="ListParagraph"/>
+        <w:numPr>
+          <w:ilvl w:val="0"/>
+          <w:numId w:val="3"/>
+        </w:numPr>
+        <w:rPr>
+          <w:rFonts w:cstheme="minorHAnsi"/>
+          <w:b/>
+          <w:bCs/>
+          <w:kern w:val="0"/>
+          <w:sz w:val="28"/>
+          <w:szCs w:val="28"/>
+          <w:highlight w:val="yellow"/>
+          <w:u w:val="single"/>
+        </w:rPr>
+      </w:pPr>
+      <w:r>
+        <w:rPr>
+          <w:rFonts w:cstheme="minorHAnsi"/>
+          <w:b/>
+          <w:bCs/>
+          <w:kern w:val="0"/>
+          <w:sz w:val="28"/>
+          <w:szCs w:val="28"/>
+          <w:highlight w:val="yellow"/>
+          <w:u w:val="single"/>
+        </w:rPr>
+        <w:t>Getting the link from your repository to add to your resume:</w:t>
+      </w:r>
+    </w:p>
+    <w:p>
+      <w:pPr>
+        <w:pStyle w:val="ListParagraph"/>
+        <w:numPr>
+          <w:ilvl w:val="1"/>
+          <w:numId w:val="3"/>
+        </w:numPr>
+        <w:rPr>
+          <w:rFonts w:cstheme="minorHAnsi"/>
+          <w:kern w:val="0"/>
+        </w:rPr>
+      </w:pPr>
+      <w:r>
+        <w:rPr>
+          <w:rFonts w:cstheme="minorHAnsi"/>
+          <w:kern w:val="0"/>
+        </w:rPr>
+        <w:t xml:space="preserve">Type, </w:t>
+      </w:r>
+      <w:r>
+        <w:rPr>
+          <w:rFonts w:cstheme="minorHAnsi"/>
+          <w:b/>
+          <w:bCs/>
+          <w:i/>
+          <w:iCs/>
+          <w:kern w:val="0"/>
+        </w:rPr>
+        <w:t>git remote -v</w:t>
+      </w:r>
+    </w:p>
+    <w:p>
+      <w:pPr>
+        <w:pStyle w:val="ListParagraph"/>
+        <w:numPr>
+          <w:ilvl w:val="0"/>
+          <w:numId w:val="3"/>
+        </w:numPr>
+        <w:rPr>
+          <w:rFonts w:cstheme="minorHAnsi"/>
+          <w:b/>
+          <w:bCs/>
+          <w:color w:val="EE0000"/>
+          <w:kern w:val="0"/>
+        </w:rPr>
+      </w:pPr>
+      <w:r>
+        <w:rPr>
+          <w:rFonts w:cstheme="minorHAnsi"/>
+          <w:b/>
+          <w:bCs/>
+          <w:color w:val="EE0000"/>
+          <w:kern w:val="0"/>
+        </w:rPr>
+        <w:t>Pro Tip:</w:t>
+      </w:r>
+    </w:p>
+    <w:p>
+      <w:pPr>
+        <w:pStyle w:val="ListParagraph"/>
+        <w:numPr>
+          <w:ilvl w:val="1"/>
+          <w:numId w:val="3"/>
+        </w:numPr>
+        <w:rPr>
+          <w:rFonts w:cstheme="minorHAnsi"/>
+          <w:kern w:val="0"/>
+        </w:rPr>
+      </w:pPr>
+      <w:r>
+        <w:rPr>
+          <w:rFonts w:cstheme="minorHAnsi"/>
+          <w:kern w:val="0"/>
+        </w:rPr>
+        <w:t xml:space="preserve">Add a section called Frontmatter at the very top of your RESUME.md file, many Markdown-to-PDF tools use this to set the document title or author without it cluttering the actual page. </w:t>
+      </w:r>
+    </w:p>
+    <w:p>
+      <w:pPr>
+        <w:ind w:left="720"/>
+        <w:rPr>
+          <w:rFonts w:cstheme="minorHAnsi"/>
+          <w:kern w:val="0"/>
+        </w:rPr>
+      </w:pPr>
+      <w:r>
+        <w:rPr>
+          <w:rFonts w:cstheme="minorHAnsi"/>
+          <w:b/>
+          <w:bCs/>
+          <w:kern w:val="0"/>
+        </w:rPr>
+        <w:t>Example</w:t>
+      </w:r>
+      <w:r>
+        <w:rPr>
+          <w:rFonts w:cstheme="minorHAnsi"/>
+          <w:kern w:val="0"/>
+        </w:rPr>
+        <w:t xml:space="preserve">: </w:t>
+      </w:r>
+    </w:p>
+    <w:p>
+      <w:pPr>
+        <w:ind w:left="720"/>
+        <w:rPr>
+          <w:rFonts w:cstheme="minorHAnsi"/>
+          <w:kern w:val="0"/>
+        </w:rPr>
+      </w:pPr>
+      <w:r>
+        <w:rPr>
+          <w:rFonts w:cstheme="minorHAnsi"/>
+          <w:kern w:val="0"/>
+        </w:rPr>
+        <w:tab/>
+      </w:r>
+      <w:r>
+        <w:rPr>
+          <w:rFonts w:cstheme="minorHAnsi"/>
+          <w:kern w:val="0"/>
+        </w:rPr>
+        <w:t>---</w:t>
+      </w:r>
+    </w:p>
+    <w:p>
+      <w:pPr>
+        <w:ind w:left="720"/>
+        <w:rPr>
+          <w:rFonts w:cstheme="minorHAnsi"/>
+          <w:kern w:val="0"/>
+        </w:rPr>
+      </w:pPr>
+      <w:r>
+        <w:rPr>
+          <w:rFonts w:cstheme="minorHAnsi"/>
+          <w:kern w:val="0"/>
+        </w:rPr>
+        <w:t>title: Your Name - Tech Resume</w:t>
+      </w:r>
+    </w:p>
+    <w:p>
+      <w:pPr>
+        <w:ind w:left="720"/>
+        <w:rPr>
+          <w:rFonts w:cstheme="minorHAnsi"/>
+          <w:kern w:val="0"/>
+        </w:rPr>
+      </w:pPr>
+      <w:r>
+        <w:rPr>
+          <w:rFonts w:cstheme="minorHAnsi"/>
+          <w:kern w:val="0"/>
+        </w:rPr>
+        <w:t>author: Your Name</w:t>
+      </w:r>
+    </w:p>
+    <w:p>
+      <w:pPr>
+        <w:ind w:left="720"/>
+        <w:rPr>
+          <w:rFonts w:cstheme="minorHAnsi"/>
+          <w:kern w:val="0"/>
+        </w:rPr>
+      </w:pPr>
+      <w:r>
+        <w:rPr>
+          <w:rFonts w:cstheme="minorHAnsi"/>
+          <w:kern w:val="0"/>
+        </w:rPr>
+        <w:t>date: April 2026</w:t>
+      </w:r>
+    </w:p>
+    <w:p>
+      <w:pPr>
+        <w:ind w:left="720"/>
+        <w:rPr>
+          <w:rFonts w:cstheme="minorHAnsi"/>
+          <w:kern w:val="0"/>
+        </w:rPr>
+      </w:pPr>
+      <w:r>
+        <w:rPr>
+          <w:rFonts w:cstheme="minorHAnsi"/>
+          <w:kern w:val="0"/>
+        </w:rPr>
+        <w:t>---</w:t>
+      </w:r>
+    </w:p>
+    <w:p>
+      <w:pPr>
+        <w:ind w:left="720"/>
+        <w:rPr>
+          <w:rFonts w:cstheme="minorHAnsi"/>
+          <w:kern w:val="0"/>
+        </w:rPr>
+      </w:pPr>
+      <w:r>
+        <w:rPr>
+          <w:rFonts w:cstheme="minorHAnsi"/>
+          <w:kern w:val="0"/>
+        </w:rPr>
+        <w:t># Your Name</w:t>
+      </w:r>
+    </w:p>
+    <w:p>
+      <w:pPr>
+        <w:ind w:left="720"/>
+        <w:rPr>
+          <w:rFonts w:cstheme="minorHAnsi"/>
+          <w:kern w:val="0"/>
+        </w:rPr>
+      </w:pPr>
+      <w:r>
+        <w:rPr>
+          <w:rFonts w:cstheme="minorHAnsi"/>
+          <w:kern w:val="0"/>
+        </w:rPr>
+        <w:t>... (rest of your resume)</w:t>
+      </w:r>
+      <w:r>
+        <w:rPr>
+          <w:rFonts w:cstheme="minorHAnsi"/>
+          <w:kern w:val="0"/>
+        </w:rPr>
+        <w:t xml:space="preserve"> </w:t>
+      </w:r>
+    </w:p>
+    <w:p>
+      <w:pPr>
+        <w:rPr>
+          <w:rFonts w:cstheme="minorHAnsi"/>
+          <w:kern w:val="0"/>
+        </w:rPr>
+      </w:pPr>
+    </w:p>
+    <w:p>
+      <w:pPr>
+        <w:rPr>
+          <w:rFonts w:cstheme="minorHAnsi"/>
+          <w:kern w:val="0"/>
+        </w:rPr>
+      </w:pPr>
+    </w:p>
+    <w:p>
+      <w:pPr>
+        <w:rPr>
+          <w:rFonts w:cstheme="minorHAnsi"/>
+          <w:kern w:val="0"/>
+        </w:rPr>
+      </w:pPr>
+    </w:p>
+    <w:p>
+      <w:pPr>
+        <w:rPr>
+          <w:rFonts w:cstheme="minorHAnsi"/>
+          <w:kern w:val="0"/>
+        </w:rPr>
+      </w:pPr>
+    </w:p>
+    <w:p>
+      <w:pPr>
+        <w:rPr>
+          <w:rFonts w:cstheme="minorHAnsi"/>
+          <w:kern w:val="0"/>
+        </w:rPr>
+      </w:pPr>
+    </w:p>
+    <w:p>
+      <w:pPr>
+        <w:rPr>
+          <w:rFonts w:cstheme="minorHAnsi"/>
+          <w:kern w:val="0"/>
+        </w:rPr>
+      </w:pPr>
+    </w:p>
+    <w:p>
+      <w:pPr>
+        <w:rPr>
+          <w:rFonts w:cstheme="minorHAnsi"/>
+          <w:kern w:val="0"/>
+        </w:rPr>
+      </w:pPr>
+    </w:p>
+    <w:p>
+      <w:pPr>
+        <w:rPr>
+          <w:rFonts w:cstheme="minorHAnsi"/>
+          <w:kern w:val="0"/>
+        </w:rPr>
+      </w:pPr>
+    </w:p>
+    <w:p>
+      <w:pPr>
+        <w:rPr>
+          <w:rFonts w:cstheme="minorHAnsi"/>
+          <w:kern w:val="0"/>
+        </w:rPr>
+      </w:pPr>
+    </w:p>
+    <w:p>
+      <w:pPr>
+        <w:rPr>
+          <w:rFonts w:cstheme="minorHAnsi"/>
+          <w:kern w:val="0"/>
+        </w:rPr>
+      </w:pPr>
+    </w:p>
+    <w:p>
+      <w:pPr>
+        <w:rPr>
+          <w:rFonts w:cstheme="minorHAnsi"/>
+          <w:kern w:val="0"/>
+        </w:rPr>
+      </w:pPr>
+    </w:p>
+    <w:p>
+      <w:pPr>
+        <w:rPr>
+          <w:rFonts w:cstheme="minorHAnsi"/>
+          <w:kern w:val="0"/>
+        </w:rPr>
+      </w:pPr>
+    </w:p>
+    <w:p>
+      <w:pPr>
+        <w:rPr>
+          <w:rFonts w:cstheme="minorHAnsi"/>
+          <w:b/>
+          <w:bCs/>
+          <w:kern w:val="0"/>
+          <w:sz w:val="36"/>
+          <w:szCs w:val="36"/>
+        </w:rPr>
+      </w:pPr>
+      <w:r>
+        <w:rPr>
+          <w:rFonts w:cstheme="minorHAnsi"/>
+          <w:b/>
+          <w:bCs/>
+          <w:kern w:val="0"/>
+          <w:sz w:val="36"/>
+          <w:szCs w:val="36"/>
+          <w:highlight w:val="yellow"/>
         </w:rPr>
         <w:t>Professional text:</w:t>
       </w:r>
@@ -6755,7 +9033,6 @@
           <w:rFonts w:cstheme="minorHAnsi"/>
           <w:kern w:val="0"/>
         </w:rPr>
-        <w:lastRenderedPageBreak/>
         <w:t xml:space="preserve">* </w:t>
       </w:r>
       <w:r>
@@ -6886,9 +9163,9 @@
 <file path=word/numbering.xml><?xml version="1.0" encoding="utf-8"?>
 <w:numbering xmlns:wpc="http://schemas.microsoft.com/office/word/2010/wordprocessingCanvas" xmlns:cx="http://schemas.microsoft.com/office/drawing/2014/chartex" xmlns:cx1="http://schemas.microsoft.com/office/drawing/2015/9/8/chartex" xmlns:cx2="http://schemas.microsoft.com/office/drawing/2015/10/21/chartex" xmlns:cx3="http://schemas.microsoft.com/office/drawing/2016/5/9/chartex" xmlns:cx4="http://schemas.microsoft.com/office/drawing/2016/5/10/chartex" xmlns:cx5="http://schemas.microsoft.com/office/drawing/2016/5/11/chartex" xmlns:cx6="http://schemas.microsoft.com/office/drawing/2016/5/12/chartex" xmlns:cx7="http://schemas.microsoft.com/office/drawing/2016/5/13/chartex" xmlns:cx8="http://schemas.microsoft.com/office/drawing/2016/5/14/chartex" xmlns:mc="http://schemas.openxmlformats.org/markup-compatibility/2006" xmlns:aink="http://schemas.microsoft.com/office/drawing/2016/ink" xmlns:am3d="http://schemas.microsoft.com/office/drawing/2017/model3d" xmlns:o="urn:schemas-microsoft-com:office:office" xmlns:oel="http://schemas.microsoft.com/office/2019/extlst" xmlns:r="http://schemas.openxmlformats.org/officeDocument/2006/relationships" xmlns:m="http://schemas.openxmlformats.org/officeDocument/2006/math" xmlns:v="urn:schemas-microsoft-com:vml" xmlns:wp14="http://schemas.microsoft.com/office/word/2010/wordprocessingDrawing" xmlns:wp="http://schemas.openxmlformats.org/drawingml/2006/wordprocessingDrawing" xmlns:w10="urn:schemas-microsoft-com:office:word" xmlns:w="http://schemas.openxmlformats.org/wordprocessingml/2006/main" xmlns:w14="http://schemas.microsoft.com/office/word/2010/wordml" xmlns:w15="http://schemas.microsoft.com/office/word/2012/wordml" xmlns:w16cex="http://schemas.microsoft.com/office/word/2018/wordml/cex" xmlns:w16cid="http://schemas.microsoft.com/office/word/2016/wordml/cid" xmlns:w16="http://schemas.microsoft.com/office/word/2018/wordml" xmlns:w16du="http://schemas.microsoft.com/office/word/2023/wordml/word16du" xmlns:w16sdtdh="http://schemas.microsoft.com/office/word/2020/wordml/sdtdatahash" xmlns:w16sdtfl="http://schemas.microsoft.com/office/word/2024/wordml/sdtformatlock" xmlns:w16se="http://schemas.microsoft.com/office/word/2015/wordml/symex" xmlns:wpg="http://schemas.microsoft.com/office/word/2010/wordprocessingGroup" xmlns:wpi="http://schemas.microsoft.com/office/word/2010/wordprocessingInk" xmlns:wne="http://schemas.microsoft.com/office/word/2006/wordml" xmlns:wps="http://schemas.microsoft.com/office/word/2010/wordprocessingShape" mc:Ignorable="w14 w15 w16se w16cid w16 w16cex w16sdtdh w16sdtfl w16du wp14">
   <w:abstractNum w:abstractNumId="0" w15:restartNumberingAfterBreak="0">
-    <w:nsid w:val="7CD252BB"/>
+    <w:nsid w:val="4E5A0567"/>
     <w:multiLevelType w:val="hybridMultilevel"/>
-    <w:tmpl w:val="CEB825AC"/>
+    <w:tmpl w:val="6C7C7230"/>
     <w:lvl w:ilvl="0" w:tplc="04090015">
       <w:start w:val="1"/>
       <w:numFmt w:val="upperLetter"/>
@@ -6919,6 +9196,184 @@
         <w:ind w:left="2160" w:hanging="180"/>
       </w:pPr>
     </w:lvl>
+    <w:lvl w:ilvl="3" w:tplc="0409000F" w:tentative="1">
+      <w:start w:val="1"/>
+      <w:numFmt w:val="decimal"/>
+      <w:lvlText w:val="%4."/>
+      <w:lvlJc w:val="left"/>
+      <w:pPr>
+        <w:ind w:left="2880" w:hanging="360"/>
+      </w:pPr>
+    </w:lvl>
+    <w:lvl w:ilvl="4" w:tplc="04090019" w:tentative="1">
+      <w:start w:val="1"/>
+      <w:numFmt w:val="lowerLetter"/>
+      <w:lvlText w:val="%5."/>
+      <w:lvlJc w:val="left"/>
+      <w:pPr>
+        <w:ind w:left="3600" w:hanging="360"/>
+      </w:pPr>
+    </w:lvl>
+    <w:lvl w:ilvl="5" w:tplc="0409001B" w:tentative="1">
+      <w:start w:val="1"/>
+      <w:numFmt w:val="lowerRoman"/>
+      <w:lvlText w:val="%6."/>
+      <w:lvlJc w:val="right"/>
+      <w:pPr>
+        <w:ind w:left="4320" w:hanging="180"/>
+      </w:pPr>
+    </w:lvl>
+    <w:lvl w:ilvl="6" w:tplc="0409000F" w:tentative="1">
+      <w:start w:val="1"/>
+      <w:numFmt w:val="decimal"/>
+      <w:lvlText w:val="%7."/>
+      <w:lvlJc w:val="left"/>
+      <w:pPr>
+        <w:ind w:left="5040" w:hanging="360"/>
+      </w:pPr>
+    </w:lvl>
+    <w:lvl w:ilvl="7" w:tplc="04090019" w:tentative="1">
+      <w:start w:val="1"/>
+      <w:numFmt w:val="lowerLetter"/>
+      <w:lvlText w:val="%8."/>
+      <w:lvlJc w:val="left"/>
+      <w:pPr>
+        <w:ind w:left="5760" w:hanging="360"/>
+      </w:pPr>
+    </w:lvl>
+    <w:lvl w:ilvl="8" w:tplc="0409001B" w:tentative="1">
+      <w:start w:val="1"/>
+      <w:numFmt w:val="lowerRoman"/>
+      <w:lvlText w:val="%9."/>
+      <w:lvlJc w:val="right"/>
+      <w:pPr>
+        <w:ind w:left="6480" w:hanging="180"/>
+      </w:pPr>
+    </w:lvl>
+  </w:abstractNum>
+  <w:abstractNum w:abstractNumId="1" w15:restartNumberingAfterBreak="0">
+    <w:nsid w:val="729D50E1"/>
+    <w:multiLevelType w:val="hybridMultilevel"/>
+    <w:tmpl w:val="E2125D80"/>
+    <w:lvl w:ilvl="0" w:tplc="04090015">
+      <w:start w:val="1"/>
+      <w:numFmt w:val="upperLetter"/>
+      <w:lvlText w:val="%1."/>
+      <w:lvlJc w:val="left"/>
+      <w:pPr>
+        <w:ind w:left="720" w:hanging="360"/>
+      </w:pPr>
+      <w:rPr>
+        <w:rFonts w:hint="default"/>
+      </w:rPr>
+    </w:lvl>
+    <w:lvl w:ilvl="1" w:tplc="04090019">
+      <w:start w:val="1"/>
+      <w:numFmt w:val="lowerLetter"/>
+      <w:lvlText w:val="%2."/>
+      <w:lvlJc w:val="left"/>
+      <w:pPr>
+        <w:ind w:left="1440" w:hanging="360"/>
+      </w:pPr>
+    </w:lvl>
+    <w:lvl w:ilvl="2" w:tplc="0409001B">
+      <w:start w:val="1"/>
+      <w:numFmt w:val="lowerRoman"/>
+      <w:lvlText w:val="%3."/>
+      <w:lvlJc w:val="right"/>
+      <w:pPr>
+        <w:ind w:left="2160" w:hanging="180"/>
+      </w:pPr>
+    </w:lvl>
+    <w:lvl w:ilvl="3" w:tplc="0409000F">
+      <w:start w:val="1"/>
+      <w:numFmt w:val="decimal"/>
+      <w:lvlText w:val="%4."/>
+      <w:lvlJc w:val="left"/>
+      <w:pPr>
+        <w:ind w:left="2880" w:hanging="360"/>
+      </w:pPr>
+    </w:lvl>
+    <w:lvl w:ilvl="4" w:tplc="04090019" w:tentative="1">
+      <w:start w:val="1"/>
+      <w:numFmt w:val="lowerLetter"/>
+      <w:lvlText w:val="%5."/>
+      <w:lvlJc w:val="left"/>
+      <w:pPr>
+        <w:ind w:left="3600" w:hanging="360"/>
+      </w:pPr>
+    </w:lvl>
+    <w:lvl w:ilvl="5" w:tplc="0409001B" w:tentative="1">
+      <w:start w:val="1"/>
+      <w:numFmt w:val="lowerRoman"/>
+      <w:lvlText w:val="%6."/>
+      <w:lvlJc w:val="right"/>
+      <w:pPr>
+        <w:ind w:left="4320" w:hanging="180"/>
+      </w:pPr>
+    </w:lvl>
+    <w:lvl w:ilvl="6" w:tplc="0409000F" w:tentative="1">
+      <w:start w:val="1"/>
+      <w:numFmt w:val="decimal"/>
+      <w:lvlText w:val="%7."/>
+      <w:lvlJc w:val="left"/>
+      <w:pPr>
+        <w:ind w:left="5040" w:hanging="360"/>
+      </w:pPr>
+    </w:lvl>
+    <w:lvl w:ilvl="7" w:tplc="04090019" w:tentative="1">
+      <w:start w:val="1"/>
+      <w:numFmt w:val="lowerLetter"/>
+      <w:lvlText w:val="%8."/>
+      <w:lvlJc w:val="left"/>
+      <w:pPr>
+        <w:ind w:left="5760" w:hanging="360"/>
+      </w:pPr>
+    </w:lvl>
+    <w:lvl w:ilvl="8" w:tplc="0409001B" w:tentative="1">
+      <w:start w:val="1"/>
+      <w:numFmt w:val="lowerRoman"/>
+      <w:lvlText w:val="%9."/>
+      <w:lvlJc w:val="right"/>
+      <w:pPr>
+        <w:ind w:left="6480" w:hanging="180"/>
+      </w:pPr>
+    </w:lvl>
+  </w:abstractNum>
+  <w:abstractNum w:abstractNumId="2" w15:restartNumberingAfterBreak="0">
+    <w:nsid w:val="7CD252BB"/>
+    <w:multiLevelType w:val="hybridMultilevel"/>
+    <w:tmpl w:val="CEB825AC"/>
+    <w:lvl w:ilvl="0" w:tplc="04090015">
+      <w:start w:val="1"/>
+      <w:numFmt w:val="upperLetter"/>
+      <w:lvlText w:val="%1."/>
+      <w:lvlJc w:val="left"/>
+      <w:pPr>
+        <w:ind w:left="720" w:hanging="360"/>
+      </w:pPr>
+      <w:rPr>
+        <w:rFonts w:hint="default"/>
+      </w:rPr>
+    </w:lvl>
+    <w:lvl w:ilvl="1" w:tplc="04090019">
+      <w:start w:val="1"/>
+      <w:numFmt w:val="lowerLetter"/>
+      <w:lvlText w:val="%2."/>
+      <w:lvlJc w:val="left"/>
+      <w:pPr>
+        <w:ind w:left="1440" w:hanging="360"/>
+      </w:pPr>
+    </w:lvl>
+    <w:lvl w:ilvl="2" w:tplc="0409001B">
+      <w:start w:val="1"/>
+      <w:numFmt w:val="lowerRoman"/>
+      <w:lvlText w:val="%3."/>
+      <w:lvlJc w:val="right"/>
+      <w:pPr>
+        <w:ind w:left="2160" w:hanging="180"/>
+      </w:pPr>
+    </w:lvl>
     <w:lvl w:ilvl="3" w:tplc="0409000F">
       <w:start w:val="1"/>
       <w:numFmt w:val="decimal"/>
@@ -6975,7 +9430,13 @@
     </w:lvl>
   </w:abstractNum>
   <w:num w:numId="1" w16cid:durableId="786890927">
+    <w:abstractNumId w:val="2"/>
+  </w:num>
+  <w:num w:numId="2" w16cid:durableId="49696720">
     <w:abstractNumId w:val="0"/>
+  </w:num>
+  <w:num w:numId="3" w16cid:durableId="230694479">
+    <w:abstractNumId w:val="1"/>
   </w:num>
 </w:numbering>
 </file>

--- a/Git Hub/Git Bash Respository.docx
+++ b/Git Hub/Git Bash Respository.docx
@@ -269,15 +269,7 @@
         </w:numPr>
       </w:pPr>
       <w:r>
-        <w:t xml:space="preserve">Now Git quietly creates that </w:t>
-      </w:r>
-      <w:proofErr w:type="gramStart"/>
-      <w:r>
-        <w:t>hidden .git</w:t>
-      </w:r>
-      <w:proofErr w:type="gramEnd"/>
-      <w:r>
-        <w:t xml:space="preserve"> folder. </w:t>
+        <w:t xml:space="preserve">Now Git quietly creates that hidden .git folder. </w:t>
       </w:r>
     </w:p>
     <w:p>
@@ -325,15 +317,7 @@
         </w:numPr>
       </w:pPr>
       <w:r>
-        <w:t>Initialized empty Git repository in E:/Skills/Cyber Projects</w:t>
-      </w:r>
-      <w:proofErr w:type="gramStart"/>
-      <w:r>
-        <w:t>/.git</w:t>
-      </w:r>
-      <w:proofErr w:type="gramEnd"/>
-      <w:r>
-        <w:t xml:space="preserve">/ </w:t>
+        <w:t xml:space="preserve">Initialized empty Git repository in E:/Skills/Cyber Projects/.git/ </w:t>
       </w:r>
     </w:p>
     <w:p>
@@ -369,15 +353,7 @@
         </w:numPr>
       </w:pPr>
       <w:r>
-        <w:t xml:space="preserve">Behind the scenes, Git created a hidden folder </w:t>
-      </w:r>
-      <w:proofErr w:type="gramStart"/>
-      <w:r>
-        <w:t>named .git</w:t>
-      </w:r>
-      <w:proofErr w:type="gramEnd"/>
-      <w:r>
-        <w:t xml:space="preserve"> where it will track every change you make from now on. </w:t>
+        <w:t xml:space="preserve">Behind the scenes, Git created a hidden folder named .git where it will track every change you make from now on. </w:t>
       </w:r>
     </w:p>
     <w:p>
@@ -425,55 +401,7 @@
           <w:highlight w:val="yellow"/>
           <w:u w:val="single"/>
         </w:rPr>
-        <w:t xml:space="preserve">Instead, </w:t>
-      </w:r>
-      <w:proofErr w:type="gramStart"/>
-      <w:r>
-        <w:rPr>
-          <w:b/>
-          <w:bCs/>
-          <w:sz w:val="28"/>
-          <w:szCs w:val="28"/>
-          <w:highlight w:val="yellow"/>
-          <w:u w:val="single"/>
-        </w:rPr>
-        <w:t>it</w:t>
-      </w:r>
-      <w:proofErr w:type="gramEnd"/>
-      <w:r>
-        <w:rPr>
-          <w:b/>
-          <w:bCs/>
-          <w:sz w:val="28"/>
-          <w:szCs w:val="28"/>
-          <w:highlight w:val="yellow"/>
-          <w:u w:val="single"/>
-        </w:rPr>
-        <w:t xml:space="preserve"> “resets” the metadata inside the </w:t>
-      </w:r>
-      <w:proofErr w:type="gramStart"/>
-      <w:r>
-        <w:rPr>
-          <w:b/>
-          <w:bCs/>
-          <w:sz w:val="28"/>
-          <w:szCs w:val="28"/>
-          <w:highlight w:val="yellow"/>
-          <w:u w:val="single"/>
-        </w:rPr>
-        <w:t>hidden .git</w:t>
-      </w:r>
-      <w:proofErr w:type="gramEnd"/>
-      <w:r>
-        <w:rPr>
-          <w:b/>
-          <w:bCs/>
-          <w:sz w:val="28"/>
-          <w:szCs w:val="28"/>
-          <w:highlight w:val="yellow"/>
-          <w:u w:val="single"/>
-        </w:rPr>
-        <w:t xml:space="preserve"> folder. </w:t>
+        <w:t xml:space="preserve">Instead, it “resets” the metadata inside the hidden .git folder. </w:t>
       </w:r>
     </w:p>
     <w:p>
@@ -598,15 +526,7 @@
         </w:numPr>
       </w:pPr>
       <w:r>
-        <w:t xml:space="preserve">git config --global --add </w:t>
-      </w:r>
-      <w:proofErr w:type="gramStart"/>
-      <w:r>
-        <w:t>safe.directory</w:t>
-      </w:r>
-      <w:proofErr w:type="gramEnd"/>
-      <w:r>
-        <w:t xml:space="preserve"> 'E:/Skills/Cyber Projects'</w:t>
+        <w:t>git config --global --add safe.directory 'E:/Skills/Cyber Projects'</w:t>
       </w:r>
     </w:p>
     <w:p>
@@ -659,19 +579,215 @@
           <w:i/>
           <w:iCs/>
         </w:rPr>
-        <w:t xml:space="preserve">git config --global --add </w:t>
-      </w:r>
-      <w:proofErr w:type="gramStart"/>
-      <w:r>
+        <w:t>git config --global --add safe.directory ‘E:/Skills/Cyber Project’</w:t>
+      </w:r>
+    </w:p>
+    <w:p>
+      <w:pPr>
+        <w:pStyle w:val="ListParagraph"/>
+        <w:numPr>
+          <w:ilvl w:val="4"/>
+          <w:numId w:val="1"/>
+        </w:numPr>
+        <w:rPr>
+          <w:b/>
+          <w:bCs/>
+          <w:sz w:val="28"/>
+          <w:szCs w:val="28"/>
+          <w:highlight w:val="yellow"/>
+          <w:u w:val="single"/>
+        </w:rPr>
+      </w:pPr>
+      <w:r>
+        <w:rPr>
+          <w:b/>
+          <w:bCs/>
+          <w:sz w:val="28"/>
+          <w:szCs w:val="28"/>
+          <w:highlight w:val="yellow"/>
+          <w:u w:val="single"/>
+        </w:rPr>
+        <w:t>This returned:</w:t>
+      </w:r>
+    </w:p>
+    <w:p>
+      <w:pPr>
+        <w:pStyle w:val="ListParagraph"/>
+        <w:numPr>
+          <w:ilvl w:val="5"/>
+          <w:numId w:val="1"/>
+        </w:numPr>
+      </w:pPr>
+      <w:r>
+        <w:rPr>
+          <w:b/>
+          <w:bCs/>
+          <w:color w:val="EE0000"/>
+        </w:rPr>
+        <w:t>Warning</w:t>
+      </w:r>
+      <w:r>
+        <w:t xml:space="preserve">: </w:t>
+      </w:r>
+      <w:proofErr w:type="spellStart"/>
+      <w:r>
+        <w:t>safe.</w:t>
+      </w:r>
+      <w:r>
+        <w:t>git</w:t>
+      </w:r>
+      <w:proofErr w:type="spellEnd"/>
+      <w:r>
+        <w:t xml:space="preserve"> </w:t>
+      </w:r>
+      <w:r>
+        <w:t xml:space="preserve">directory ‘e’ not absolute. </w:t>
+      </w:r>
+    </w:p>
+    <w:p>
+      <w:pPr>
+        <w:pStyle w:val="ListParagraph"/>
+        <w:numPr>
+          <w:ilvl w:val="6"/>
+          <w:numId w:val="1"/>
+        </w:numPr>
+      </w:pPr>
+      <w:r>
+        <w:t xml:space="preserve">So instead of a capitalized E I used a lowercase, still received the same message. </w:t>
+      </w:r>
+    </w:p>
+    <w:p>
+      <w:pPr>
+        <w:pStyle w:val="ListParagraph"/>
+        <w:numPr>
+          <w:ilvl w:val="6"/>
+          <w:numId w:val="1"/>
+        </w:numPr>
+      </w:pPr>
+      <w:r>
+        <w:t xml:space="preserve">Then I tried putting E:/Skills/Cyber Project, in double quotes or single quotes still received the message. </w:t>
+      </w:r>
+    </w:p>
+    <w:p>
+      <w:pPr>
+        <w:pStyle w:val="ListParagraph"/>
+        <w:numPr>
+          <w:ilvl w:val="2"/>
+          <w:numId w:val="1"/>
+        </w:numPr>
+      </w:pPr>
+      <w:r>
+        <w:t>To fix the error message/ warning: safe.directory ‘e’ not absolute</w:t>
+      </w:r>
+      <w:r>
+        <w:t>:</w:t>
+      </w:r>
+    </w:p>
+    <w:p>
+      <w:pPr>
+        <w:pStyle w:val="ListParagraph"/>
+        <w:numPr>
+          <w:ilvl w:val="3"/>
+          <w:numId w:val="1"/>
+        </w:numPr>
+        <w:rPr>
+          <w:b/>
+          <w:bCs/>
+          <w:sz w:val="28"/>
+          <w:szCs w:val="28"/>
+          <w:highlight w:val="yellow"/>
+          <w:u w:val="single"/>
+        </w:rPr>
+      </w:pPr>
+      <w:r>
+        <w:rPr>
+          <w:b/>
+          <w:bCs/>
+          <w:sz w:val="28"/>
+          <w:szCs w:val="28"/>
+          <w:highlight w:val="yellow"/>
+          <w:u w:val="single"/>
+        </w:rPr>
+        <w:t>How to clear the warning:</w:t>
+      </w:r>
+    </w:p>
+    <w:p>
+      <w:pPr>
+        <w:pStyle w:val="ListParagraph"/>
+        <w:numPr>
+          <w:ilvl w:val="4"/>
+          <w:numId w:val="1"/>
+        </w:numPr>
+      </w:pPr>
+      <w:r>
+        <w:t xml:space="preserve">Even if </w:t>
+      </w:r>
+      <w:proofErr w:type="spellStart"/>
+      <w:r>
+        <w:t>its</w:t>
+      </w:r>
+      <w:proofErr w:type="spellEnd"/>
+      <w:r>
+        <w:t xml:space="preserve"> working, that “not absolute” warning is annoying:</w:t>
+      </w:r>
+    </w:p>
+    <w:p>
+      <w:pPr>
+        <w:pStyle w:val="ListParagraph"/>
+        <w:numPr>
+          <w:ilvl w:val="4"/>
+          <w:numId w:val="1"/>
+        </w:numPr>
+      </w:pPr>
+      <w:r>
+        <w:t xml:space="preserve">Remove bad entries that are causing it. </w:t>
+      </w:r>
+    </w:p>
+    <w:p>
+      <w:pPr>
+        <w:pStyle w:val="ListParagraph"/>
+        <w:numPr>
+          <w:ilvl w:val="4"/>
+          <w:numId w:val="1"/>
+        </w:numPr>
+        <w:rPr>
+          <w:b/>
+          <w:bCs/>
+          <w:sz w:val="28"/>
+          <w:szCs w:val="28"/>
+          <w:highlight w:val="yellow"/>
+          <w:u w:val="single"/>
+        </w:rPr>
+      </w:pPr>
+      <w:r>
+        <w:rPr>
+          <w:b/>
+          <w:bCs/>
+          <w:sz w:val="28"/>
+          <w:szCs w:val="28"/>
+          <w:highlight w:val="yellow"/>
+          <w:u w:val="single"/>
+        </w:rPr>
+        <w:t>Find the “bad” entries:</w:t>
+      </w:r>
+    </w:p>
+    <w:p>
+      <w:pPr>
+        <w:pStyle w:val="ListParagraph"/>
+        <w:numPr>
+          <w:ilvl w:val="5"/>
+          <w:numId w:val="1"/>
+        </w:numPr>
         <w:rPr>
           <w:b/>
           <w:bCs/>
           <w:i/>
           <w:iCs/>
         </w:rPr>
-        <w:t>safe.directory</w:t>
-      </w:r>
-      <w:proofErr w:type="gramEnd"/>
+      </w:pPr>
+      <w:r>
+        <w:t xml:space="preserve">Type, </w:t>
+      </w:r>
       <w:r>
         <w:rPr>
           <w:b/>
@@ -679,245 +795,7 @@
           <w:i/>
           <w:iCs/>
         </w:rPr>
-        <w:t xml:space="preserve"> ‘E:/Skills/Cyber Project’</w:t>
-      </w:r>
-    </w:p>
-    <w:p>
-      <w:pPr>
-        <w:pStyle w:val="ListParagraph"/>
-        <w:numPr>
-          <w:ilvl w:val="4"/>
-          <w:numId w:val="1"/>
-        </w:numPr>
-        <w:rPr>
-          <w:b/>
-          <w:bCs/>
-          <w:sz w:val="28"/>
-          <w:szCs w:val="28"/>
-          <w:highlight w:val="yellow"/>
-          <w:u w:val="single"/>
-        </w:rPr>
-      </w:pPr>
-      <w:r>
-        <w:rPr>
-          <w:b/>
-          <w:bCs/>
-          <w:sz w:val="28"/>
-          <w:szCs w:val="28"/>
-          <w:highlight w:val="yellow"/>
-          <w:u w:val="single"/>
-        </w:rPr>
-        <w:t>This returned:</w:t>
-      </w:r>
-    </w:p>
-    <w:p>
-      <w:pPr>
-        <w:pStyle w:val="ListParagraph"/>
-        <w:numPr>
-          <w:ilvl w:val="5"/>
-          <w:numId w:val="1"/>
-        </w:numPr>
-      </w:pPr>
-      <w:r>
-        <w:rPr>
-          <w:b/>
-          <w:bCs/>
-          <w:color w:val="EE0000"/>
-        </w:rPr>
-        <w:t>Warning</w:t>
-      </w:r>
-      <w:r>
-        <w:t xml:space="preserve">: </w:t>
-      </w:r>
-      <w:proofErr w:type="gramStart"/>
-      <w:r>
-        <w:t>safe.directory</w:t>
-      </w:r>
-      <w:proofErr w:type="gramEnd"/>
-      <w:r>
-        <w:t xml:space="preserve"> ‘e’ not absolute. </w:t>
-      </w:r>
-    </w:p>
-    <w:p>
-      <w:pPr>
-        <w:pStyle w:val="ListParagraph"/>
-        <w:numPr>
-          <w:ilvl w:val="6"/>
-          <w:numId w:val="1"/>
-        </w:numPr>
-      </w:pPr>
-      <w:r>
-        <w:t xml:space="preserve">So instead of a capitalized E I used a lowercase, still received the same message. </w:t>
-      </w:r>
-    </w:p>
-    <w:p>
-      <w:pPr>
-        <w:pStyle w:val="ListParagraph"/>
-        <w:numPr>
-          <w:ilvl w:val="6"/>
-          <w:numId w:val="1"/>
-        </w:numPr>
-      </w:pPr>
-      <w:r>
-        <w:t xml:space="preserve">Then I tried putting E:/Skills/Cyber Project, in double quotes or single quotes still received the message. </w:t>
-      </w:r>
-    </w:p>
-    <w:p>
-      <w:pPr>
-        <w:pStyle w:val="ListParagraph"/>
-        <w:numPr>
-          <w:ilvl w:val="2"/>
-          <w:numId w:val="1"/>
-        </w:numPr>
-      </w:pPr>
-      <w:r>
-        <w:t xml:space="preserve">To fix the error message/ warning: </w:t>
-      </w:r>
-      <w:proofErr w:type="gramStart"/>
-      <w:r>
-        <w:t>safe.directory</w:t>
-      </w:r>
-      <w:proofErr w:type="gramEnd"/>
-      <w:r>
-        <w:t xml:space="preserve"> ‘e’ not absolute</w:t>
-      </w:r>
-      <w:r>
-        <w:t>:</w:t>
-      </w:r>
-    </w:p>
-    <w:p>
-      <w:pPr>
-        <w:pStyle w:val="ListParagraph"/>
-        <w:numPr>
-          <w:ilvl w:val="3"/>
-          <w:numId w:val="1"/>
-        </w:numPr>
-        <w:rPr>
-          <w:b/>
-          <w:bCs/>
-          <w:sz w:val="28"/>
-          <w:szCs w:val="28"/>
-          <w:highlight w:val="yellow"/>
-          <w:u w:val="single"/>
-        </w:rPr>
-      </w:pPr>
-      <w:r>
-        <w:rPr>
-          <w:b/>
-          <w:bCs/>
-          <w:sz w:val="28"/>
-          <w:szCs w:val="28"/>
-          <w:highlight w:val="yellow"/>
-          <w:u w:val="single"/>
-        </w:rPr>
-        <w:t>How to clear the warning:</w:t>
-      </w:r>
-    </w:p>
-    <w:p>
-      <w:pPr>
-        <w:pStyle w:val="ListParagraph"/>
-        <w:numPr>
-          <w:ilvl w:val="4"/>
-          <w:numId w:val="1"/>
-        </w:numPr>
-      </w:pPr>
-      <w:r>
-        <w:t xml:space="preserve">Even if </w:t>
-      </w:r>
-      <w:proofErr w:type="spellStart"/>
-      <w:r>
-        <w:t>its</w:t>
-      </w:r>
-      <w:proofErr w:type="spellEnd"/>
-      <w:r>
-        <w:t xml:space="preserve"> working, that “not absolute” warning is annoying:</w:t>
-      </w:r>
-    </w:p>
-    <w:p>
-      <w:pPr>
-        <w:pStyle w:val="ListParagraph"/>
-        <w:numPr>
-          <w:ilvl w:val="4"/>
-          <w:numId w:val="1"/>
-        </w:numPr>
-      </w:pPr>
-      <w:r>
-        <w:t xml:space="preserve">Remove bad entries that are causing it. </w:t>
-      </w:r>
-    </w:p>
-    <w:p>
-      <w:pPr>
-        <w:pStyle w:val="ListParagraph"/>
-        <w:numPr>
-          <w:ilvl w:val="4"/>
-          <w:numId w:val="1"/>
-        </w:numPr>
-        <w:rPr>
-          <w:b/>
-          <w:bCs/>
-          <w:sz w:val="28"/>
-          <w:szCs w:val="28"/>
-          <w:highlight w:val="yellow"/>
-          <w:u w:val="single"/>
-        </w:rPr>
-      </w:pPr>
-      <w:r>
-        <w:rPr>
-          <w:b/>
-          <w:bCs/>
-          <w:sz w:val="28"/>
-          <w:szCs w:val="28"/>
-          <w:highlight w:val="yellow"/>
-          <w:u w:val="single"/>
-        </w:rPr>
-        <w:t>Find the “bad” entries:</w:t>
-      </w:r>
-    </w:p>
-    <w:p>
-      <w:pPr>
-        <w:pStyle w:val="ListParagraph"/>
-        <w:numPr>
-          <w:ilvl w:val="5"/>
-          <w:numId w:val="1"/>
-        </w:numPr>
-        <w:rPr>
-          <w:b/>
-          <w:bCs/>
-          <w:i/>
-          <w:iCs/>
-        </w:rPr>
-      </w:pPr>
-      <w:r>
-        <w:t xml:space="preserve">Type, </w:t>
-      </w:r>
-      <w:r>
-        <w:rPr>
-          <w:b/>
-          <w:bCs/>
-          <w:i/>
-          <w:iCs/>
-        </w:rPr>
-        <w:t xml:space="preserve">git config --global --list show-origin | grep </w:t>
-      </w:r>
-      <w:proofErr w:type="gramStart"/>
-      <w:r>
-        <w:rPr>
-          <w:b/>
-          <w:bCs/>
-          <w:i/>
-          <w:iCs/>
-        </w:rPr>
-        <w:t>safe.directory</w:t>
-      </w:r>
-      <w:proofErr w:type="gramEnd"/>
-      <w:r>
-        <w:rPr>
-          <w:b/>
-          <w:bCs/>
-          <w:i/>
-          <w:iCs/>
-        </w:rPr>
-        <w:t xml:space="preserve"> </w:t>
+        <w:t xml:space="preserve">git config --global --list show-origin | grep safe.directory </w:t>
       </w:r>
     </w:p>
     <w:p>
@@ -959,33 +837,7 @@
           <w:szCs w:val="18"/>
           <w:highlight w:val="yellow"/>
         </w:rPr>
-        <w:t xml:space="preserve">warning: </w:t>
-      </w:r>
-      <w:proofErr w:type="gramStart"/>
-      <w:r>
-        <w:rPr>
-          <w:rFonts w:ascii="Lucida Console" w:hAnsi="Lucida Console" w:cs="Lucida Console"/>
-          <w:b/>
-          <w:bCs/>
-          <w:kern w:val="0"/>
-          <w:sz w:val="18"/>
-          <w:szCs w:val="18"/>
-          <w:highlight w:val="yellow"/>
-        </w:rPr>
-        <w:t>safe.directory</w:t>
-      </w:r>
-      <w:proofErr w:type="gramEnd"/>
-      <w:r>
-        <w:rPr>
-          <w:rFonts w:ascii="Lucida Console" w:hAnsi="Lucida Console" w:cs="Lucida Console"/>
-          <w:b/>
-          <w:bCs/>
-          <w:kern w:val="0"/>
-          <w:sz w:val="18"/>
-          <w:szCs w:val="18"/>
-          <w:highlight w:val="yellow"/>
-        </w:rPr>
-        <w:t xml:space="preserve"> 'e' not absolute</w:t>
+        <w:t>warning: safe.directory 'e' not absolute</w:t>
       </w:r>
     </w:p>
     <w:p>
@@ -1005,7 +857,6 @@
           <w:highlight w:val="yellow"/>
         </w:rPr>
       </w:pPr>
-      <w:proofErr w:type="gramStart"/>
       <w:r>
         <w:rPr>
           <w:rFonts w:ascii="Lucida Console" w:hAnsi="Lucida Console" w:cs="Lucida Console"/>
@@ -1016,72 +867,7 @@
           <w:szCs w:val="18"/>
           <w:highlight w:val="yellow"/>
         </w:rPr>
-        <w:t>file:C:/Users/Pshh</w:t>
-      </w:r>
-      <w:proofErr w:type="gramEnd"/>
-      <w:r>
-        <w:rPr>
-          <w:rFonts w:ascii="Lucida Console" w:hAnsi="Lucida Console" w:cs="Lucida Console"/>
-          <w:b/>
-          <w:bCs/>
-          <w:kern w:val="0"/>
-          <w:sz w:val="18"/>
-          <w:szCs w:val="18"/>
-          <w:highlight w:val="yellow"/>
-        </w:rPr>
-        <w:t>!tEZ</w:t>
-      </w:r>
-      <w:proofErr w:type="gramStart"/>
-      <w:r>
-        <w:rPr>
-          <w:rFonts w:ascii="Lucida Console" w:hAnsi="Lucida Console" w:cs="Lucida Console"/>
-          <w:b/>
-          <w:bCs/>
-          <w:kern w:val="0"/>
-          <w:sz w:val="18"/>
-          <w:szCs w:val="18"/>
-          <w:highlight w:val="yellow"/>
-        </w:rPr>
-        <w:t>/.gitconfig</w:t>
-      </w:r>
-      <w:proofErr w:type="gramEnd"/>
-      <w:r>
-        <w:rPr>
-          <w:rFonts w:ascii="Lucida Console" w:hAnsi="Lucida Console" w:cs="Lucida Console"/>
-          <w:b/>
-          <w:bCs/>
-          <w:kern w:val="0"/>
-          <w:sz w:val="18"/>
-          <w:szCs w:val="18"/>
-          <w:highlight w:val="yellow"/>
-        </w:rPr>
-        <w:t xml:space="preserve">       </w:t>
-      </w:r>
-      <w:proofErr w:type="gramStart"/>
-      <w:r>
-        <w:rPr>
-          <w:rFonts w:ascii="Lucida Console" w:hAnsi="Lucida Console" w:cs="Lucida Console"/>
-          <w:b/>
-          <w:bCs/>
-          <w:kern w:val="0"/>
-          <w:sz w:val="18"/>
-          <w:szCs w:val="18"/>
-          <w:highlight w:val="yellow"/>
-        </w:rPr>
-        <w:t>safe.directory</w:t>
-      </w:r>
-      <w:proofErr w:type="gramEnd"/>
-      <w:r>
-        <w:rPr>
-          <w:rFonts w:ascii="Lucida Console" w:hAnsi="Lucida Console" w:cs="Lucida Console"/>
-          <w:b/>
-          <w:bCs/>
-          <w:kern w:val="0"/>
-          <w:sz w:val="18"/>
-          <w:szCs w:val="18"/>
-          <w:highlight w:val="yellow"/>
-        </w:rPr>
-        <w:t>=e</w:t>
+        <w:t>file:C:/Users/Pshh!tEZ/.gitconfig       safe.directory=e</w:t>
       </w:r>
     </w:p>
     <w:p>
@@ -1101,7 +887,6 @@
           <w:highlight w:val="yellow"/>
         </w:rPr>
       </w:pPr>
-      <w:proofErr w:type="gramStart"/>
       <w:r>
         <w:rPr>
           <w:rFonts w:ascii="Lucida Console" w:hAnsi="Lucida Console" w:cs="Lucida Console"/>
@@ -1112,72 +897,7 @@
           <w:szCs w:val="18"/>
           <w:highlight w:val="yellow"/>
         </w:rPr>
-        <w:t>file:C:/Users/Pshh</w:t>
-      </w:r>
-      <w:proofErr w:type="gramEnd"/>
-      <w:r>
-        <w:rPr>
-          <w:rFonts w:ascii="Lucida Console" w:hAnsi="Lucida Console" w:cs="Lucida Console"/>
-          <w:b/>
-          <w:bCs/>
-          <w:kern w:val="0"/>
-          <w:sz w:val="18"/>
-          <w:szCs w:val="18"/>
-          <w:highlight w:val="yellow"/>
-        </w:rPr>
-        <w:t>!tEZ</w:t>
-      </w:r>
-      <w:proofErr w:type="gramStart"/>
-      <w:r>
-        <w:rPr>
-          <w:rFonts w:ascii="Lucida Console" w:hAnsi="Lucida Console" w:cs="Lucida Console"/>
-          <w:b/>
-          <w:bCs/>
-          <w:kern w:val="0"/>
-          <w:sz w:val="18"/>
-          <w:szCs w:val="18"/>
-          <w:highlight w:val="yellow"/>
-        </w:rPr>
-        <w:t>/.gitconfig</w:t>
-      </w:r>
-      <w:proofErr w:type="gramEnd"/>
-      <w:r>
-        <w:rPr>
-          <w:rFonts w:ascii="Lucida Console" w:hAnsi="Lucida Console" w:cs="Lucida Console"/>
-          <w:b/>
-          <w:bCs/>
-          <w:kern w:val="0"/>
-          <w:sz w:val="18"/>
-          <w:szCs w:val="18"/>
-          <w:highlight w:val="yellow"/>
-        </w:rPr>
-        <w:t xml:space="preserve">       </w:t>
-      </w:r>
-      <w:proofErr w:type="gramStart"/>
-      <w:r>
-        <w:rPr>
-          <w:rFonts w:ascii="Lucida Console" w:hAnsi="Lucida Console" w:cs="Lucida Console"/>
-          <w:b/>
-          <w:bCs/>
-          <w:kern w:val="0"/>
-          <w:sz w:val="18"/>
-          <w:szCs w:val="18"/>
-          <w:highlight w:val="yellow"/>
-        </w:rPr>
-        <w:t>safe.directory</w:t>
-      </w:r>
-      <w:proofErr w:type="gramEnd"/>
-      <w:r>
-        <w:rPr>
-          <w:rFonts w:ascii="Lucida Console" w:hAnsi="Lucida Console" w:cs="Lucida Console"/>
-          <w:b/>
-          <w:bCs/>
-          <w:kern w:val="0"/>
-          <w:sz w:val="18"/>
-          <w:szCs w:val="18"/>
-          <w:highlight w:val="yellow"/>
-        </w:rPr>
-        <w:t>=E:/Skills/Cyber Projects</w:t>
+        <w:t>file:C:/Users/Pshh!tEZ/.gitconfig       safe.directory=E:/Skills/Cyber Projects</w:t>
       </w:r>
     </w:p>
     <w:p>
@@ -1197,7 +917,6 @@
           <w:highlight w:val="yellow"/>
         </w:rPr>
       </w:pPr>
-      <w:proofErr w:type="gramStart"/>
       <w:r>
         <w:rPr>
           <w:rFonts w:ascii="Lucida Console" w:hAnsi="Lucida Console" w:cs="Lucida Console"/>
@@ -1208,72 +927,7 @@
           <w:szCs w:val="18"/>
           <w:highlight w:val="yellow"/>
         </w:rPr>
-        <w:t>file:C:/Users/Pshh</w:t>
-      </w:r>
-      <w:proofErr w:type="gramEnd"/>
-      <w:r>
-        <w:rPr>
-          <w:rFonts w:ascii="Lucida Console" w:hAnsi="Lucida Console" w:cs="Lucida Console"/>
-          <w:b/>
-          <w:bCs/>
-          <w:kern w:val="0"/>
-          <w:sz w:val="18"/>
-          <w:szCs w:val="18"/>
-          <w:highlight w:val="yellow"/>
-        </w:rPr>
-        <w:t>!tEZ</w:t>
-      </w:r>
-      <w:proofErr w:type="gramStart"/>
-      <w:r>
-        <w:rPr>
-          <w:rFonts w:ascii="Lucida Console" w:hAnsi="Lucida Console" w:cs="Lucida Console"/>
-          <w:b/>
-          <w:bCs/>
-          <w:kern w:val="0"/>
-          <w:sz w:val="18"/>
-          <w:szCs w:val="18"/>
-          <w:highlight w:val="yellow"/>
-        </w:rPr>
-        <w:t>/.gitconfig</w:t>
-      </w:r>
-      <w:proofErr w:type="gramEnd"/>
-      <w:r>
-        <w:rPr>
-          <w:rFonts w:ascii="Lucida Console" w:hAnsi="Lucida Console" w:cs="Lucida Console"/>
-          <w:b/>
-          <w:bCs/>
-          <w:kern w:val="0"/>
-          <w:sz w:val="18"/>
-          <w:szCs w:val="18"/>
-          <w:highlight w:val="yellow"/>
-        </w:rPr>
-        <w:t xml:space="preserve">       </w:t>
-      </w:r>
-      <w:proofErr w:type="gramStart"/>
-      <w:r>
-        <w:rPr>
-          <w:rFonts w:ascii="Lucida Console" w:hAnsi="Lucida Console" w:cs="Lucida Console"/>
-          <w:b/>
-          <w:bCs/>
-          <w:kern w:val="0"/>
-          <w:sz w:val="18"/>
-          <w:szCs w:val="18"/>
-          <w:highlight w:val="yellow"/>
-        </w:rPr>
-        <w:t>safe.directory</w:t>
-      </w:r>
-      <w:proofErr w:type="gramEnd"/>
-      <w:r>
-        <w:rPr>
-          <w:rFonts w:ascii="Lucida Console" w:hAnsi="Lucida Console" w:cs="Lucida Console"/>
-          <w:b/>
-          <w:bCs/>
-          <w:kern w:val="0"/>
-          <w:sz w:val="18"/>
-          <w:szCs w:val="18"/>
-          <w:highlight w:val="yellow"/>
-        </w:rPr>
-        <w:t>=E:/Skills/Cyber Projects</w:t>
+        <w:t>file:C:/Users/Pshh!tEZ/.gitconfig       safe.directory=E:/Skills/Cyber Projects</w:t>
       </w:r>
     </w:p>
     <w:p>
@@ -1293,7 +947,6 @@
           <w:highlight w:val="yellow"/>
         </w:rPr>
       </w:pPr>
-      <w:proofErr w:type="gramStart"/>
       <w:r>
         <w:rPr>
           <w:rFonts w:ascii="Lucida Console" w:hAnsi="Lucida Console" w:cs="Lucida Console"/>
@@ -1304,72 +957,7 @@
           <w:szCs w:val="18"/>
           <w:highlight w:val="yellow"/>
         </w:rPr>
-        <w:t>file:C:/Users/Pshh</w:t>
-      </w:r>
-      <w:proofErr w:type="gramEnd"/>
-      <w:r>
-        <w:rPr>
-          <w:rFonts w:ascii="Lucida Console" w:hAnsi="Lucida Console" w:cs="Lucida Console"/>
-          <w:b/>
-          <w:bCs/>
-          <w:kern w:val="0"/>
-          <w:sz w:val="18"/>
-          <w:szCs w:val="18"/>
-          <w:highlight w:val="yellow"/>
-        </w:rPr>
-        <w:t>!tEZ</w:t>
-      </w:r>
-      <w:proofErr w:type="gramStart"/>
-      <w:r>
-        <w:rPr>
-          <w:rFonts w:ascii="Lucida Console" w:hAnsi="Lucida Console" w:cs="Lucida Console"/>
-          <w:b/>
-          <w:bCs/>
-          <w:kern w:val="0"/>
-          <w:sz w:val="18"/>
-          <w:szCs w:val="18"/>
-          <w:highlight w:val="yellow"/>
-        </w:rPr>
-        <w:t>/.gitconfig</w:t>
-      </w:r>
-      <w:proofErr w:type="gramEnd"/>
-      <w:r>
-        <w:rPr>
-          <w:rFonts w:ascii="Lucida Console" w:hAnsi="Lucida Console" w:cs="Lucida Console"/>
-          <w:b/>
-          <w:bCs/>
-          <w:kern w:val="0"/>
-          <w:sz w:val="18"/>
-          <w:szCs w:val="18"/>
-          <w:highlight w:val="yellow"/>
-        </w:rPr>
-        <w:t xml:space="preserve">       </w:t>
-      </w:r>
-      <w:proofErr w:type="gramStart"/>
-      <w:r>
-        <w:rPr>
-          <w:rFonts w:ascii="Lucida Console" w:hAnsi="Lucida Console" w:cs="Lucida Console"/>
-          <w:b/>
-          <w:bCs/>
-          <w:kern w:val="0"/>
-          <w:sz w:val="18"/>
-          <w:szCs w:val="18"/>
-          <w:highlight w:val="yellow"/>
-        </w:rPr>
-        <w:t>safe.directory</w:t>
-      </w:r>
-      <w:proofErr w:type="gramEnd"/>
-      <w:r>
-        <w:rPr>
-          <w:rFonts w:ascii="Lucida Console" w:hAnsi="Lucida Console" w:cs="Lucida Console"/>
-          <w:b/>
-          <w:bCs/>
-          <w:kern w:val="0"/>
-          <w:sz w:val="18"/>
-          <w:szCs w:val="18"/>
-          <w:highlight w:val="yellow"/>
-        </w:rPr>
-        <w:t>=e:/Skills/Cyber Projects</w:t>
+        <w:t>file:C:/Users/Pshh!tEZ/.gitconfig       safe.directory=e:/Skills/Cyber Projects</w:t>
       </w:r>
     </w:p>
     <w:p>
@@ -1389,7 +977,6 @@
           <w:highlight w:val="yellow"/>
         </w:rPr>
       </w:pPr>
-      <w:proofErr w:type="gramStart"/>
       <w:r>
         <w:rPr>
           <w:rFonts w:ascii="Lucida Console" w:hAnsi="Lucida Console" w:cs="Lucida Console"/>
@@ -1400,72 +987,7 @@
           <w:szCs w:val="18"/>
           <w:highlight w:val="yellow"/>
         </w:rPr>
-        <w:t>file:C:/Users/Pshh</w:t>
-      </w:r>
-      <w:proofErr w:type="gramEnd"/>
-      <w:r>
-        <w:rPr>
-          <w:rFonts w:ascii="Lucida Console" w:hAnsi="Lucida Console" w:cs="Lucida Console"/>
-          <w:b/>
-          <w:bCs/>
-          <w:kern w:val="0"/>
-          <w:sz w:val="18"/>
-          <w:szCs w:val="18"/>
-          <w:highlight w:val="yellow"/>
-        </w:rPr>
-        <w:t>!tEZ</w:t>
-      </w:r>
-      <w:proofErr w:type="gramStart"/>
-      <w:r>
-        <w:rPr>
-          <w:rFonts w:ascii="Lucida Console" w:hAnsi="Lucida Console" w:cs="Lucida Console"/>
-          <w:b/>
-          <w:bCs/>
-          <w:kern w:val="0"/>
-          <w:sz w:val="18"/>
-          <w:szCs w:val="18"/>
-          <w:highlight w:val="yellow"/>
-        </w:rPr>
-        <w:t>/.gitconfig</w:t>
-      </w:r>
-      <w:proofErr w:type="gramEnd"/>
-      <w:r>
-        <w:rPr>
-          <w:rFonts w:ascii="Lucida Console" w:hAnsi="Lucida Console" w:cs="Lucida Console"/>
-          <w:b/>
-          <w:bCs/>
-          <w:kern w:val="0"/>
-          <w:sz w:val="18"/>
-          <w:szCs w:val="18"/>
-          <w:highlight w:val="yellow"/>
-        </w:rPr>
-        <w:t xml:space="preserve">       </w:t>
-      </w:r>
-      <w:proofErr w:type="gramStart"/>
-      <w:r>
-        <w:rPr>
-          <w:rFonts w:ascii="Lucida Console" w:hAnsi="Lucida Console" w:cs="Lucida Console"/>
-          <w:b/>
-          <w:bCs/>
-          <w:kern w:val="0"/>
-          <w:sz w:val="18"/>
-          <w:szCs w:val="18"/>
-          <w:highlight w:val="yellow"/>
-        </w:rPr>
-        <w:t>safe.directory</w:t>
-      </w:r>
-      <w:proofErr w:type="gramEnd"/>
-      <w:r>
-        <w:rPr>
-          <w:rFonts w:ascii="Lucida Console" w:hAnsi="Lucida Console" w:cs="Lucida Console"/>
-          <w:b/>
-          <w:bCs/>
-          <w:kern w:val="0"/>
-          <w:sz w:val="18"/>
-          <w:szCs w:val="18"/>
-          <w:highlight w:val="yellow"/>
-        </w:rPr>
-        <w:t>=e:/Skills/Cyber Projects</w:t>
+        <w:t>file:C:/Users/Pshh!tEZ/.gitconfig       safe.directory=e:/Skills/Cyber Projects</w:t>
       </w:r>
     </w:p>
     <w:p>
@@ -1494,33 +1016,7 @@
           <w:szCs w:val="18"/>
           <w:highlight w:val="yellow"/>
         </w:rPr>
-        <w:t xml:space="preserve">warning: </w:t>
-      </w:r>
-      <w:proofErr w:type="gramStart"/>
-      <w:r>
-        <w:rPr>
-          <w:rFonts w:ascii="Lucida Console" w:hAnsi="Lucida Console" w:cs="Lucida Console"/>
-          <w:b/>
-          <w:bCs/>
-          <w:kern w:val="0"/>
-          <w:sz w:val="18"/>
-          <w:szCs w:val="18"/>
-          <w:highlight w:val="yellow"/>
-        </w:rPr>
-        <w:t>safe.directory</w:t>
-      </w:r>
-      <w:proofErr w:type="gramEnd"/>
-      <w:r>
-        <w:rPr>
-          <w:rFonts w:ascii="Lucida Console" w:hAnsi="Lucida Console" w:cs="Lucida Console"/>
-          <w:b/>
-          <w:bCs/>
-          <w:kern w:val="0"/>
-          <w:sz w:val="18"/>
-          <w:szCs w:val="18"/>
-          <w:highlight w:val="yellow"/>
-        </w:rPr>
-        <w:t xml:space="preserve"> 'e' not absolute</w:t>
+        <w:t>warning: safe.directory 'e' not absolute</w:t>
       </w:r>
     </w:p>
     <w:p>
@@ -1533,18 +1029,13 @@
       </w:pPr>
       <w:r>
         <w:lastRenderedPageBreak/>
-        <w:t xml:space="preserve">The mystery is solved! </w:t>
-      </w:r>
-      <w:proofErr w:type="gramStart"/>
-      <w:r>
-        <w:t>My .</w:t>
+        <w:t>The mystery is solved! My .</w:t>
       </w:r>
       <w:proofErr w:type="spellStart"/>
       <w:r>
         <w:t>gitconfig</w:t>
       </w:r>
       <w:proofErr w:type="spellEnd"/>
-      <w:proofErr w:type="gramEnd"/>
       <w:r>
         <w:t xml:space="preserve"> file is “cluttered” with multiple conflicting entries. </w:t>
       </w:r>
@@ -1558,15 +1049,7 @@
         </w:numPr>
       </w:pPr>
       <w:r>
-        <w:t>Git is reading that very first line (</w:t>
-      </w:r>
-      <w:proofErr w:type="gramStart"/>
-      <w:r>
-        <w:t>safe.directory</w:t>
-      </w:r>
-      <w:proofErr w:type="gramEnd"/>
-      <w:r>
-        <w:t xml:space="preserve">=e), failing on it, and throwing the warning before it even gets to the correct ones. </w:t>
+        <w:t xml:space="preserve">Git is reading that very first line (safe.directory=e), failing on it, and throwing the warning before it even gets to the correct ones. </w:t>
       </w:r>
     </w:p>
     <w:p>
@@ -1668,15 +1151,7 @@
         </w:numPr>
       </w:pPr>
       <w:r>
-        <w:t xml:space="preserve">This removes every single version of </w:t>
-      </w:r>
-      <w:proofErr w:type="gramStart"/>
-      <w:r>
-        <w:t>safe.directory</w:t>
-      </w:r>
-      <w:proofErr w:type="gramEnd"/>
-      <w:r>
-        <w:t xml:space="preserve"> from your config file, including the broken e. </w:t>
+        <w:t xml:space="preserve">This removes every single version of safe.directory from your config file, including the broken e. </w:t>
       </w:r>
     </w:p>
     <w:p>
@@ -1703,117 +1178,86 @@
           <w:i/>
           <w:iCs/>
         </w:rPr>
-        <w:t xml:space="preserve">git config --global --unset-all </w:t>
-      </w:r>
-      <w:proofErr w:type="gramStart"/>
-      <w:r>
+        <w:t>git config --global --unset-all safe.directory</w:t>
+      </w:r>
+    </w:p>
+    <w:p>
+      <w:pPr>
+        <w:pStyle w:val="ListParagraph"/>
+        <w:numPr>
+          <w:ilvl w:val="4"/>
+          <w:numId w:val="1"/>
+        </w:numPr>
+        <w:rPr>
+          <w:b/>
+          <w:bCs/>
+          <w:sz w:val="28"/>
+          <w:szCs w:val="28"/>
+          <w:highlight w:val="yellow"/>
+          <w:u w:val="single"/>
+        </w:rPr>
+      </w:pPr>
+      <w:r>
+        <w:rPr>
+          <w:b/>
+          <w:bCs/>
+          <w:sz w:val="28"/>
+          <w:szCs w:val="28"/>
+          <w:highlight w:val="yellow"/>
+          <w:u w:val="single"/>
+        </w:rPr>
+        <w:t xml:space="preserve">Add the “Trust All” wildcard </w:t>
+      </w:r>
+    </w:p>
+    <w:p>
+      <w:pPr>
+        <w:pStyle w:val="ListParagraph"/>
+        <w:numPr>
+          <w:ilvl w:val="5"/>
+          <w:numId w:val="1"/>
+        </w:numPr>
+      </w:pPr>
+      <w:r>
+        <w:t xml:space="preserve">This is the cleanest way to handle external drives (like your E: drive,). </w:t>
+      </w:r>
+    </w:p>
+    <w:p>
+      <w:pPr>
+        <w:pStyle w:val="ListParagraph"/>
+        <w:numPr>
+          <w:ilvl w:val="5"/>
+          <w:numId w:val="1"/>
+        </w:numPr>
+      </w:pPr>
+      <w:r>
+        <w:t xml:space="preserve">In Git Bash, use single quotes so the shell doesn’t get confused. </w:t>
+      </w:r>
+    </w:p>
+    <w:p>
+      <w:pPr>
+        <w:pStyle w:val="ListParagraph"/>
+        <w:numPr>
+          <w:ilvl w:val="6"/>
+          <w:numId w:val="1"/>
+        </w:numPr>
         <w:rPr>
           <w:b/>
           <w:bCs/>
           <w:i/>
           <w:iCs/>
         </w:rPr>
-        <w:t>safe.directory</w:t>
-      </w:r>
-      <w:proofErr w:type="gramEnd"/>
-    </w:p>
-    <w:p>
-      <w:pPr>
-        <w:pStyle w:val="ListParagraph"/>
-        <w:numPr>
-          <w:ilvl w:val="4"/>
-          <w:numId w:val="1"/>
-        </w:numPr>
-        <w:rPr>
-          <w:b/>
-          <w:bCs/>
-          <w:sz w:val="28"/>
-          <w:szCs w:val="28"/>
-          <w:highlight w:val="yellow"/>
-          <w:u w:val="single"/>
-        </w:rPr>
-      </w:pPr>
-      <w:r>
-        <w:rPr>
-          <w:b/>
-          <w:bCs/>
-          <w:sz w:val="28"/>
-          <w:szCs w:val="28"/>
-          <w:highlight w:val="yellow"/>
-          <w:u w:val="single"/>
-        </w:rPr>
-        <w:t xml:space="preserve">Add the “Trust All” wildcard </w:t>
-      </w:r>
-    </w:p>
-    <w:p>
-      <w:pPr>
-        <w:pStyle w:val="ListParagraph"/>
-        <w:numPr>
-          <w:ilvl w:val="5"/>
-          <w:numId w:val="1"/>
-        </w:numPr>
-      </w:pPr>
-      <w:r>
-        <w:t xml:space="preserve">This is the cleanest way to handle external drives (like your E: drive,). </w:t>
-      </w:r>
-    </w:p>
-    <w:p>
-      <w:pPr>
-        <w:pStyle w:val="ListParagraph"/>
-        <w:numPr>
-          <w:ilvl w:val="5"/>
-          <w:numId w:val="1"/>
-        </w:numPr>
-      </w:pPr>
-      <w:r>
-        <w:t xml:space="preserve">In Git Bash, use single quotes so the shell doesn’t get confused. </w:t>
-      </w:r>
-    </w:p>
-    <w:p>
-      <w:pPr>
-        <w:pStyle w:val="ListParagraph"/>
-        <w:numPr>
-          <w:ilvl w:val="6"/>
-          <w:numId w:val="1"/>
-        </w:numPr>
+      </w:pPr>
+      <w:r>
+        <w:t>Type</w:t>
+      </w:r>
+      <w:r>
         <w:rPr>
           <w:b/>
           <w:bCs/>
           <w:i/>
           <w:iCs/>
         </w:rPr>
-      </w:pPr>
-      <w:r>
-        <w:t>Type</w:t>
-      </w:r>
-      <w:r>
-        <w:rPr>
-          <w:b/>
-          <w:bCs/>
-          <w:i/>
-          <w:iCs/>
-        </w:rPr>
-        <w:t xml:space="preserve">, git config --global --add </w:t>
-      </w:r>
-      <w:proofErr w:type="gramStart"/>
-      <w:r>
-        <w:rPr>
-          <w:b/>
-          <w:bCs/>
-          <w:i/>
-          <w:iCs/>
-        </w:rPr>
-        <w:t>safe.directory</w:t>
-      </w:r>
-      <w:proofErr w:type="gramEnd"/>
-      <w:r>
-        <w:rPr>
-          <w:b/>
-          <w:bCs/>
-          <w:i/>
-          <w:iCs/>
-        </w:rPr>
-        <w:t xml:space="preserve"> '*'</w:t>
+        <w:t>, git config --global --add safe.directory '*'</w:t>
       </w:r>
     </w:p>
     <w:p>
@@ -1852,13 +1296,8 @@
         <w:t xml:space="preserve">Type, </w:t>
       </w:r>
       <w:r>
-        <w:t xml:space="preserve">git config --global --list --show-origin | grep </w:t>
-      </w:r>
-      <w:proofErr w:type="gramStart"/>
-      <w:r>
-        <w:t>safe.directory</w:t>
-      </w:r>
-      <w:proofErr w:type="gramEnd"/>
+        <w:t>git config --global --list --show-origin | grep safe.directory</w:t>
+      </w:r>
     </w:p>
     <w:p>
       <w:pPr>
@@ -1888,7 +1327,6 @@
           <w:szCs w:val="18"/>
         </w:rPr>
       </w:pPr>
-      <w:proofErr w:type="gramStart"/>
       <w:r>
         <w:rPr>
           <w:rFonts w:ascii="Lucida Console" w:hAnsi="Lucida Console" w:cs="Lucida Console"/>
@@ -1899,72 +1337,7 @@
           <w:szCs w:val="18"/>
           <w:highlight w:val="yellow"/>
         </w:rPr>
-        <w:t>file:C:/Users/Pshh</w:t>
-      </w:r>
-      <w:proofErr w:type="gramEnd"/>
-      <w:r>
-        <w:rPr>
-          <w:rFonts w:ascii="Lucida Console" w:hAnsi="Lucida Console" w:cs="Lucida Console"/>
-          <w:b/>
-          <w:bCs/>
-          <w:kern w:val="0"/>
-          <w:sz w:val="18"/>
-          <w:szCs w:val="18"/>
-          <w:highlight w:val="yellow"/>
-        </w:rPr>
-        <w:t>!tEZ</w:t>
-      </w:r>
-      <w:proofErr w:type="gramStart"/>
-      <w:r>
-        <w:rPr>
-          <w:rFonts w:ascii="Lucida Console" w:hAnsi="Lucida Console" w:cs="Lucida Console"/>
-          <w:b/>
-          <w:bCs/>
-          <w:kern w:val="0"/>
-          <w:sz w:val="18"/>
-          <w:szCs w:val="18"/>
-          <w:highlight w:val="yellow"/>
-        </w:rPr>
-        <w:t>/.gitconfig</w:t>
-      </w:r>
-      <w:proofErr w:type="gramEnd"/>
-      <w:r>
-        <w:rPr>
-          <w:rFonts w:ascii="Lucida Console" w:hAnsi="Lucida Console" w:cs="Lucida Console"/>
-          <w:b/>
-          <w:bCs/>
-          <w:kern w:val="0"/>
-          <w:sz w:val="18"/>
-          <w:szCs w:val="18"/>
-          <w:highlight w:val="yellow"/>
-        </w:rPr>
-        <w:t xml:space="preserve">       </w:t>
-      </w:r>
-      <w:proofErr w:type="gramStart"/>
-      <w:r>
-        <w:rPr>
-          <w:rFonts w:ascii="Lucida Console" w:hAnsi="Lucida Console" w:cs="Lucida Console"/>
-          <w:b/>
-          <w:bCs/>
-          <w:kern w:val="0"/>
-          <w:sz w:val="18"/>
-          <w:szCs w:val="18"/>
-          <w:highlight w:val="yellow"/>
-        </w:rPr>
-        <w:t>safe.directory</w:t>
-      </w:r>
-      <w:proofErr w:type="gramEnd"/>
-      <w:r>
-        <w:rPr>
-          <w:rFonts w:ascii="Lucida Console" w:hAnsi="Lucida Console" w:cs="Lucida Console"/>
-          <w:b/>
-          <w:bCs/>
-          <w:kern w:val="0"/>
-          <w:sz w:val="18"/>
-          <w:szCs w:val="18"/>
-          <w:highlight w:val="yellow"/>
-        </w:rPr>
-        <w:t>=*</w:t>
+        <w:t>file:C:/Users/Pshh!tEZ/.gitconfig       safe.directory=*</w:t>
       </w:r>
     </w:p>
     <w:p>
@@ -2252,7 +1625,6 @@
         <w:t xml:space="preserve">Create container with micro </w:t>
       </w:r>
       <w:proofErr w:type="spellStart"/>
-      <w:proofErr w:type="gramStart"/>
       <w:r>
         <w:rPr>
           <w:rFonts w:ascii="Lucida Console" w:hAnsi="Lucida Console" w:cs="Lucida Console"/>
@@ -2261,18 +1633,7 @@
           <w:sz w:val="18"/>
           <w:szCs w:val="18"/>
         </w:rPr>
-        <w:t>services..</w:t>
-      </w:r>
-      <w:proofErr w:type="gramEnd"/>
-      <w:r>
-        <w:rPr>
-          <w:rFonts w:ascii="Lucida Console" w:hAnsi="Lucida Console" w:cs="Lucida Console"/>
-          <w:color w:val="D42C3A"/>
-          <w:kern w:val="0"/>
-          <w:sz w:val="18"/>
-          <w:szCs w:val="18"/>
-        </w:rPr>
-        <w:t>docx</w:t>
+        <w:t>services..docx</w:t>
       </w:r>
       <w:proofErr w:type="spellEnd"/>
     </w:p>
@@ -2849,27 +2210,7 @@
           <w:i/>
           <w:iCs/>
         </w:rPr>
-        <w:t xml:space="preserve">git </w:t>
-      </w:r>
-      <w:proofErr w:type="gramStart"/>
-      <w:r>
-        <w:rPr>
-          <w:b/>
-          <w:bCs/>
-          <w:i/>
-          <w:iCs/>
-        </w:rPr>
-        <w:t>add .</w:t>
-      </w:r>
-      <w:proofErr w:type="gramEnd"/>
-      <w:r>
-        <w:rPr>
-          <w:b/>
-          <w:bCs/>
-          <w:i/>
-          <w:iCs/>
-        </w:rPr>
-        <w:t xml:space="preserve"> </w:t>
+        <w:t xml:space="preserve">git add . </w:t>
       </w:r>
     </w:p>
     <w:p>
@@ -3158,7 +2499,6 @@
         <w:t xml:space="preserve">git config --global </w:t>
       </w:r>
       <w:proofErr w:type="spellStart"/>
-      <w:proofErr w:type="gramStart"/>
       <w:r>
         <w:rPr>
           <w:b/>
@@ -3169,7 +2509,6 @@
         <w:t>user.email</w:t>
       </w:r>
       <w:proofErr w:type="spellEnd"/>
-      <w:proofErr w:type="gramEnd"/>
       <w:r>
         <w:rPr>
           <w:b/>
@@ -3365,15 +2704,7 @@
         </w:numPr>
       </w:pPr>
       <w:r>
-        <w:t xml:space="preserve">Earlier in our conversation, you might have run git </w:t>
-      </w:r>
-      <w:proofErr w:type="gramStart"/>
-      <w:r>
-        <w:t>add .</w:t>
-      </w:r>
-      <w:proofErr w:type="gramEnd"/>
-      <w:r>
-        <w:t xml:space="preserve"> or a similar command that “staged” all the files in your folder. </w:t>
+        <w:t xml:space="preserve">Earlier in our conversation, you might have run git add . or a similar command that “staged” all the files in your folder. </w:t>
       </w:r>
     </w:p>
     <w:p>
@@ -3475,33 +2806,7 @@
           <w:szCs w:val="18"/>
           <w:highlight w:val="yellow"/>
         </w:rPr>
-        <w:t xml:space="preserve"> 12 files changed, 1 </w:t>
-      </w:r>
-      <w:proofErr w:type="gramStart"/>
-      <w:r>
-        <w:rPr>
-          <w:rFonts w:ascii="Lucida Console" w:hAnsi="Lucida Console" w:cs="Lucida Console"/>
-          <w:b/>
-          <w:bCs/>
-          <w:kern w:val="0"/>
-          <w:sz w:val="18"/>
-          <w:szCs w:val="18"/>
-          <w:highlight w:val="yellow"/>
-        </w:rPr>
-        <w:t>insertion(</w:t>
-      </w:r>
-      <w:proofErr w:type="gramEnd"/>
-      <w:r>
-        <w:rPr>
-          <w:rFonts w:ascii="Lucida Console" w:hAnsi="Lucida Console" w:cs="Lucida Console"/>
-          <w:b/>
-          <w:bCs/>
-          <w:kern w:val="0"/>
-          <w:sz w:val="18"/>
-          <w:szCs w:val="18"/>
-          <w:highlight w:val="yellow"/>
-        </w:rPr>
-        <w:t>+)</w:t>
+        <w:t xml:space="preserve"> 12 files changed, 1 insertion(+)</w:t>
       </w:r>
     </w:p>
     <w:p>
@@ -3534,7 +2839,6 @@
         <w:t xml:space="preserve"> create mode 100644 Create container with micro </w:t>
       </w:r>
       <w:proofErr w:type="spellStart"/>
-      <w:proofErr w:type="gramStart"/>
       <w:r>
         <w:rPr>
           <w:rFonts w:ascii="Lucida Console" w:hAnsi="Lucida Console" w:cs="Lucida Console"/>
@@ -3545,20 +2849,7 @@
           <w:szCs w:val="18"/>
           <w:highlight w:val="yellow"/>
         </w:rPr>
-        <w:t>services..</w:t>
-      </w:r>
-      <w:proofErr w:type="gramEnd"/>
-      <w:r>
-        <w:rPr>
-          <w:rFonts w:ascii="Lucida Console" w:hAnsi="Lucida Console" w:cs="Lucida Console"/>
-          <w:b/>
-          <w:bCs/>
-          <w:kern w:val="0"/>
-          <w:sz w:val="18"/>
-          <w:szCs w:val="18"/>
-          <w:highlight w:val="yellow"/>
-        </w:rPr>
-        <w:t>docx</w:t>
+        <w:t>services..docx</w:t>
       </w:r>
       <w:proofErr w:type="spellEnd"/>
     </w:p>
@@ -3769,22 +3060,8 @@
           <w:szCs w:val="18"/>
           <w:highlight w:val="yellow"/>
         </w:rPr>
-        <w:t xml:space="preserve"> create mode 100644 Penetration devices/Evil </w:t>
-      </w:r>
-      <w:proofErr w:type="gramStart"/>
-      <w:r>
-        <w:rPr>
-          <w:rFonts w:ascii="Lucida Console" w:hAnsi="Lucida Console" w:cs="Lucida Console"/>
-          <w:b/>
-          <w:bCs/>
-          <w:kern w:val="0"/>
-          <w:sz w:val="18"/>
-          <w:szCs w:val="18"/>
-          <w:highlight w:val="yellow"/>
-        </w:rPr>
-        <w:t>Twin  Attack.docx</w:t>
-      </w:r>
-      <w:proofErr w:type="gramEnd"/>
+        <w:t xml:space="preserve"> create mode 100644 Penetration devices/Evil Twin  Attack.docx</w:t>
+      </w:r>
     </w:p>
     <w:p>
       <w:pPr>
@@ -4303,17 +3580,8 @@
           <w:rFonts w:cstheme="minorHAnsi"/>
           <w:kern w:val="0"/>
         </w:rPr>
-        <w:t>rm -r --</w:t>
-      </w:r>
-      <w:proofErr w:type="gramStart"/>
-      <w:r>
-        <w:rPr>
-          <w:rFonts w:cstheme="minorHAnsi"/>
-          <w:kern w:val="0"/>
-        </w:rPr>
-        <w:t>cached .</w:t>
-      </w:r>
-      <w:proofErr w:type="gramEnd"/>
+        <w:t>rm -r --cached .</w:t>
+      </w:r>
     </w:p>
     <w:p>
       <w:pPr>
@@ -4405,31 +3673,7 @@
           <w:iCs/>
           <w:kern w:val="0"/>
         </w:rPr>
-        <w:t xml:space="preserve">git </w:t>
-      </w:r>
-      <w:proofErr w:type="gramStart"/>
-      <w:r>
-        <w:rPr>
-          <w:rFonts w:cstheme="minorHAnsi"/>
-          <w:b/>
-          <w:bCs/>
-          <w:i/>
-          <w:iCs/>
-          <w:kern w:val="0"/>
-        </w:rPr>
-        <w:t>add</w:t>
-      </w:r>
-      <w:proofErr w:type="gramEnd"/>
-      <w:r>
-        <w:rPr>
-          <w:rFonts w:cstheme="minorHAnsi"/>
-          <w:b/>
-          <w:bCs/>
-          <w:i/>
-          <w:iCs/>
-          <w:kern w:val="0"/>
-        </w:rPr>
-        <w:t xml:space="preserve"> README.md</w:t>
+        <w:t>git add README.md</w:t>
       </w:r>
       <w:r>
         <w:rPr>
@@ -4530,23 +3774,7 @@
           <w:rFonts w:cstheme="minorHAnsi"/>
           <w:kern w:val="0"/>
         </w:rPr>
-        <w:t xml:space="preserve">This warning is completely normal and very common for Windows </w:t>
-      </w:r>
-      <w:proofErr w:type="gramStart"/>
-      <w:r>
-        <w:rPr>
-          <w:rFonts w:cstheme="minorHAnsi"/>
-          <w:kern w:val="0"/>
-        </w:rPr>
-        <w:t>users,</w:t>
-      </w:r>
-      <w:proofErr w:type="gramEnd"/>
-      <w:r>
-        <w:rPr>
-          <w:rFonts w:cstheme="minorHAnsi"/>
-          <w:kern w:val="0"/>
-        </w:rPr>
-        <w:t xml:space="preserve"> it is not an error!</w:t>
+        <w:t>This warning is completely normal and very common for Windows users, it is not an error!</w:t>
       </w:r>
     </w:p>
     <w:p>
@@ -4795,23 +4023,7 @@
           <w:rFonts w:cstheme="minorHAnsi"/>
           <w:kern w:val="0"/>
         </w:rPr>
-        <w:t xml:space="preserve">git config --global </w:t>
-      </w:r>
-      <w:proofErr w:type="gramStart"/>
-      <w:r>
-        <w:rPr>
-          <w:rFonts w:cstheme="minorHAnsi"/>
-          <w:kern w:val="0"/>
-        </w:rPr>
-        <w:t>core.autocrlf</w:t>
-      </w:r>
-      <w:proofErr w:type="gramEnd"/>
-      <w:r>
-        <w:rPr>
-          <w:rFonts w:cstheme="minorHAnsi"/>
-          <w:kern w:val="0"/>
-        </w:rPr>
-        <w:t xml:space="preserve"> true</w:t>
+        <w:t>git config --global core.autocrlf true</w:t>
       </w:r>
     </w:p>
     <w:p>
@@ -5130,23 +4342,7 @@
           <w:rFonts w:cstheme="minorHAnsi"/>
           <w:kern w:val="0"/>
         </w:rPr>
-        <w:t>Important: DO NOT check “initialize this repository with a README</w:t>
-      </w:r>
-      <w:proofErr w:type="gramStart"/>
-      <w:r>
-        <w:rPr>
-          <w:rFonts w:cstheme="minorHAnsi"/>
-          <w:kern w:val="0"/>
-        </w:rPr>
-        <w:t>, .gitignore</w:t>
-      </w:r>
-      <w:proofErr w:type="gramEnd"/>
-      <w:r>
-        <w:rPr>
-          <w:rFonts w:cstheme="minorHAnsi"/>
-          <w:kern w:val="0"/>
-        </w:rPr>
-        <w:t>, or license.” (Since you already made them locally, we want a totally empty repo).</w:t>
+        <w:t>Important: DO NOT check “initialize this repository with a README, .gitignore, or license.” (Since you already made them locally, we want a totally empty repo).</w:t>
       </w:r>
     </w:p>
     <w:p>
@@ -5470,29 +4666,7 @@
           <w:color w:val="EE0000"/>
           <w:kern w:val="0"/>
         </w:rPr>
-        <w:t xml:space="preserve">Help your create </w:t>
-      </w:r>
-      <w:proofErr w:type="gramStart"/>
-      <w:r>
-        <w:rPr>
-          <w:rFonts w:cstheme="minorHAnsi"/>
-          <w:b/>
-          <w:bCs/>
-          <w:color w:val="EE0000"/>
-          <w:kern w:val="0"/>
-        </w:rPr>
-        <w:t>a .gitignore</w:t>
-      </w:r>
-      <w:proofErr w:type="gramEnd"/>
-      <w:r>
-        <w:rPr>
-          <w:rFonts w:cstheme="minorHAnsi"/>
-          <w:b/>
-          <w:bCs/>
-          <w:color w:val="EE0000"/>
-          <w:kern w:val="0"/>
-        </w:rPr>
-        <w:t xml:space="preserve"> so those Word temporary files never show up again. </w:t>
+        <w:t xml:space="preserve">Help your create a .gitignore so those Word temporary files never show up again. </w:t>
       </w:r>
     </w:p>
     <w:p>
@@ -5602,23 +4776,7 @@
           <w:rFonts w:cstheme="minorHAnsi"/>
           <w:kern w:val="0"/>
         </w:rPr>
-        <w:t xml:space="preserve">, never commit them. Use </w:t>
-      </w:r>
-      <w:proofErr w:type="gramStart"/>
-      <w:r>
-        <w:rPr>
-          <w:rFonts w:cstheme="minorHAnsi"/>
-          <w:kern w:val="0"/>
-        </w:rPr>
-        <w:t>a .gitignore</w:t>
-      </w:r>
-      <w:proofErr w:type="gramEnd"/>
-      <w:r>
-        <w:rPr>
-          <w:rFonts w:cstheme="minorHAnsi"/>
-          <w:kern w:val="0"/>
-        </w:rPr>
-        <w:t xml:space="preserve"> file to keep them private.</w:t>
+        <w:t>, never commit them. Use a .gitignore file to keep them private.</w:t>
       </w:r>
     </w:p>
     <w:p>
@@ -5714,19 +4872,8 @@
           <w:bCs/>
           <w:kern w:val="0"/>
         </w:rPr>
-        <w:t xml:space="preserve">git </w:t>
-      </w:r>
-      <w:proofErr w:type="gramStart"/>
-      <w:r>
-        <w:rPr>
-          <w:rFonts w:cstheme="minorHAnsi"/>
-          <w:b/>
-          <w:bCs/>
-          <w:kern w:val="0"/>
-        </w:rPr>
-        <w:t>add .</w:t>
-      </w:r>
-      <w:proofErr w:type="gramEnd"/>
+        <w:t>git add .</w:t>
+      </w:r>
     </w:p>
     <w:p>
       <w:pPr>
@@ -6086,7 +5233,6 @@
         </w:rPr>
         <w:t xml:space="preserve">In Bash Shell type, </w:t>
       </w:r>
-      <w:proofErr w:type="gramStart"/>
       <w:r>
         <w:rPr>
           <w:rFonts w:cstheme="minorHAnsi"/>
@@ -6096,19 +5242,7 @@
           <w:iCs/>
           <w:kern w:val="0"/>
         </w:rPr>
-        <w:t>code .</w:t>
-      </w:r>
-      <w:proofErr w:type="gramEnd"/>
-      <w:r>
-        <w:rPr>
-          <w:rFonts w:cstheme="minorHAnsi"/>
-          <w:b/>
-          <w:bCs/>
-          <w:i/>
-          <w:iCs/>
-          <w:kern w:val="0"/>
-        </w:rPr>
-        <w:t xml:space="preserve"> </w:t>
+        <w:t xml:space="preserve">code . </w:t>
       </w:r>
     </w:p>
     <w:p>
@@ -7107,23 +6241,7 @@
           <w:kern w:val="0"/>
         </w:rPr>
         <w:br/>
-        <w:t xml:space="preserve">git </w:t>
-      </w:r>
-      <w:proofErr w:type="gramStart"/>
-      <w:r>
-        <w:rPr>
-          <w:rFonts w:cstheme="minorHAnsi"/>
-          <w:kern w:val="0"/>
-        </w:rPr>
-        <w:t>add .</w:t>
-      </w:r>
-      <w:proofErr w:type="gramEnd"/>
-      <w:r>
-        <w:rPr>
-          <w:rFonts w:cstheme="minorHAnsi"/>
-          <w:kern w:val="0"/>
-        </w:rPr>
-        <w:t xml:space="preserve"> </w:t>
+        <w:t xml:space="preserve">git add . </w:t>
       </w:r>
       <w:r>
         <w:rPr>
@@ -7269,31 +6387,27 @@
         </w:numPr>
         <w:rPr>
           <w:rFonts w:cstheme="minorHAnsi"/>
-          <w:kern w:val="0"/>
-        </w:rPr>
-      </w:pPr>
-      <w:r>
-        <w:rPr>
-          <w:rFonts w:cstheme="minorHAnsi"/>
-          <w:kern w:val="0"/>
-        </w:rPr>
-        <w:t xml:space="preserve">Three Main commands once you finish revised or have a </w:t>
-      </w:r>
-      <w:proofErr w:type="gramStart"/>
-      <w:r>
-        <w:rPr>
-          <w:rFonts w:cstheme="minorHAnsi"/>
-          <w:kern w:val="0"/>
-        </w:rPr>
-        <w:t>new files</w:t>
-      </w:r>
-      <w:proofErr w:type="gramEnd"/>
-      <w:r>
-        <w:rPr>
-          <w:rFonts w:cstheme="minorHAnsi"/>
-          <w:kern w:val="0"/>
-        </w:rPr>
-        <w:t xml:space="preserve"> to push:</w:t>
+          <w:b/>
+          <w:bCs/>
+          <w:kern w:val="0"/>
+          <w:sz w:val="36"/>
+          <w:szCs w:val="36"/>
+          <w:highlight w:val="yellow"/>
+          <w:u w:val="single"/>
+        </w:rPr>
+      </w:pPr>
+      <w:r>
+        <w:rPr>
+          <w:rFonts w:cstheme="minorHAnsi"/>
+          <w:b/>
+          <w:bCs/>
+          <w:kern w:val="0"/>
+          <w:sz w:val="36"/>
+          <w:szCs w:val="36"/>
+          <w:highlight w:val="yellow"/>
+          <w:u w:val="single"/>
+        </w:rPr>
+        <w:t>Three Main commands once you finish revised or have a new files to push:</w:t>
       </w:r>
     </w:p>
     <w:p>
@@ -7329,23 +6443,7 @@
           <w:rFonts w:cstheme="minorHAnsi"/>
           <w:kern w:val="0"/>
         </w:rPr>
-        <w:t xml:space="preserve"> or git </w:t>
-      </w:r>
-      <w:proofErr w:type="gramStart"/>
-      <w:r>
-        <w:rPr>
-          <w:rFonts w:cstheme="minorHAnsi"/>
-          <w:kern w:val="0"/>
-        </w:rPr>
-        <w:t>add .</w:t>
-      </w:r>
-      <w:proofErr w:type="gramEnd"/>
-      <w:r>
-        <w:rPr>
-          <w:rFonts w:cstheme="minorHAnsi"/>
-          <w:kern w:val="0"/>
-        </w:rPr>
-        <w:t xml:space="preserve"> </w:t>
+        <w:t xml:space="preserve"> or git add . </w:t>
       </w:r>
     </w:p>
     <w:p>
@@ -7485,23 +6583,7 @@
           <w:rFonts w:cstheme="minorHAnsi"/>
           <w:kern w:val="0"/>
         </w:rPr>
-        <w:t xml:space="preserve">Look in both repositories </w:t>
-      </w:r>
-      <w:proofErr w:type="gramStart"/>
-      <w:r>
-        <w:rPr>
-          <w:rFonts w:cstheme="minorHAnsi"/>
-          <w:kern w:val="0"/>
-        </w:rPr>
-        <w:t>for .git</w:t>
-      </w:r>
-      <w:proofErr w:type="gramEnd"/>
-      <w:r>
-        <w:rPr>
-          <w:rFonts w:cstheme="minorHAnsi"/>
-          <w:kern w:val="0"/>
-        </w:rPr>
-        <w:t xml:space="preserve"> hidden file. </w:t>
+        <w:t xml:space="preserve">Look in both repositories for .git hidden file. </w:t>
       </w:r>
     </w:p>
     <w:p>
@@ -7541,6 +6623,7 @@
           <w:rFonts w:cstheme="minorHAnsi"/>
           <w:kern w:val="0"/>
         </w:rPr>
+        <w:lastRenderedPageBreak/>
         <w:t xml:space="preserve">Move the folders: </w:t>
       </w:r>
     </w:p>
@@ -7561,7 +6644,6 @@
           <w:rFonts w:cstheme="minorHAnsi"/>
           <w:kern w:val="0"/>
         </w:rPr>
-        <w:lastRenderedPageBreak/>
         <w:t xml:space="preserve">Copy the project folders from your thumb drives onto your new computer’s hard drive. </w:t>
       </w:r>
     </w:p>
@@ -7749,23 +6831,7 @@
           <w:rFonts w:cstheme="minorHAnsi"/>
           <w:kern w:val="0"/>
         </w:rPr>
-        <w:t xml:space="preserve">Even though repository is ready, you will likely need to authenticate your new computer with your Git provider </w:t>
-      </w:r>
-      <w:proofErr w:type="gramStart"/>
-      <w:r>
-        <w:rPr>
-          <w:rFonts w:cstheme="minorHAnsi"/>
-          <w:kern w:val="0"/>
-        </w:rPr>
-        <w:t>( like</w:t>
-      </w:r>
-      <w:proofErr w:type="gramEnd"/>
-      <w:r>
-        <w:rPr>
-          <w:rFonts w:cstheme="minorHAnsi"/>
-          <w:kern w:val="0"/>
-        </w:rPr>
-        <w:t xml:space="preserve"> GitHub) one time. </w:t>
+        <w:t xml:space="preserve">Even though repository is ready, you will likely need to authenticate your new computer with your Git provider ( like GitHub) one time. </w:t>
       </w:r>
     </w:p>
     <w:p>
@@ -8129,6 +7195,7 @@
           <w:rFonts w:cstheme="minorHAnsi"/>
           <w:kern w:val="0"/>
         </w:rPr>
+        <w:lastRenderedPageBreak/>
         <w:t xml:space="preserve">Click Add SSH key </w:t>
       </w:r>
     </w:p>
@@ -8141,15 +7208,26 @@
         </w:numPr>
         <w:rPr>
           <w:rFonts w:cstheme="minorHAnsi"/>
-          <w:kern w:val="0"/>
-        </w:rPr>
-      </w:pPr>
-      <w:r>
-        <w:rPr>
-          <w:rFonts w:cstheme="minorHAnsi"/>
-          <w:kern w:val="0"/>
-        </w:rPr>
-        <w:lastRenderedPageBreak/>
+          <w:b/>
+          <w:bCs/>
+          <w:kern w:val="0"/>
+          <w:sz w:val="28"/>
+          <w:szCs w:val="28"/>
+          <w:highlight w:val="yellow"/>
+          <w:u w:val="single"/>
+        </w:rPr>
+      </w:pPr>
+      <w:r>
+        <w:rPr>
+          <w:rFonts w:cstheme="minorHAnsi"/>
+          <w:b/>
+          <w:bCs/>
+          <w:kern w:val="0"/>
+          <w:sz w:val="28"/>
+          <w:szCs w:val="28"/>
+          <w:highlight w:val="yellow"/>
+          <w:u w:val="single"/>
+        </w:rPr>
         <w:t>Run this command to make sure it is working:</w:t>
       </w:r>
     </w:p>
@@ -8216,23 +7294,7 @@
           <w:rFonts w:cstheme="minorHAnsi"/>
           <w:kern w:val="0"/>
         </w:rPr>
-        <w:t xml:space="preserve">]! You've successfully authenticated," you are all </w:t>
-      </w:r>
-      <w:proofErr w:type="gramStart"/>
-      <w:r>
-        <w:rPr>
-          <w:rFonts w:cstheme="minorHAnsi"/>
-          <w:kern w:val="0"/>
-        </w:rPr>
-        <w:t>set .</w:t>
-      </w:r>
-      <w:proofErr w:type="gramEnd"/>
-      <w:r>
-        <w:rPr>
-          <w:rFonts w:cstheme="minorHAnsi"/>
-          <w:kern w:val="0"/>
-        </w:rPr>
-        <w:t xml:space="preserve"> </w:t>
+        <w:t xml:space="preserve">]! You've successfully authenticated," you are all set . </w:t>
       </w:r>
     </w:p>
     <w:p>
@@ -8300,17 +7362,8 @@
           <w:rFonts w:cstheme="minorHAnsi"/>
           <w:kern w:val="0"/>
         </w:rPr>
-        <w:t xml:space="preserve">; it handles all the authentication for you automatically once you sign </w:t>
-      </w:r>
-      <w:proofErr w:type="gramStart"/>
-      <w:r>
-        <w:rPr>
-          <w:rFonts w:cstheme="minorHAnsi"/>
-          <w:kern w:val="0"/>
-        </w:rPr>
-        <w:t>in .</w:t>
-      </w:r>
-      <w:proofErr w:type="gramEnd"/>
+        <w:t>; it handles all the authentication for you automatically once you sign in .</w:t>
+      </w:r>
     </w:p>
     <w:p>
       <w:pPr>
@@ -8538,20 +7591,38 @@
         </w:numPr>
         <w:rPr>
           <w:rFonts w:cstheme="minorHAnsi"/>
-          <w:kern w:val="0"/>
-        </w:rPr>
-      </w:pPr>
-      <w:r>
-        <w:rPr>
-          <w:rFonts w:cstheme="minorHAnsi"/>
-          <w:kern w:val="0"/>
+          <w:b/>
+          <w:bCs/>
+          <w:kern w:val="0"/>
+          <w:sz w:val="36"/>
+          <w:szCs w:val="36"/>
+          <w:highlight w:val="yellow"/>
+          <w:u w:val="single"/>
+        </w:rPr>
+      </w:pPr>
+      <w:r>
+        <w:rPr>
+          <w:rFonts w:cstheme="minorHAnsi"/>
+          <w:b/>
+          <w:bCs/>
+          <w:kern w:val="0"/>
+          <w:sz w:val="36"/>
+          <w:szCs w:val="36"/>
+          <w:highlight w:val="yellow"/>
+          <w:u w:val="single"/>
         </w:rPr>
         <w:t>Computers to purchase:</w:t>
       </w:r>
       <w:r>
         <w:rPr>
           <w:rFonts w:cstheme="minorHAnsi"/>
-          <w:kern w:val="0"/>
+          <w:b/>
+          <w:bCs/>
+          <w:kern w:val="0"/>
+          <w:sz w:val="36"/>
+          <w:szCs w:val="36"/>
+          <w:highlight w:val="yellow"/>
+          <w:u w:val="single"/>
         </w:rPr>
         <w:tab/>
       </w:r>
@@ -9070,23 +8141,7 @@
           <w:rFonts w:cstheme="minorHAnsi"/>
           <w:kern w:val="0"/>
         </w:rPr>
-        <w:t xml:space="preserve">This is for when you don’t have a project file ready yet, create a </w:t>
-      </w:r>
-      <w:proofErr w:type="gramStart"/>
-      <w:r>
-        <w:rPr>
-          <w:rFonts w:cstheme="minorHAnsi"/>
-          <w:kern w:val="0"/>
-        </w:rPr>
-        <w:t>hidden .gitkeep</w:t>
-      </w:r>
-      <w:proofErr w:type="gramEnd"/>
-      <w:r>
-        <w:rPr>
-          <w:rFonts w:cstheme="minorHAnsi"/>
-          <w:kern w:val="0"/>
-        </w:rPr>
-        <w:t xml:space="preserve"> file so Git will recognize the folder. </w:t>
+        <w:t xml:space="preserve">This is for when you don’t have a project file ready yet, create a hidden .gitkeep file so Git will recognize the folder. </w:t>
       </w:r>
     </w:p>
     <w:p>
@@ -9108,7 +8163,6 @@
         </w:rPr>
         <w:t xml:space="preserve">Type, </w:t>
       </w:r>
-      <w:proofErr w:type="gramStart"/>
       <w:r>
         <w:rPr>
           <w:rFonts w:cstheme="minorHAnsi"/>
@@ -9120,7 +8174,6 @@
         </w:rPr>
         <w:t>touch .gitkeep</w:t>
       </w:r>
-      <w:proofErr w:type="gramEnd"/>
     </w:p>
     <w:p>
       <w:pPr>
@@ -9230,21 +8283,8 @@
           <w:iCs/>
           <w:kern w:val="0"/>
         </w:rPr>
-        <w:t xml:space="preserve">git </w:t>
-      </w:r>
-      <w:proofErr w:type="gramStart"/>
-      <w:r>
-        <w:rPr>
-          <w:rFonts w:cstheme="minorHAnsi"/>
-          <w:b/>
-          <w:bCs/>
-          <w:i/>
-          <w:iCs/>
-          <w:kern w:val="0"/>
-        </w:rPr>
-        <w:t>add .</w:t>
-      </w:r>
-      <w:proofErr w:type="gramEnd"/>
+        <w:t>git add .</w:t>
+      </w:r>
       <w:r>
         <w:rPr>
           <w:rFonts w:cstheme="minorHAnsi"/>
@@ -9307,23 +8347,7 @@
           <w:rFonts w:cstheme="minorHAnsi"/>
           <w:kern w:val="0"/>
         </w:rPr>
-        <w:t xml:space="preserve">git commit -m "Added new directory </w:t>
-      </w:r>
-      <w:proofErr w:type="gramStart"/>
-      <w:r>
-        <w:rPr>
-          <w:rFonts w:cstheme="minorHAnsi"/>
-          <w:kern w:val="0"/>
-        </w:rPr>
-        <w:t>with .gitkeep</w:t>
-      </w:r>
-      <w:proofErr w:type="gramEnd"/>
-      <w:r>
-        <w:rPr>
-          <w:rFonts w:cstheme="minorHAnsi"/>
-          <w:kern w:val="0"/>
-        </w:rPr>
-        <w:t>"</w:t>
+        <w:t>git commit -m "Added new directory with .gitkeep"</w:t>
       </w:r>
     </w:p>
     <w:p>
@@ -9385,6 +8409,171 @@
     </w:p>
     <w:p>
       <w:pPr>
+        <w:pStyle w:val="ListParagraph"/>
+        <w:numPr>
+          <w:ilvl w:val="0"/>
+          <w:numId w:val="2"/>
+        </w:numPr>
+        <w:rPr>
+          <w:rFonts w:cstheme="minorHAnsi"/>
+          <w:b/>
+          <w:bCs/>
+          <w:kern w:val="0"/>
+          <w:sz w:val="36"/>
+          <w:szCs w:val="36"/>
+          <w:highlight w:val="yellow"/>
+          <w:u w:val="single"/>
+        </w:rPr>
+      </w:pPr>
+      <w:r>
+        <w:rPr>
+          <w:rFonts w:cstheme="minorHAnsi"/>
+          <w:b/>
+          <w:bCs/>
+          <w:kern w:val="0"/>
+          <w:sz w:val="36"/>
+          <w:szCs w:val="36"/>
+          <w:highlight w:val="yellow"/>
+          <w:u w:val="single"/>
+        </w:rPr>
+        <w:t>Getting to certain directories:</w:t>
+      </w:r>
+    </w:p>
+    <w:p>
+      <w:pPr>
+        <w:pStyle w:val="ListParagraph"/>
+        <w:numPr>
+          <w:ilvl w:val="1"/>
+          <w:numId w:val="2"/>
+        </w:numPr>
+        <w:rPr>
+          <w:rFonts w:cstheme="minorHAnsi"/>
+          <w:kern w:val="0"/>
+        </w:rPr>
+      </w:pPr>
+      <w:r>
+        <w:rPr>
+          <w:rFonts w:cstheme="minorHAnsi"/>
+          <w:kern w:val="0"/>
+        </w:rPr>
+        <w:t xml:space="preserve">Of course typing cd </w:t>
+      </w:r>
+      <w:proofErr w:type="spellStart"/>
+      <w:r>
+        <w:rPr>
+          <w:rFonts w:cstheme="minorHAnsi"/>
+          <w:kern w:val="0"/>
+        </w:rPr>
+        <w:t>and than</w:t>
+      </w:r>
+      <w:proofErr w:type="spellEnd"/>
+      <w:r>
+        <w:rPr>
+          <w:rFonts w:cstheme="minorHAnsi"/>
+          <w:kern w:val="0"/>
+        </w:rPr>
+        <w:t xml:space="preserve"> the folder name will get you to a certain directory, but if you want to go back one directory or one level to the parent directory, or two levels at once:</w:t>
+      </w:r>
+    </w:p>
+    <w:p>
+      <w:pPr>
+        <w:pStyle w:val="ListParagraph"/>
+        <w:numPr>
+          <w:ilvl w:val="2"/>
+          <w:numId w:val="2"/>
+        </w:numPr>
+        <w:rPr>
+          <w:rFonts w:cstheme="minorHAnsi"/>
+          <w:kern w:val="0"/>
+        </w:rPr>
+      </w:pPr>
+      <w:r>
+        <w:rPr>
+          <w:rFonts w:cstheme="minorHAnsi"/>
+          <w:kern w:val="0"/>
+        </w:rPr>
+        <w:t xml:space="preserve">Type, cd .. : Moves you up exactly one level to the parent directory. </w:t>
+      </w:r>
+    </w:p>
+    <w:p>
+      <w:pPr>
+        <w:pStyle w:val="ListParagraph"/>
+        <w:numPr>
+          <w:ilvl w:val="2"/>
+          <w:numId w:val="2"/>
+        </w:numPr>
+        <w:rPr>
+          <w:rFonts w:cstheme="minorHAnsi"/>
+          <w:kern w:val="0"/>
+        </w:rPr>
+      </w:pPr>
+      <w:r>
+        <w:rPr>
+          <w:rFonts w:cstheme="minorHAnsi"/>
+          <w:kern w:val="0"/>
+        </w:rPr>
+        <w:t xml:space="preserve">Type, cd - : A “back button” that returns you to the immediately preceding directory you were in, regardless of where it is in the folder tree. </w:t>
+      </w:r>
+    </w:p>
+    <w:p>
+      <w:pPr>
+        <w:pStyle w:val="ListParagraph"/>
+        <w:numPr>
+          <w:ilvl w:val="2"/>
+          <w:numId w:val="2"/>
+        </w:numPr>
+        <w:rPr>
+          <w:rFonts w:cstheme="minorHAnsi"/>
+          <w:kern w:val="0"/>
+        </w:rPr>
+      </w:pPr>
+      <w:r>
+        <w:rPr>
+          <w:rFonts w:cstheme="minorHAnsi"/>
+          <w:kern w:val="0"/>
+        </w:rPr>
+        <w:lastRenderedPageBreak/>
+        <w:t xml:space="preserve">Type, ../.. : Moves you up two levels at once. </w:t>
+      </w:r>
+    </w:p>
+    <w:p>
+      <w:pPr>
+        <w:pStyle w:val="ListParagraph"/>
+        <w:numPr>
+          <w:ilvl w:val="2"/>
+          <w:numId w:val="2"/>
+        </w:numPr>
+        <w:rPr>
+          <w:rFonts w:cstheme="minorHAnsi"/>
+          <w:kern w:val="0"/>
+        </w:rPr>
+      </w:pPr>
+      <w:r>
+        <w:rPr>
+          <w:rFonts w:cstheme="minorHAnsi"/>
+          <w:kern w:val="0"/>
+        </w:rPr>
+        <w:t xml:space="preserve">Type </w:t>
+      </w:r>
+      <w:proofErr w:type="spellStart"/>
+      <w:r>
+        <w:rPr>
+          <w:rFonts w:cstheme="minorHAnsi"/>
+          <w:kern w:val="0"/>
+        </w:rPr>
+        <w:t>pwd</w:t>
+      </w:r>
+      <w:proofErr w:type="spellEnd"/>
+      <w:r>
+        <w:rPr>
+          <w:rFonts w:cstheme="minorHAnsi"/>
+          <w:kern w:val="0"/>
+        </w:rPr>
+        <w:t xml:space="preserve"> : Use this command to see the full path of your current directory so you don’t get lost. </w:t>
+      </w:r>
+    </w:p>
+    <w:p>
+      <w:pPr>
         <w:rPr>
           <w:rFonts w:cstheme="minorHAnsi"/>
           <w:kern w:val="0"/>
@@ -9538,7 +8727,6 @@
         </w:rPr>
         <w:t xml:space="preserve">Type, </w:t>
       </w:r>
-      <w:proofErr w:type="gramStart"/>
       <w:r>
         <w:rPr>
           <w:rFonts w:cstheme="minorHAnsi"/>
@@ -9550,7 +8738,6 @@
         </w:rPr>
         <w:t>code .</w:t>
       </w:r>
-      <w:proofErr w:type="gramEnd"/>
       <w:r>
         <w:rPr>
           <w:rFonts w:cstheme="minorHAnsi"/>
@@ -9576,23 +8763,7 @@
           <w:rFonts w:cstheme="minorHAnsi"/>
           <w:kern w:val="0"/>
         </w:rPr>
-        <w:t xml:space="preserve">The </w:t>
-      </w:r>
-      <w:proofErr w:type="gramStart"/>
-      <w:r>
-        <w:rPr>
-          <w:rFonts w:cstheme="minorHAnsi"/>
-          <w:kern w:val="0"/>
-        </w:rPr>
-        <w:t>code .</w:t>
-      </w:r>
-      <w:proofErr w:type="gramEnd"/>
-      <w:r>
-        <w:rPr>
-          <w:rFonts w:cstheme="minorHAnsi"/>
-          <w:kern w:val="0"/>
-        </w:rPr>
-        <w:t xml:space="preserve"> command opens that specific folder directly in VS Code. </w:t>
+        <w:t xml:space="preserve">The code . command opens that specific folder directly in VS Code. </w:t>
       </w:r>
     </w:p>
     <w:p>
@@ -9654,7 +8825,6 @@
           <w:szCs w:val="32"/>
           <w:highlight w:val="cyan"/>
         </w:rPr>
-        <w:lastRenderedPageBreak/>
         <w:t xml:space="preserve">Inside VS Code, create a new file named RESUME.md </w:t>
       </w:r>
     </w:p>
@@ -9819,23 +8989,7 @@
           <w:rFonts w:cstheme="minorHAnsi"/>
           <w:kern w:val="0"/>
         </w:rPr>
-        <w:t xml:space="preserve">Type, git </w:t>
-      </w:r>
-      <w:proofErr w:type="gramStart"/>
-      <w:r>
-        <w:rPr>
-          <w:rFonts w:cstheme="minorHAnsi"/>
-          <w:kern w:val="0"/>
-        </w:rPr>
-        <w:t>add .</w:t>
-      </w:r>
-      <w:proofErr w:type="gramEnd"/>
-      <w:r>
-        <w:rPr>
-          <w:rFonts w:cstheme="minorHAnsi"/>
-          <w:kern w:val="0"/>
-        </w:rPr>
-        <w:t xml:space="preserve"> </w:t>
+        <w:t xml:space="preserve">Type, git add . </w:t>
       </w:r>
     </w:p>
     <w:p>
@@ -10092,6 +9246,7 @@
           <w:rFonts w:cstheme="minorHAnsi"/>
           <w:kern w:val="0"/>
         </w:rPr>
+        <w:lastRenderedPageBreak/>
         <w:t># Your Name</w:t>
       </w:r>
     </w:p>
@@ -10394,6 +9549,7 @@
           <w:rFonts w:cstheme="minorHAnsi"/>
           <w:kern w:val="0"/>
         </w:rPr>
+        <w:lastRenderedPageBreak/>
         <w:t xml:space="preserve">* </w:t>
       </w:r>
       <w:r>
@@ -10479,27 +9635,7 @@
           <w:bCs/>
           <w:kern w:val="0"/>
         </w:rPr>
-        <w:t>**</w:t>
-      </w:r>
-      <w:proofErr w:type="gramStart"/>
-      <w:r>
-        <w:rPr>
-          <w:rFonts w:cstheme="minorHAnsi"/>
-          <w:b/>
-          <w:bCs/>
-          <w:kern w:val="0"/>
-        </w:rPr>
-        <w:t>Networking:*</w:t>
-      </w:r>
-      <w:proofErr w:type="gramEnd"/>
-      <w:r>
-        <w:rPr>
-          <w:rFonts w:cstheme="minorHAnsi"/>
-          <w:b/>
-          <w:bCs/>
-          <w:kern w:val="0"/>
-        </w:rPr>
-        <w:t>*</w:t>
+        <w:t>**Networking:**</w:t>
       </w:r>
       <w:r>
         <w:rPr>
@@ -10530,27 +9666,7 @@
           <w:bCs/>
           <w:kern w:val="0"/>
         </w:rPr>
-        <w:t>**</w:t>
-      </w:r>
-      <w:proofErr w:type="gramStart"/>
-      <w:r>
-        <w:rPr>
-          <w:rFonts w:cstheme="minorHAnsi"/>
-          <w:b/>
-          <w:bCs/>
-          <w:kern w:val="0"/>
-        </w:rPr>
-        <w:t>Security:*</w:t>
-      </w:r>
-      <w:proofErr w:type="gramEnd"/>
-      <w:r>
-        <w:rPr>
-          <w:rFonts w:cstheme="minorHAnsi"/>
-          <w:b/>
-          <w:bCs/>
-          <w:kern w:val="0"/>
-        </w:rPr>
-        <w:t>*</w:t>
+        <w:t>**Security:**</w:t>
       </w:r>
       <w:r>
         <w:rPr>
@@ -10581,27 +9697,7 @@
           <w:bCs/>
           <w:kern w:val="0"/>
         </w:rPr>
-        <w:t>**</w:t>
-      </w:r>
-      <w:proofErr w:type="gramStart"/>
-      <w:r>
-        <w:rPr>
-          <w:rFonts w:cstheme="minorHAnsi"/>
-          <w:b/>
-          <w:bCs/>
-          <w:kern w:val="0"/>
-        </w:rPr>
-        <w:t>Scripting:*</w:t>
-      </w:r>
-      <w:proofErr w:type="gramEnd"/>
-      <w:r>
-        <w:rPr>
-          <w:rFonts w:cstheme="minorHAnsi"/>
-          <w:b/>
-          <w:bCs/>
-          <w:kern w:val="0"/>
-        </w:rPr>
-        <w:t>*</w:t>
+        <w:t>**Scripting:**</w:t>
       </w:r>
       <w:r>
         <w:rPr>
@@ -11583,6 +10679,7 @@
   <w:style w:type="character" w:default="1" w:styleId="DefaultParagraphFont">
     <w:name w:val="Default Paragraph Font"/>
     <w:uiPriority w:val="1"/>
+    <w:semiHidden/>
     <w:unhideWhenUsed/>
   </w:style>
   <w:style w:type="table" w:default="1" w:styleId="TableNormal">

--- a/Git Hub/Git Bash Respository.docx
+++ b/Git Hub/Git Bash Respository.docx
@@ -8184,6 +8184,63 @@
         </w:numPr>
         <w:rPr>
           <w:rFonts w:cstheme="minorHAnsi"/>
+          <w:kern w:val="0"/>
+          <w:sz w:val="36"/>
+          <w:szCs w:val="36"/>
+          <w:highlight w:val="yellow"/>
+          <w:u w:val="single"/>
+        </w:rPr>
+      </w:pPr>
+      <w:r>
+        <w:rPr>
+          <w:rFonts w:cstheme="minorHAnsi"/>
+          <w:b/>
+          <w:bCs/>
+          <w:kern w:val="0"/>
+          <w:sz w:val="36"/>
+          <w:szCs w:val="36"/>
+          <w:highlight w:val="yellow"/>
+          <w:u w:val="single"/>
+        </w:rPr>
+        <w:t>Moving a File into the Directory:</w:t>
+      </w:r>
+    </w:p>
+    <w:p>
+      <w:pPr>
+        <w:pStyle w:val="ListParagraph"/>
+        <w:numPr>
+          <w:ilvl w:val="1"/>
+          <w:numId w:val="2"/>
+        </w:numPr>
+        <w:rPr>
+          <w:rFonts w:cstheme="minorHAnsi"/>
+          <w:kern w:val="0"/>
+        </w:rPr>
+      </w:pPr>
+      <w:r>
+        <w:rPr>
+          <w:rFonts w:cstheme="minorHAnsi"/>
+          <w:kern w:val="0"/>
+        </w:rPr>
+        <w:t xml:space="preserve">Type, </w:t>
+      </w:r>
+      <w:r>
+        <w:rPr>
+          <w:rFonts w:cstheme="minorHAnsi"/>
+          <w:kern w:val="0"/>
+        </w:rPr>
+        <w:t>mv filename.txt folder_name/</w:t>
+      </w:r>
+    </w:p>
+    <w:p>
+      <w:pPr>
+        <w:pStyle w:val="ListParagraph"/>
+        <w:numPr>
+          <w:ilvl w:val="0"/>
+          <w:numId w:val="2"/>
+        </w:numPr>
+        <w:rPr>
+          <w:rFonts w:cstheme="minorHAnsi"/>
           <w:b/>
           <w:bCs/>
           <w:kern w:val="0"/>
@@ -8456,17 +8513,22 @@
           <w:rFonts w:cstheme="minorHAnsi"/>
           <w:kern w:val="0"/>
         </w:rPr>
-        <w:t xml:space="preserve">Of course typing cd </w:t>
-      </w:r>
-      <w:proofErr w:type="spellStart"/>
-      <w:r>
-        <w:rPr>
-          <w:rFonts w:cstheme="minorHAnsi"/>
-          <w:kern w:val="0"/>
-        </w:rPr>
-        <w:t>and than</w:t>
-      </w:r>
-      <w:proofErr w:type="spellEnd"/>
+        <w:t>Of course,</w:t>
+      </w:r>
+      <w:r>
+        <w:rPr>
+          <w:rFonts w:cstheme="minorHAnsi"/>
+          <w:kern w:val="0"/>
+        </w:rPr>
+        <w:t xml:space="preserve"> typing cd </w:t>
+      </w:r>
+      <w:r>
+        <w:rPr>
+          <w:rFonts w:cstheme="minorHAnsi"/>
+          <w:kern w:val="0"/>
+        </w:rPr>
+        <w:t>and then</w:t>
+      </w:r>
       <w:r>
         <w:rPr>
           <w:rFonts w:cstheme="minorHAnsi"/>
@@ -8512,6 +8574,7 @@
           <w:rFonts w:cstheme="minorHAnsi"/>
           <w:kern w:val="0"/>
         </w:rPr>
+        <w:lastRenderedPageBreak/>
         <w:t xml:space="preserve">Type, cd - : A “back button” that returns you to the immediately preceding directory you were in, regardless of where it is in the folder tree. </w:t>
       </w:r>
     </w:p>
@@ -8532,7 +8595,6 @@
           <w:rFonts w:cstheme="minorHAnsi"/>
           <w:kern w:val="0"/>
         </w:rPr>
-        <w:lastRenderedPageBreak/>
         <w:t xml:space="preserve">Type, ../.. : Moves you up two levels at once. </w:t>
       </w:r>
     </w:p>
@@ -9214,6 +9276,7 @@
           <w:rFonts w:cstheme="minorHAnsi"/>
           <w:kern w:val="0"/>
         </w:rPr>
+        <w:lastRenderedPageBreak/>
         <w:t>date: April 2026</w:t>
       </w:r>
     </w:p>
@@ -9246,7 +9309,6 @@
           <w:rFonts w:cstheme="minorHAnsi"/>
           <w:kern w:val="0"/>
         </w:rPr>
-        <w:lastRenderedPageBreak/>
         <w:t># Your Name</w:t>
       </w:r>
     </w:p>
@@ -9518,6 +9580,7 @@
           <w:rFonts w:cstheme="minorHAnsi"/>
           <w:kern w:val="0"/>
         </w:rPr>
+        <w:lastRenderedPageBreak/>
         <w:t xml:space="preserve">* </w:t>
       </w:r>
       <w:r>
@@ -9549,7 +9612,6 @@
           <w:rFonts w:cstheme="minorHAnsi"/>
           <w:kern w:val="0"/>
         </w:rPr>
-        <w:lastRenderedPageBreak/>
         <w:t xml:space="preserve">* </w:t>
       </w:r>
       <w:r>

--- a/Git Hub/Git Bash Respository.docx
+++ b/Git Hub/Git Bash Respository.docx
@@ -9823,6 +9823,248 @@
           <w:kern w:val="0"/>
         </w:rPr>
         <w:t xml:space="preserve">. Unauthorized access to systems is illegal. </w:t>
+      </w:r>
+    </w:p>
+    <w:p>
+      <w:pPr>
+        <w:rPr>
+          <w:rFonts w:cstheme="minorHAnsi"/>
+          <w:kern w:val="0"/>
+        </w:rPr>
+      </w:pPr>
+    </w:p>
+    <w:p>
+      <w:pPr>
+        <w:rPr>
+          <w:rFonts w:cstheme="minorHAnsi"/>
+          <w:kern w:val="0"/>
+        </w:rPr>
+      </w:pPr>
+    </w:p>
+    <w:p>
+      <w:pPr>
+        <w:rPr>
+          <w:rFonts w:cstheme="minorHAnsi"/>
+          <w:kern w:val="0"/>
+        </w:rPr>
+      </w:pPr>
+      <w:r>
+        <w:rPr>
+          <w:rFonts w:cstheme="minorHAnsi"/>
+          <w:kern w:val="0"/>
+        </w:rPr>
+        <w:t xml:space="preserve">Adding a index.html and </w:t>
+      </w:r>
+      <w:proofErr w:type="spellStart"/>
+      <w:r>
+        <w:rPr>
+          <w:rFonts w:cstheme="minorHAnsi"/>
+          <w:kern w:val="0"/>
+        </w:rPr>
+        <w:t>css.styles</w:t>
+      </w:r>
+      <w:proofErr w:type="spellEnd"/>
+      <w:r>
+        <w:rPr>
+          <w:rFonts w:cstheme="minorHAnsi"/>
+          <w:kern w:val="0"/>
+        </w:rPr>
+        <w:t xml:space="preserve"> and previewing it:</w:t>
+      </w:r>
+    </w:p>
+    <w:p>
+      <w:pPr>
+        <w:pStyle w:val="ListParagraph"/>
+        <w:numPr>
+          <w:ilvl w:val="0"/>
+          <w:numId w:val="4"/>
+        </w:numPr>
+        <w:rPr>
+          <w:rFonts w:cstheme="minorHAnsi"/>
+          <w:kern w:val="0"/>
+        </w:rPr>
+      </w:pPr>
+      <w:r>
+        <w:rPr>
+          <w:rFonts w:cstheme="minorHAnsi"/>
+          <w:kern w:val="0"/>
+        </w:rPr>
+        <w:t xml:space="preserve">Create a folder for each index.html project. </w:t>
+      </w:r>
+    </w:p>
+    <w:p>
+      <w:pPr>
+        <w:pStyle w:val="ListParagraph"/>
+        <w:numPr>
+          <w:ilvl w:val="1"/>
+          <w:numId w:val="4"/>
+        </w:numPr>
+        <w:rPr>
+          <w:rFonts w:cstheme="minorHAnsi"/>
+          <w:kern w:val="0"/>
+        </w:rPr>
+      </w:pPr>
+      <w:r>
+        <w:rPr>
+          <w:rFonts w:cstheme="minorHAnsi"/>
+          <w:kern w:val="0"/>
+        </w:rPr>
+        <w:t xml:space="preserve">Add the </w:t>
+      </w:r>
+      <w:proofErr w:type="spellStart"/>
+      <w:r>
+        <w:rPr>
+          <w:rFonts w:cstheme="minorHAnsi"/>
+          <w:kern w:val="0"/>
+        </w:rPr>
+        <w:t>css.styles</w:t>
+      </w:r>
+      <w:proofErr w:type="spellEnd"/>
+      <w:r>
+        <w:rPr>
+          <w:rFonts w:cstheme="minorHAnsi"/>
+          <w:kern w:val="0"/>
+        </w:rPr>
+        <w:t xml:space="preserve"> file to each index.html project you create and place in the same folder.</w:t>
+      </w:r>
+    </w:p>
+    <w:p>
+      <w:pPr>
+        <w:pStyle w:val="ListParagraph"/>
+        <w:numPr>
+          <w:ilvl w:val="0"/>
+          <w:numId w:val="4"/>
+        </w:numPr>
+        <w:rPr>
+          <w:rFonts w:cstheme="minorHAnsi"/>
+          <w:kern w:val="0"/>
+        </w:rPr>
+      </w:pPr>
+      <w:r>
+        <w:rPr>
+          <w:rFonts w:cstheme="minorHAnsi"/>
+          <w:kern w:val="0"/>
+        </w:rPr>
+        <w:t xml:space="preserve">Use VS code to write your code. </w:t>
+      </w:r>
+    </w:p>
+    <w:p>
+      <w:pPr>
+        <w:pStyle w:val="ListParagraph"/>
+        <w:numPr>
+          <w:ilvl w:val="0"/>
+          <w:numId w:val="4"/>
+        </w:numPr>
+        <w:rPr>
+          <w:rFonts w:cstheme="minorHAnsi"/>
+          <w:kern w:val="0"/>
+        </w:rPr>
+      </w:pPr>
+      <w:r>
+        <w:rPr>
+          <w:rFonts w:cstheme="minorHAnsi"/>
+          <w:kern w:val="0"/>
+        </w:rPr>
+        <w:t>In VS code install “Live Server” Extension:</w:t>
+      </w:r>
+    </w:p>
+    <w:p>
+      <w:pPr>
+        <w:pStyle w:val="ListParagraph"/>
+        <w:numPr>
+          <w:ilvl w:val="1"/>
+          <w:numId w:val="4"/>
+        </w:numPr>
+        <w:rPr>
+          <w:rFonts w:cstheme="minorHAnsi"/>
+          <w:kern w:val="0"/>
+        </w:rPr>
+      </w:pPr>
+      <w:r>
+        <w:rPr>
+          <w:rFonts w:cstheme="minorHAnsi"/>
+          <w:kern w:val="0"/>
+        </w:rPr>
+        <w:t xml:space="preserve">Click the Extension icon on the left side bar (look like 4 blocks) or press </w:t>
+      </w:r>
+      <w:proofErr w:type="spellStart"/>
+      <w:r>
+        <w:rPr>
+          <w:rFonts w:cstheme="minorHAnsi"/>
+          <w:kern w:val="0"/>
+        </w:rPr>
+        <w:t>Ctrl+Shift+X</w:t>
+      </w:r>
+      <w:proofErr w:type="spellEnd"/>
+      <w:r>
+        <w:rPr>
+          <w:rFonts w:cstheme="minorHAnsi"/>
+          <w:kern w:val="0"/>
+        </w:rPr>
+        <w:t xml:space="preserve"> . </w:t>
+      </w:r>
+    </w:p>
+    <w:p>
+      <w:pPr>
+        <w:pStyle w:val="ListParagraph"/>
+        <w:numPr>
+          <w:ilvl w:val="1"/>
+          <w:numId w:val="4"/>
+        </w:numPr>
+        <w:rPr>
+          <w:rFonts w:cstheme="minorHAnsi"/>
+          <w:kern w:val="0"/>
+        </w:rPr>
+      </w:pPr>
+      <w:r>
+        <w:rPr>
+          <w:rFonts w:cstheme="minorHAnsi"/>
+          <w:kern w:val="0"/>
+        </w:rPr>
+        <w:t xml:space="preserve">Search for Live Server </w:t>
+      </w:r>
+      <w:r>
+        <w:rPr>
+          <w:rFonts w:cstheme="minorHAnsi"/>
+          <w:kern w:val="0"/>
+        </w:rPr>
+        <w:t xml:space="preserve">(by </w:t>
+      </w:r>
+      <w:proofErr w:type="spellStart"/>
+      <w:r>
+        <w:rPr>
+          <w:rFonts w:cstheme="minorHAnsi"/>
+          <w:kern w:val="0"/>
+        </w:rPr>
+        <w:t>Ritwick</w:t>
+      </w:r>
+      <w:proofErr w:type="spellEnd"/>
+      <w:r>
+        <w:rPr>
+          <w:rFonts w:cstheme="minorHAnsi"/>
+          <w:kern w:val="0"/>
+        </w:rPr>
+        <w:t xml:space="preserve"> Dey) and click install. </w:t>
+      </w:r>
+    </w:p>
+    <w:p>
+      <w:pPr>
+        <w:pStyle w:val="ListParagraph"/>
+        <w:numPr>
+          <w:ilvl w:val="1"/>
+          <w:numId w:val="4"/>
+        </w:numPr>
+        <w:rPr>
+          <w:rFonts w:cstheme="minorHAnsi"/>
+          <w:kern w:val="0"/>
+        </w:rPr>
+      </w:pPr>
+      <w:r>
+        <w:rPr>
+          <w:rFonts w:cstheme="minorHAnsi"/>
+          <w:kern w:val="0"/>
+        </w:rPr>
+        <w:t xml:space="preserve">Right-click your index.html file code and select Open with Live Server. </w:t>
       </w:r>
     </w:p>
     <w:p>
@@ -9860,9 +10102,9 @@
 <file path=word/numbering.xml><?xml version="1.0" encoding="utf-8"?>
 <w:numbering xmlns:wpc="http://schemas.microsoft.com/office/word/2010/wordprocessingCanvas" xmlns:cx="http://schemas.microsoft.com/office/drawing/2014/chartex" xmlns:cx1="http://schemas.microsoft.com/office/drawing/2015/9/8/chartex" xmlns:cx2="http://schemas.microsoft.com/office/drawing/2015/10/21/chartex" xmlns:cx3="http://schemas.microsoft.com/office/drawing/2016/5/9/chartex" xmlns:cx4="http://schemas.microsoft.com/office/drawing/2016/5/10/chartex" xmlns:cx5="http://schemas.microsoft.com/office/drawing/2016/5/11/chartex" xmlns:cx6="http://schemas.microsoft.com/office/drawing/2016/5/12/chartex" xmlns:cx7="http://schemas.microsoft.com/office/drawing/2016/5/13/chartex" xmlns:cx8="http://schemas.microsoft.com/office/drawing/2016/5/14/chartex" xmlns:mc="http://schemas.openxmlformats.org/markup-compatibility/2006" xmlns:aink="http://schemas.microsoft.com/office/drawing/2016/ink" xmlns:am3d="http://schemas.microsoft.com/office/drawing/2017/model3d" xmlns:o="urn:schemas-microsoft-com:office:office" xmlns:oel="http://schemas.microsoft.com/office/2019/extlst" xmlns:r="http://schemas.openxmlformats.org/officeDocument/2006/relationships" xmlns:m="http://schemas.openxmlformats.org/officeDocument/2006/math" xmlns:v="urn:schemas-microsoft-com:vml" xmlns:wp14="http://schemas.microsoft.com/office/word/2010/wordprocessingDrawing" xmlns:wp="http://schemas.openxmlformats.org/drawingml/2006/wordprocessingDrawing" xmlns:w10="urn:schemas-microsoft-com:office:word" xmlns:w="http://schemas.openxmlformats.org/wordprocessingml/2006/main" xmlns:w14="http://schemas.microsoft.com/office/word/2010/wordml" xmlns:w15="http://schemas.microsoft.com/office/word/2012/wordml" xmlns:w16cex="http://schemas.microsoft.com/office/word/2018/wordml/cex" xmlns:w16cid="http://schemas.microsoft.com/office/word/2016/wordml/cid" xmlns:w16="http://schemas.microsoft.com/office/word/2018/wordml" xmlns:w16du="http://schemas.microsoft.com/office/word/2023/wordml/word16du" xmlns:w16sdtdh="http://schemas.microsoft.com/office/word/2020/wordml/sdtdatahash" xmlns:w16sdtfl="http://schemas.microsoft.com/office/word/2024/wordml/sdtformatlock" xmlns:w16se="http://schemas.microsoft.com/office/word/2015/wordml/symex" xmlns:wpg="http://schemas.microsoft.com/office/word/2010/wordprocessingGroup" xmlns:wpi="http://schemas.microsoft.com/office/word/2010/wordprocessingInk" xmlns:wne="http://schemas.microsoft.com/office/word/2006/wordml" xmlns:wps="http://schemas.microsoft.com/office/word/2010/wordprocessingShape" mc:Ignorable="w14 w15 w16se w16cid w16 w16cex w16sdtdh w16sdtfl w16du wp14">
   <w:abstractNum w:abstractNumId="0" w15:restartNumberingAfterBreak="0">
-    <w:nsid w:val="4E5A0567"/>
+    <w:nsid w:val="43281007"/>
     <w:multiLevelType w:val="hybridMultilevel"/>
-    <w:tmpl w:val="6C7C7230"/>
+    <w:tmpl w:val="64DEFC50"/>
     <w:lvl w:ilvl="0" w:tplc="04090015">
       <w:start w:val="1"/>
       <w:numFmt w:val="upperLetter"/>
@@ -9884,7 +10126,7 @@
         <w:ind w:left="1440" w:hanging="360"/>
       </w:pPr>
     </w:lvl>
-    <w:lvl w:ilvl="2" w:tplc="0409001B">
+    <w:lvl w:ilvl="2" w:tplc="0409001B" w:tentative="1">
       <w:start w:val="1"/>
       <w:numFmt w:val="lowerRoman"/>
       <w:lvlText w:val="%3."/>
@@ -9949,9 +10191,9 @@
     </w:lvl>
   </w:abstractNum>
   <w:abstractNum w:abstractNumId="1" w15:restartNumberingAfterBreak="0">
-    <w:nsid w:val="729D50E1"/>
+    <w:nsid w:val="4E5A0567"/>
     <w:multiLevelType w:val="hybridMultilevel"/>
-    <w:tmpl w:val="E2125D80"/>
+    <w:tmpl w:val="267CEC7E"/>
     <w:lvl w:ilvl="0" w:tplc="04090015">
       <w:start w:val="1"/>
       <w:numFmt w:val="upperLetter"/>
@@ -9982,14 +10224,17 @@
         <w:ind w:left="2160" w:hanging="180"/>
       </w:pPr>
     </w:lvl>
-    <w:lvl w:ilvl="3" w:tplc="0409000F">
+    <w:lvl w:ilvl="3" w:tplc="37B209D2">
       <w:start w:val="1"/>
-      <w:numFmt w:val="decimal"/>
-      <w:lvlText w:val="%4."/>
+      <w:numFmt w:val="upperLetter"/>
+      <w:lvlText w:val="%4&gt;"/>
       <w:lvlJc w:val="left"/>
       <w:pPr>
         <w:ind w:left="2880" w:hanging="360"/>
       </w:pPr>
+      <w:rPr>
+        <w:rFonts w:hint="default"/>
+      </w:rPr>
     </w:lvl>
     <w:lvl w:ilvl="4" w:tplc="04090019" w:tentative="1">
       <w:start w:val="1"/>
@@ -10038,9 +10283,9 @@
     </w:lvl>
   </w:abstractNum>
   <w:abstractNum w:abstractNumId="2" w15:restartNumberingAfterBreak="0">
-    <w:nsid w:val="7CD252BB"/>
+    <w:nsid w:val="729D50E1"/>
     <w:multiLevelType w:val="hybridMultilevel"/>
-    <w:tmpl w:val="CEB825AC"/>
+    <w:tmpl w:val="E2125D80"/>
     <w:lvl w:ilvl="0" w:tplc="04090015">
       <w:start w:val="1"/>
       <w:numFmt w:val="upperLetter"/>
@@ -10080,6 +10325,95 @@
         <w:ind w:left="2880" w:hanging="360"/>
       </w:pPr>
     </w:lvl>
+    <w:lvl w:ilvl="4" w:tplc="04090019" w:tentative="1">
+      <w:start w:val="1"/>
+      <w:numFmt w:val="lowerLetter"/>
+      <w:lvlText w:val="%5."/>
+      <w:lvlJc w:val="left"/>
+      <w:pPr>
+        <w:ind w:left="3600" w:hanging="360"/>
+      </w:pPr>
+    </w:lvl>
+    <w:lvl w:ilvl="5" w:tplc="0409001B" w:tentative="1">
+      <w:start w:val="1"/>
+      <w:numFmt w:val="lowerRoman"/>
+      <w:lvlText w:val="%6."/>
+      <w:lvlJc w:val="right"/>
+      <w:pPr>
+        <w:ind w:left="4320" w:hanging="180"/>
+      </w:pPr>
+    </w:lvl>
+    <w:lvl w:ilvl="6" w:tplc="0409000F" w:tentative="1">
+      <w:start w:val="1"/>
+      <w:numFmt w:val="decimal"/>
+      <w:lvlText w:val="%7."/>
+      <w:lvlJc w:val="left"/>
+      <w:pPr>
+        <w:ind w:left="5040" w:hanging="360"/>
+      </w:pPr>
+    </w:lvl>
+    <w:lvl w:ilvl="7" w:tplc="04090019" w:tentative="1">
+      <w:start w:val="1"/>
+      <w:numFmt w:val="lowerLetter"/>
+      <w:lvlText w:val="%8."/>
+      <w:lvlJc w:val="left"/>
+      <w:pPr>
+        <w:ind w:left="5760" w:hanging="360"/>
+      </w:pPr>
+    </w:lvl>
+    <w:lvl w:ilvl="8" w:tplc="0409001B" w:tentative="1">
+      <w:start w:val="1"/>
+      <w:numFmt w:val="lowerRoman"/>
+      <w:lvlText w:val="%9."/>
+      <w:lvlJc w:val="right"/>
+      <w:pPr>
+        <w:ind w:left="6480" w:hanging="180"/>
+      </w:pPr>
+    </w:lvl>
+  </w:abstractNum>
+  <w:abstractNum w:abstractNumId="3" w15:restartNumberingAfterBreak="0">
+    <w:nsid w:val="7CD252BB"/>
+    <w:multiLevelType w:val="hybridMultilevel"/>
+    <w:tmpl w:val="CEB825AC"/>
+    <w:lvl w:ilvl="0" w:tplc="04090015">
+      <w:start w:val="1"/>
+      <w:numFmt w:val="upperLetter"/>
+      <w:lvlText w:val="%1."/>
+      <w:lvlJc w:val="left"/>
+      <w:pPr>
+        <w:ind w:left="720" w:hanging="360"/>
+      </w:pPr>
+      <w:rPr>
+        <w:rFonts w:hint="default"/>
+      </w:rPr>
+    </w:lvl>
+    <w:lvl w:ilvl="1" w:tplc="04090019">
+      <w:start w:val="1"/>
+      <w:numFmt w:val="lowerLetter"/>
+      <w:lvlText w:val="%2."/>
+      <w:lvlJc w:val="left"/>
+      <w:pPr>
+        <w:ind w:left="1440" w:hanging="360"/>
+      </w:pPr>
+    </w:lvl>
+    <w:lvl w:ilvl="2" w:tplc="0409001B">
+      <w:start w:val="1"/>
+      <w:numFmt w:val="lowerRoman"/>
+      <w:lvlText w:val="%3."/>
+      <w:lvlJc w:val="right"/>
+      <w:pPr>
+        <w:ind w:left="2160" w:hanging="180"/>
+      </w:pPr>
+    </w:lvl>
+    <w:lvl w:ilvl="3" w:tplc="0409000F">
+      <w:start w:val="1"/>
+      <w:numFmt w:val="decimal"/>
+      <w:lvlText w:val="%4."/>
+      <w:lvlJc w:val="left"/>
+      <w:pPr>
+        <w:ind w:left="2880" w:hanging="360"/>
+      </w:pPr>
+    </w:lvl>
     <w:lvl w:ilvl="4" w:tplc="04090019">
       <w:start w:val="1"/>
       <w:numFmt w:val="lowerLetter"/>
@@ -10127,13 +10461,16 @@
     </w:lvl>
   </w:abstractNum>
   <w:num w:numId="1" w16cid:durableId="786890927">
+    <w:abstractNumId w:val="3"/>
+  </w:num>
+  <w:num w:numId="2" w16cid:durableId="49696720">
+    <w:abstractNumId w:val="1"/>
+  </w:num>
+  <w:num w:numId="3" w16cid:durableId="230694479">
     <w:abstractNumId w:val="2"/>
   </w:num>
-  <w:num w:numId="2" w16cid:durableId="49696720">
+  <w:num w:numId="4" w16cid:durableId="1229808741">
     <w:abstractNumId w:val="0"/>
-  </w:num>
-  <w:num w:numId="3" w16cid:durableId="230694479">
-    <w:abstractNumId w:val="1"/>
   </w:num>
 </w:numbering>
 </file>
